--- a/Курсовая.docx
+++ b/Курсовая.docx
@@ -286,25 +286,7 @@
           <w:sz w:val="28"/>
           <w:szCs w:val="28"/>
         </w:rPr>
-        <w:t xml:space="preserve">Руководитель: __________________ </w:t>
-      </w:r>
-      <w:proofErr w:type="spellStart"/>
-      <w:r>
-        <w:rPr>
-          <w:rFonts w:asciiTheme="majorHAnsi" w:hAnsiTheme="majorHAnsi" w:cstheme="majorHAnsi"/>
-          <w:sz w:val="28"/>
-          <w:szCs w:val="28"/>
-        </w:rPr>
-        <w:t>Шенин</w:t>
-      </w:r>
-      <w:proofErr w:type="spellEnd"/>
-      <w:r>
-        <w:rPr>
-          <w:rFonts w:asciiTheme="majorHAnsi" w:hAnsiTheme="majorHAnsi" w:cstheme="majorHAnsi"/>
-          <w:sz w:val="28"/>
-          <w:szCs w:val="28"/>
-        </w:rPr>
-        <w:t xml:space="preserve"> А.Н.</w:t>
+        <w:t>Руководитель: __________________ Шенин А.Н.</w:t>
       </w:r>
     </w:p>
     <w:p>
@@ -1036,23 +1018,7 @@
                 <w:rFonts w:cstheme="majorHAnsi"/>
                 <w:noProof/>
               </w:rPr>
-              <w:t>1.2.4. Фронтенд-технологии: EJS, Bo</w:t>
-            </w:r>
-            <w:r>
-              <w:rPr>
-                <w:rStyle w:val="af7"/>
-                <w:rFonts w:cstheme="majorHAnsi"/>
-                <w:noProof/>
-              </w:rPr>
-              <w:t>o</w:t>
-            </w:r>
-            <w:r>
-              <w:rPr>
-                <w:rStyle w:val="af7"/>
-                <w:rFonts w:cstheme="majorHAnsi"/>
-                <w:noProof/>
-              </w:rPr>
-              <w:t>tstrap 5</w:t>
+              <w:t>1.2.4. Фронтенд-технологии: EJS, Bootstrap 5</w:t>
             </w:r>
             <w:r>
               <w:rPr>
@@ -1884,16 +1850,7 @@
           <w:sz w:val="28"/>
           <w:szCs w:val="28"/>
         </w:rPr>
-        <w:t xml:space="preserve">ПРИЛОЖЕНИЕ </w:t>
-      </w:r>
-      <w:r>
-        <w:rPr>
-          <w:rFonts w:asciiTheme="majorHAnsi" w:hAnsiTheme="majorHAnsi" w:cstheme="majorHAnsi"/>
-          <w:iCs/>
-          <w:sz w:val="28"/>
-          <w:szCs w:val="28"/>
-        </w:rPr>
-        <w:t>В</w:t>
+        <w:t>ПРИЛОЖЕНИЕ В</w:t>
       </w:r>
     </w:p>
     <w:p>
@@ -2292,8 +2249,8 @@
           <w:rFonts w:cstheme="majorHAnsi"/>
         </w:rPr>
       </w:pPr>
-      <w:bookmarkStart w:id="2" w:name="_Toc213863887"/>
-      <w:bookmarkStart w:id="3" w:name="_Toc216484562"/>
+      <w:bookmarkStart w:id="2" w:name="_Toc216484562"/>
+      <w:bookmarkStart w:id="3" w:name="_Toc213863887"/>
       <w:r>
         <w:rPr>
           <w:rFonts w:cstheme="majorHAnsi"/>
@@ -2307,7 +2264,7 @@
         </w:rPr>
         <w:t>ТЕОРЕТИЧЕСКИЕ СВЕДЕНИЯ</w:t>
       </w:r>
-      <w:bookmarkEnd w:id="3"/>
+      <w:bookmarkEnd w:id="2"/>
     </w:p>
     <w:p>
       <w:pPr>
@@ -2317,26 +2274,12 @@
         </w:rPr>
       </w:pPr>
       <w:bookmarkStart w:id="4" w:name="_Toc216484563"/>
-      <w:bookmarkEnd w:id="2"/>
+      <w:bookmarkEnd w:id="3"/>
       <w:r>
         <w:rPr>
           <w:rFonts w:cstheme="majorHAnsi"/>
         </w:rPr>
-        <w:t xml:space="preserve">1.1. Технологическая основа </w:t>
-      </w:r>
-      <w:proofErr w:type="spellStart"/>
-      <w:r>
-        <w:rPr>
-          <w:rFonts w:cstheme="majorHAnsi"/>
-        </w:rPr>
-        <w:t>web</w:t>
-      </w:r>
-      <w:proofErr w:type="spellEnd"/>
-      <w:r>
-        <w:rPr>
-          <w:rFonts w:cstheme="majorHAnsi"/>
-        </w:rPr>
-        <w:t>-приложений</w:t>
+        <w:t>1.1. Технологическая основа web-приложений</w:t>
       </w:r>
       <w:bookmarkEnd w:id="4"/>
     </w:p>
@@ -2352,27 +2295,14 @@
         <w:rPr>
           <w:rFonts w:cstheme="majorHAnsi"/>
         </w:rPr>
-        <w:t xml:space="preserve">1.1.1. Определение и классификация </w:t>
-      </w:r>
-      <w:proofErr w:type="spellStart"/>
-      <w:r>
-        <w:rPr>
-          <w:rFonts w:cstheme="majorHAnsi"/>
-        </w:rPr>
-        <w:t>web</w:t>
-      </w:r>
-      <w:proofErr w:type="spellEnd"/>
-      <w:r>
-        <w:rPr>
-          <w:rFonts w:cstheme="majorHAnsi"/>
-        </w:rPr>
-        <w:t>-приложений</w:t>
+        <w:t>1.1.1. Определение и классификация web-приложений</w:t>
       </w:r>
       <w:bookmarkEnd w:id="5"/>
     </w:p>
     <w:p>
       <w:pPr>
         <w:spacing w:line="360" w:lineRule="auto"/>
+        <w:ind w:firstLine="720"/>
         <w:jc w:val="both"/>
         <w:rPr>
           <w:rFonts w:asciiTheme="majorHAnsi" w:hAnsiTheme="majorHAnsi" w:cstheme="majorHAnsi"/>
@@ -2386,30 +2316,13 @@
           <w:sz w:val="28"/>
           <w:szCs w:val="28"/>
         </w:rPr>
-        <w:t xml:space="preserve">Web-приложение — это программное решение, предназначенное для выполнения определённых задач пользователя через веб-браузер. В отличие от традиционных десктопных приложений, оно не требует установки на локальное устройство и функционирует в распределённой вычислительной среде на основе архитектуры клиент–сервер. Основной принцип работы </w:t>
-      </w:r>
-      <w:proofErr w:type="spellStart"/>
-      <w:r>
-        <w:rPr>
-          <w:rFonts w:asciiTheme="majorHAnsi" w:hAnsiTheme="majorHAnsi" w:cstheme="majorHAnsi"/>
-          <w:sz w:val="28"/>
-          <w:szCs w:val="28"/>
-        </w:rPr>
-        <w:t>web</w:t>
-      </w:r>
-      <w:proofErr w:type="spellEnd"/>
-      <w:r>
-        <w:rPr>
-          <w:rFonts w:asciiTheme="majorHAnsi" w:hAnsiTheme="majorHAnsi" w:cstheme="majorHAnsi"/>
-          <w:sz w:val="28"/>
-          <w:szCs w:val="28"/>
-        </w:rPr>
-        <w:t>-приложения заключается в том, что пользователь взаимодействует с интерфейсом, отображаемым в браузере (клиентская часть), в то время как логика обработки данных, хранение информации и выполнение вычислений происходят на удалённом сервере (серверная часть). Связь между клиентом и сервером осуществляется по протоколам HTTP/HTTPS, что обеспечивает стандартный и безопасный обмен данными в глобальной сети.</w:t>
+        <w:t>Web-приложение — это программное решение, предназначенное для выполнения определённых задач пользователя через веб-браузер. В отличие от традиционных десктопных приложений, оно не требует установки на локальное устройство и функционирует в распределённой вычислительной среде на основе архитектуры клиент–сервер. Основной принцип работы web-приложения заключается в том, что пользователь взаимодействует с интерфейсом, отображаемым в браузере (клиентская часть), в то время как логика обработки данных, хранение информации и выполнение вычислений происходят на удалённом сервере (серверная часть). Связь между клиентом и сервером осуществляется по протоколам HTTP/HTTPS, что обеспечивает стандартный и безопасный обмен данными в глобальной сети.</w:t>
       </w:r>
     </w:p>
     <w:p>
       <w:pPr>
         <w:spacing w:line="360" w:lineRule="auto"/>
+        <w:ind w:firstLine="720"/>
         <w:jc w:val="both"/>
         <w:rPr>
           <w:rFonts w:asciiTheme="majorHAnsi" w:hAnsiTheme="majorHAnsi" w:cstheme="majorHAnsi"/>
@@ -2423,30 +2336,13 @@
           <w:sz w:val="28"/>
           <w:szCs w:val="28"/>
         </w:rPr>
-        <w:t xml:space="preserve">Современные </w:t>
-      </w:r>
-      <w:proofErr w:type="spellStart"/>
-      <w:r>
-        <w:rPr>
-          <w:rFonts w:asciiTheme="majorHAnsi" w:hAnsiTheme="majorHAnsi" w:cstheme="majorHAnsi"/>
-          <w:sz w:val="28"/>
-          <w:szCs w:val="28"/>
-        </w:rPr>
-        <w:t>web</w:t>
-      </w:r>
-      <w:proofErr w:type="spellEnd"/>
-      <w:r>
-        <w:rPr>
-          <w:rFonts w:asciiTheme="majorHAnsi" w:hAnsiTheme="majorHAnsi" w:cstheme="majorHAnsi"/>
-          <w:sz w:val="28"/>
-          <w:szCs w:val="28"/>
-        </w:rPr>
-        <w:t>-приложения активно используются в самых разных сферах: от электронной коммерции и онлайн-обучения до банковских сервисов и социальных сетей. Их ключевыми преимуществами являются кроссплатформенность, мгновенная доступность с любого устройства с выходом в интернет, централизованное обновление (без необходимости загружать новые версии клиентам) и относительно низкие затраты на поддержку.</w:t>
+        <w:t>Современные web-приложения активно используются в самых разных сферах: от электронной коммерции и онлайн-обучения до банковских сервисов и социальных сетей. Их ключевыми преимуществами являются кроссплатформенность, мгновенная доступность с любого устройства с выходом в интернет, централизованное обновление (без необходимости загружать новые версии клиентам) и относительно низкие затраты на поддержку.</w:t>
       </w:r>
     </w:p>
     <w:p>
       <w:pPr>
         <w:spacing w:line="360" w:lineRule="auto"/>
+        <w:ind w:firstLine="720"/>
         <w:jc w:val="both"/>
         <w:rPr>
           <w:rFonts w:asciiTheme="majorHAnsi" w:hAnsiTheme="majorHAnsi" w:cstheme="majorHAnsi"/>
@@ -2460,30 +2356,13 @@
           <w:sz w:val="28"/>
           <w:szCs w:val="28"/>
         </w:rPr>
-        <w:t xml:space="preserve">Классификация </w:t>
-      </w:r>
-      <w:proofErr w:type="spellStart"/>
-      <w:r>
-        <w:rPr>
-          <w:rFonts w:asciiTheme="majorHAnsi" w:hAnsiTheme="majorHAnsi" w:cstheme="majorHAnsi"/>
-          <w:sz w:val="28"/>
-          <w:szCs w:val="28"/>
-        </w:rPr>
-        <w:t>web</w:t>
-      </w:r>
-      <w:proofErr w:type="spellEnd"/>
-      <w:r>
-        <w:rPr>
-          <w:rFonts w:asciiTheme="majorHAnsi" w:hAnsiTheme="majorHAnsi" w:cstheme="majorHAnsi"/>
-          <w:sz w:val="28"/>
-          <w:szCs w:val="28"/>
-        </w:rPr>
-        <w:t>-приложений может производиться по нескольким критериям, однако наиболее значимой для практической разработки является классификация по уровню динамичности контента и по архитектурному подходу.</w:t>
+        <w:t>Классификация web-приложений может производиться по нескольким критериям, однако наиболее значимой для практической разработки является классификация по уровню динамичности контента и по архитектурному подходу.</w:t>
       </w:r>
     </w:p>
     <w:p>
       <w:pPr>
         <w:spacing w:line="360" w:lineRule="auto"/>
+        <w:ind w:firstLine="720"/>
         <w:jc w:val="both"/>
         <w:rPr>
           <w:rFonts w:asciiTheme="majorHAnsi" w:hAnsiTheme="majorHAnsi" w:cstheme="majorHAnsi"/>
@@ -2554,25 +2433,7 @@
           <w:szCs w:val="28"/>
         </w:rPr>
         <w:lastRenderedPageBreak/>
-        <w:t xml:space="preserve">взаимодействуют с базой данных и не реагируют на действия пользователя, кроме как переходами по ссылкам. Они просты в разработке и дешевы в обслуживании, но не подходят для задач, требующих персонализации или регулярного обновления информации. Примеры: информационные </w:t>
-      </w:r>
-      <w:proofErr w:type="spellStart"/>
-      <w:r>
-        <w:rPr>
-          <w:rFonts w:asciiTheme="majorHAnsi" w:hAnsiTheme="majorHAnsi" w:cstheme="majorHAnsi"/>
-          <w:sz w:val="28"/>
-          <w:szCs w:val="28"/>
-        </w:rPr>
-        <w:t>лендинги</w:t>
-      </w:r>
-      <w:proofErr w:type="spellEnd"/>
-      <w:r>
-        <w:rPr>
-          <w:rFonts w:asciiTheme="majorHAnsi" w:hAnsiTheme="majorHAnsi" w:cstheme="majorHAnsi"/>
-          <w:sz w:val="28"/>
-          <w:szCs w:val="28"/>
-        </w:rPr>
-        <w:t>, портфолио, корпоративные страницы с застывшим контентом.</w:t>
+        <w:t>взаимодействуют с базой данных и не реагируют на действия пользователя, кроме как переходами по ссылкам. Они просты в разработке и дешевы в обслуживании, но не подходят для задач, требующих персонализации или регулярного обновления информации. Примеры: информационные лендинги, портфолио, корпоративные страницы с застывшим контентом.</w:t>
       </w:r>
     </w:p>
     <w:p>
@@ -2596,25 +2457,7 @@
           <w:sz w:val="28"/>
           <w:szCs w:val="28"/>
         </w:rPr>
-        <w:t xml:space="preserve">Динамические </w:t>
-      </w:r>
-      <w:proofErr w:type="spellStart"/>
-      <w:r>
-        <w:rPr>
-          <w:rFonts w:asciiTheme="majorHAnsi" w:hAnsiTheme="majorHAnsi" w:cstheme="majorHAnsi"/>
-          <w:sz w:val="28"/>
-          <w:szCs w:val="28"/>
-        </w:rPr>
-        <w:t>web</w:t>
-      </w:r>
-      <w:proofErr w:type="spellEnd"/>
-      <w:r>
-        <w:rPr>
-          <w:rFonts w:asciiTheme="majorHAnsi" w:hAnsiTheme="majorHAnsi" w:cstheme="majorHAnsi"/>
-          <w:sz w:val="28"/>
-          <w:szCs w:val="28"/>
-        </w:rPr>
-        <w:t>-приложения</w:t>
+        <w:t>Динамические web-приложения</w:t>
       </w:r>
       <w:r>
         <w:rPr>
@@ -2654,43 +2497,7 @@
           <w:sz w:val="28"/>
           <w:szCs w:val="28"/>
         </w:rPr>
-        <w:t xml:space="preserve">Прогрессивные веб-приложения (PWA — </w:t>
-      </w:r>
-      <w:proofErr w:type="spellStart"/>
-      <w:r>
-        <w:rPr>
-          <w:rFonts w:asciiTheme="majorHAnsi" w:hAnsiTheme="majorHAnsi" w:cstheme="majorHAnsi"/>
-          <w:sz w:val="28"/>
-          <w:szCs w:val="28"/>
-        </w:rPr>
-        <w:t>Progressive</w:t>
-      </w:r>
-      <w:proofErr w:type="spellEnd"/>
-      <w:r>
-        <w:rPr>
-          <w:rFonts w:asciiTheme="majorHAnsi" w:hAnsiTheme="majorHAnsi" w:cstheme="majorHAnsi"/>
-          <w:sz w:val="28"/>
-          <w:szCs w:val="28"/>
-        </w:rPr>
-        <w:t xml:space="preserve"> Web </w:t>
-      </w:r>
-      <w:proofErr w:type="spellStart"/>
-      <w:r>
-        <w:rPr>
-          <w:rFonts w:asciiTheme="majorHAnsi" w:hAnsiTheme="majorHAnsi" w:cstheme="majorHAnsi"/>
-          <w:sz w:val="28"/>
-          <w:szCs w:val="28"/>
-        </w:rPr>
-        <w:t>Apps</w:t>
-      </w:r>
-      <w:proofErr w:type="spellEnd"/>
-      <w:r>
-        <w:rPr>
-          <w:rFonts w:asciiTheme="majorHAnsi" w:hAnsiTheme="majorHAnsi" w:cstheme="majorHAnsi"/>
-          <w:sz w:val="28"/>
-          <w:szCs w:val="28"/>
-        </w:rPr>
-        <w:t>)</w:t>
+        <w:t>Прогрессивные веб-приложения (PWA — Progressive Web Apps)</w:t>
       </w:r>
       <w:r>
         <w:rPr>
@@ -2706,115 +2513,7 @@
           <w:sz w:val="28"/>
           <w:szCs w:val="28"/>
         </w:rPr>
-        <w:t xml:space="preserve">это современный тип </w:t>
-      </w:r>
-      <w:proofErr w:type="spellStart"/>
-      <w:r>
-        <w:rPr>
-          <w:rFonts w:asciiTheme="majorHAnsi" w:hAnsiTheme="majorHAnsi" w:cstheme="majorHAnsi"/>
-          <w:sz w:val="28"/>
-          <w:szCs w:val="28"/>
-        </w:rPr>
-        <w:t>web</w:t>
-      </w:r>
-      <w:proofErr w:type="spellEnd"/>
-      <w:r>
-        <w:rPr>
-          <w:rFonts w:asciiTheme="majorHAnsi" w:hAnsiTheme="majorHAnsi" w:cstheme="majorHAnsi"/>
-          <w:sz w:val="28"/>
-          <w:szCs w:val="28"/>
-        </w:rPr>
-        <w:t xml:space="preserve">-приложений, сочетающий лучшие черты веба и нативных мобильных приложений. PWA могут работать офлайн благодаря кэшированию ресурсов через Service </w:t>
-      </w:r>
-      <w:proofErr w:type="spellStart"/>
-      <w:r>
-        <w:rPr>
-          <w:rFonts w:asciiTheme="majorHAnsi" w:hAnsiTheme="majorHAnsi" w:cstheme="majorHAnsi"/>
-          <w:sz w:val="28"/>
-          <w:szCs w:val="28"/>
-        </w:rPr>
-        <w:t>Workers</w:t>
-      </w:r>
-      <w:proofErr w:type="spellEnd"/>
-      <w:r>
-        <w:rPr>
-          <w:rFonts w:asciiTheme="majorHAnsi" w:hAnsiTheme="majorHAnsi" w:cstheme="majorHAnsi"/>
-          <w:sz w:val="28"/>
-          <w:szCs w:val="28"/>
-        </w:rPr>
-        <w:t xml:space="preserve">, отправлять </w:t>
-      </w:r>
-      <w:proofErr w:type="spellStart"/>
-      <w:r>
-        <w:rPr>
-          <w:rFonts w:asciiTheme="majorHAnsi" w:hAnsiTheme="majorHAnsi" w:cstheme="majorHAnsi"/>
-          <w:sz w:val="28"/>
-          <w:szCs w:val="28"/>
-        </w:rPr>
-        <w:t>push</w:t>
-      </w:r>
-      <w:proofErr w:type="spellEnd"/>
-      <w:r>
-        <w:rPr>
-          <w:rFonts w:asciiTheme="majorHAnsi" w:hAnsiTheme="majorHAnsi" w:cstheme="majorHAnsi"/>
-          <w:sz w:val="28"/>
-          <w:szCs w:val="28"/>
-        </w:rPr>
-        <w:t>-уведомления, быть установлены на главный экран смартфона и обеспечивать высокую скорость загрузки. Они не требуют публикации в магазинах приложений и обновляются автоматически. Хотя PWA становятся всё более популярными в e-</w:t>
-      </w:r>
-      <w:proofErr w:type="spellStart"/>
-      <w:r>
-        <w:rPr>
-          <w:rFonts w:asciiTheme="majorHAnsi" w:hAnsiTheme="majorHAnsi" w:cstheme="majorHAnsi"/>
-          <w:sz w:val="28"/>
-          <w:szCs w:val="28"/>
-        </w:rPr>
-        <w:t>commerce</w:t>
-      </w:r>
-      <w:proofErr w:type="spellEnd"/>
-      <w:r>
-        <w:rPr>
-          <w:rFonts w:asciiTheme="majorHAnsi" w:hAnsiTheme="majorHAnsi" w:cstheme="majorHAnsi"/>
-          <w:sz w:val="28"/>
-          <w:szCs w:val="28"/>
-        </w:rPr>
-        <w:t xml:space="preserve"> (например, у </w:t>
-      </w:r>
-      <w:proofErr w:type="spellStart"/>
-      <w:r>
-        <w:rPr>
-          <w:rFonts w:asciiTheme="majorHAnsi" w:hAnsiTheme="majorHAnsi" w:cstheme="majorHAnsi"/>
-          <w:sz w:val="28"/>
-          <w:szCs w:val="28"/>
-        </w:rPr>
-        <w:t>AliExpress</w:t>
-      </w:r>
-      <w:proofErr w:type="spellEnd"/>
-      <w:r>
-        <w:rPr>
-          <w:rFonts w:asciiTheme="majorHAnsi" w:hAnsiTheme="majorHAnsi" w:cstheme="majorHAnsi"/>
-          <w:sz w:val="28"/>
-          <w:szCs w:val="28"/>
-        </w:rPr>
-        <w:t xml:space="preserve">, </w:t>
-      </w:r>
-      <w:proofErr w:type="spellStart"/>
-      <w:r>
-        <w:rPr>
-          <w:rFonts w:asciiTheme="majorHAnsi" w:hAnsiTheme="majorHAnsi" w:cstheme="majorHAnsi"/>
-          <w:sz w:val="28"/>
-          <w:szCs w:val="28"/>
-        </w:rPr>
-        <w:t>Twitter</w:t>
-      </w:r>
-      <w:proofErr w:type="spellEnd"/>
-      <w:r>
-        <w:rPr>
-          <w:rFonts w:asciiTheme="majorHAnsi" w:hAnsiTheme="majorHAnsi" w:cstheme="majorHAnsi"/>
-          <w:sz w:val="28"/>
-          <w:szCs w:val="28"/>
-        </w:rPr>
-        <w:t xml:space="preserve">, Starbucks), их реализация требует дополнительных ресурсов на этапе разработки и не всегда оправдана для небольших </w:t>
+        <w:t xml:space="preserve">это современный тип web-приложений, сочетающий лучшие черты веба и нативных мобильных приложений. PWA могут работать офлайн благодаря кэшированию ресурсов через Service Workers, отправлять push-уведомления, быть установлены на главный экран смартфона и обеспечивать высокую скорость загрузки. Они не требуют публикации в магазинах приложений и обновляются автоматически. Хотя PWA становятся всё более популярными в e-commerce (например, у AliExpress, Twitter, Starbucks), их реализация требует дополнительных ресурсов на этапе разработки и не всегда оправдана для небольших </w:t>
       </w:r>
       <w:r>
         <w:rPr>
@@ -2845,6 +2544,7 @@
     <w:p>
       <w:pPr>
         <w:spacing w:line="360" w:lineRule="auto"/>
+        <w:ind w:firstLine="720"/>
         <w:jc w:val="both"/>
         <w:rPr>
           <w:rFonts w:asciiTheme="majorHAnsi" w:hAnsiTheme="majorHAnsi" w:cstheme="majorHAnsi"/>
@@ -2906,25 +2606,7 @@
           <w:sz w:val="28"/>
           <w:szCs w:val="28"/>
         </w:rPr>
-        <w:t>В монолитной архитектуре весь функционал (</w:t>
-      </w:r>
-      <w:proofErr w:type="spellStart"/>
-      <w:r>
-        <w:rPr>
-          <w:rFonts w:asciiTheme="majorHAnsi" w:hAnsiTheme="majorHAnsi" w:cstheme="majorHAnsi"/>
-          <w:sz w:val="28"/>
-          <w:szCs w:val="28"/>
-        </w:rPr>
-        <w:t>фронтенд</w:t>
-      </w:r>
-      <w:proofErr w:type="spellEnd"/>
-      <w:r>
-        <w:rPr>
-          <w:rFonts w:asciiTheme="majorHAnsi" w:hAnsiTheme="majorHAnsi" w:cstheme="majorHAnsi"/>
-          <w:sz w:val="28"/>
-          <w:szCs w:val="28"/>
-        </w:rPr>
-        <w:t xml:space="preserve">, бизнес-логика, работа с базой данных) реализован в едином кодовом проекте. Это упрощает разработку и развёртывание на начальных этапах, особенно в условиях ограниченных ресурсов. </w:t>
+        <w:t xml:space="preserve">В монолитной архитектуре весь функционал (фронтенд, бизнес-логика, работа с базой данных) реализован в едином кодовом проекте. Это упрощает разработку и развёртывание на начальных этапах, особенно в условиях ограниченных ресурсов. </w:t>
       </w:r>
     </w:p>
     <w:p>
@@ -2942,23 +2624,13 @@
           <w:szCs w:val="28"/>
         </w:rPr>
       </w:pPr>
-      <w:proofErr w:type="spellStart"/>
-      <w:r>
-        <w:rPr>
-          <w:rFonts w:asciiTheme="majorHAnsi" w:hAnsiTheme="majorHAnsi" w:cstheme="majorHAnsi"/>
-          <w:sz w:val="28"/>
-          <w:szCs w:val="28"/>
-        </w:rPr>
-        <w:t>Микросервисная</w:t>
-      </w:r>
-      <w:proofErr w:type="spellEnd"/>
-      <w:r>
-        <w:rPr>
-          <w:rFonts w:asciiTheme="majorHAnsi" w:hAnsiTheme="majorHAnsi" w:cstheme="majorHAnsi"/>
-          <w:sz w:val="28"/>
-          <w:szCs w:val="28"/>
-        </w:rPr>
-        <w:t xml:space="preserve"> архитектура</w:t>
+      <w:r>
+        <w:rPr>
+          <w:rFonts w:asciiTheme="majorHAnsi" w:hAnsiTheme="majorHAnsi" w:cstheme="majorHAnsi"/>
+          <w:sz w:val="28"/>
+          <w:szCs w:val="28"/>
+        </w:rPr>
+        <w:t>Микросервисная архитектура</w:t>
       </w:r>
       <w:r>
         <w:rPr>
@@ -2974,25 +2646,7 @@
           <w:sz w:val="28"/>
           <w:szCs w:val="28"/>
         </w:rPr>
-        <w:t xml:space="preserve">Приложение разбивается на независимые сервисы (например, каталог товаров, система оплаты, уведомления), каждый из которых разрабатывается, развёртывается и масштабируется отдельно. Таким образом, </w:t>
-      </w:r>
-      <w:proofErr w:type="spellStart"/>
-      <w:r>
-        <w:rPr>
-          <w:rFonts w:asciiTheme="majorHAnsi" w:hAnsiTheme="majorHAnsi" w:cstheme="majorHAnsi"/>
-          <w:sz w:val="28"/>
-          <w:szCs w:val="28"/>
-        </w:rPr>
-        <w:t>web</w:t>
-      </w:r>
-      <w:proofErr w:type="spellEnd"/>
-      <w:r>
-        <w:rPr>
-          <w:rFonts w:asciiTheme="majorHAnsi" w:hAnsiTheme="majorHAnsi" w:cstheme="majorHAnsi"/>
-          <w:sz w:val="28"/>
-          <w:szCs w:val="28"/>
-        </w:rPr>
-        <w:t>-приложение для продажи спортивного инвентаря представляет собой динамическое монолитное приложение с клиент-серверной архитектурой, ориентированное на функциональность, удобство и безопасность. Такой выбор обусловлен балансом между практической реализацией в условиях учебного проекта и соответствием современным требованиям к веб-системам электронной коммерции.</w:t>
+        <w:t>Приложение разбивается на независимые сервисы (например, каталог товаров, система оплаты, уведомления), каждый из которых разрабатывается, развёртывается и масштабируется отдельно. Таким образом, web-приложение для продажи спортивного инвентаря представляет собой динамическое монолитное приложение с клиент-серверной архитектурой, ориентированное на функциональность, удобство и безопасность. Такой выбор обусловлен балансом между практической реализацией в условиях учебного проекта и соответствием современным требованиям к веб-системам электронной коммерции.</w:t>
       </w:r>
     </w:p>
     <w:p>
@@ -3029,13 +2683,7 @@
         <w:rPr>
           <w:rFonts w:cstheme="majorHAnsi"/>
         </w:rPr>
-        <w:t>2.</w:t>
-      </w:r>
-      <w:r>
-        <w:rPr>
-          <w:rFonts w:cstheme="majorHAnsi"/>
-        </w:rPr>
-        <w:t>1</w:t>
+        <w:t>2.1</w:t>
       </w:r>
       <w:r>
         <w:rPr>
@@ -3048,6 +2696,7 @@
     <w:p>
       <w:pPr>
         <w:spacing w:line="360" w:lineRule="auto"/>
+        <w:ind w:firstLine="720"/>
         <w:jc w:val="both"/>
         <w:rPr>
           <w:rFonts w:asciiTheme="majorHAnsi" w:hAnsiTheme="majorHAnsi" w:cstheme="majorHAnsi"/>
@@ -3061,25 +2710,7 @@
           <w:sz w:val="28"/>
           <w:szCs w:val="28"/>
         </w:rPr>
-        <w:t>Современный веб-</w:t>
-      </w:r>
-      <w:proofErr w:type="spellStart"/>
-      <w:r>
-        <w:rPr>
-          <w:rFonts w:asciiTheme="majorHAnsi" w:hAnsiTheme="majorHAnsi" w:cstheme="majorHAnsi"/>
-          <w:sz w:val="28"/>
-          <w:szCs w:val="28"/>
-        </w:rPr>
-        <w:t>фронтенд</w:t>
-      </w:r>
-      <w:proofErr w:type="spellEnd"/>
-      <w:r>
-        <w:rPr>
-          <w:rFonts w:asciiTheme="majorHAnsi" w:hAnsiTheme="majorHAnsi" w:cstheme="majorHAnsi"/>
-          <w:sz w:val="28"/>
-          <w:szCs w:val="28"/>
-        </w:rPr>
-        <w:t xml:space="preserve"> невозможно представить без трёх базовых технологий: HTML, CSS и JavaScript. Их совместное применение позволяет создавать интерактивные, адаптивные и удобные интерфейсы.</w:t>
+        <w:t>Современный веб-фронтенд невозможно представить без трёх базовых технологий: HTML, CSS и JavaScript. Их совместное применение позволяет создавать интерактивные, адаптивные и удобные интерфейсы.</w:t>
       </w:r>
     </w:p>
     <w:p>
@@ -3103,48 +2734,13 @@
           <w:sz w:val="28"/>
           <w:szCs w:val="28"/>
         </w:rPr>
-        <w:t>HTML (</w:t>
-      </w:r>
-      <w:proofErr w:type="spellStart"/>
-      <w:r>
-        <w:rPr>
-          <w:rFonts w:asciiTheme="majorHAnsi" w:hAnsiTheme="majorHAnsi" w:cstheme="majorHAnsi"/>
-          <w:sz w:val="28"/>
-          <w:szCs w:val="28"/>
-        </w:rPr>
-        <w:t>HyperText</w:t>
-      </w:r>
-      <w:proofErr w:type="spellEnd"/>
-      <w:r>
-        <w:rPr>
-          <w:rFonts w:asciiTheme="majorHAnsi" w:hAnsiTheme="majorHAnsi" w:cstheme="majorHAnsi"/>
-          <w:sz w:val="28"/>
-          <w:szCs w:val="28"/>
-        </w:rPr>
-        <w:t xml:space="preserve"> </w:t>
-      </w:r>
-      <w:proofErr w:type="spellStart"/>
-      <w:r>
-        <w:rPr>
-          <w:rFonts w:asciiTheme="majorHAnsi" w:hAnsiTheme="majorHAnsi" w:cstheme="majorHAnsi"/>
-          <w:sz w:val="28"/>
-          <w:szCs w:val="28"/>
-        </w:rPr>
-        <w:t>Markup</w:t>
-      </w:r>
-      <w:proofErr w:type="spellEnd"/>
-      <w:r>
-        <w:rPr>
-          <w:rFonts w:asciiTheme="majorHAnsi" w:hAnsiTheme="majorHAnsi" w:cstheme="majorHAnsi"/>
-          <w:sz w:val="28"/>
-          <w:szCs w:val="28"/>
-        </w:rPr>
-        <w:t xml:space="preserve"> Language)</w:t>
+        <w:t>HTML (HyperText Markup Language)</w:t>
       </w:r>
     </w:p>
     <w:p>
       <w:pPr>
         <w:spacing w:line="360" w:lineRule="auto"/>
+        <w:ind w:firstLine="720"/>
         <w:jc w:val="both"/>
         <w:rPr>
           <w:rFonts w:asciiTheme="majorHAnsi" w:hAnsiTheme="majorHAnsi" w:cstheme="majorHAnsi"/>
@@ -3160,13 +2756,37 @@
         </w:rPr>
         <w:t>HTML задаёт структуру веб-страницы: заголовки, абзацы, формы, изображения и другие элементы. В проекте используется семантическая разметка HTML5, что улучшает доступность и SEO.</w:t>
       </w:r>
-      <w:r>
-        <w:rPr>
-          <w:rFonts w:asciiTheme="majorHAnsi" w:hAnsiTheme="majorHAnsi" w:cstheme="majorHAnsi"/>
-          <w:sz w:val="28"/>
-          <w:szCs w:val="28"/>
-        </w:rPr>
-        <w:br/>
+    </w:p>
+    <w:p>
+      <w:pPr>
+        <w:spacing w:line="360" w:lineRule="auto"/>
+        <w:ind w:firstLine="720"/>
+        <w:jc w:val="both"/>
+        <w:rPr>
+          <w:rFonts w:asciiTheme="majorHAnsi" w:hAnsiTheme="majorHAnsi" w:cstheme="majorHAnsi"/>
+          <w:sz w:val="28"/>
+          <w:szCs w:val="28"/>
+        </w:rPr>
+      </w:pPr>
+    </w:p>
+    <w:p>
+      <w:pPr>
+        <w:spacing w:line="360" w:lineRule="auto"/>
+        <w:ind w:firstLine="720"/>
+        <w:jc w:val="both"/>
+        <w:rPr>
+          <w:rFonts w:asciiTheme="majorHAnsi" w:hAnsiTheme="majorHAnsi" w:cstheme="majorHAnsi"/>
+          <w:sz w:val="28"/>
+          <w:szCs w:val="28"/>
+        </w:rPr>
+      </w:pPr>
+      <w:r>
+        <w:rPr>
+          <w:rFonts w:asciiTheme="majorHAnsi" w:hAnsiTheme="majorHAnsi" w:cstheme="majorHAnsi"/>
+          <w:sz w:val="28"/>
+          <w:szCs w:val="28"/>
+        </w:rPr>
+        <w:lastRenderedPageBreak/>
         <w:t>Преимущества:</w:t>
       </w:r>
     </w:p>
@@ -3191,7 +2811,6 @@
           <w:sz w:val="28"/>
           <w:szCs w:val="28"/>
         </w:rPr>
-        <w:lastRenderedPageBreak/>
         <w:t>Простота освоения и универсальность;</w:t>
       </w:r>
     </w:p>
@@ -3246,6 +2865,7 @@
     <w:p>
       <w:pPr>
         <w:spacing w:line="360" w:lineRule="auto"/>
+        <w:ind w:firstLine="720"/>
         <w:jc w:val="both"/>
         <w:rPr>
           <w:rFonts w:asciiTheme="majorHAnsi" w:hAnsiTheme="majorHAnsi" w:cstheme="majorHAnsi"/>
@@ -3331,48 +2951,13 @@
           <w:sz w:val="28"/>
           <w:szCs w:val="28"/>
         </w:rPr>
-        <w:t>CSS (</w:t>
-      </w:r>
-      <w:proofErr w:type="spellStart"/>
-      <w:r>
-        <w:rPr>
-          <w:rFonts w:asciiTheme="majorHAnsi" w:hAnsiTheme="majorHAnsi" w:cstheme="majorHAnsi"/>
-          <w:sz w:val="28"/>
-          <w:szCs w:val="28"/>
-        </w:rPr>
-        <w:t>Cascading</w:t>
-      </w:r>
-      <w:proofErr w:type="spellEnd"/>
-      <w:r>
-        <w:rPr>
-          <w:rFonts w:asciiTheme="majorHAnsi" w:hAnsiTheme="majorHAnsi" w:cstheme="majorHAnsi"/>
-          <w:sz w:val="28"/>
-          <w:szCs w:val="28"/>
-        </w:rPr>
-        <w:t xml:space="preserve"> Style </w:t>
-      </w:r>
-      <w:proofErr w:type="spellStart"/>
-      <w:r>
-        <w:rPr>
-          <w:rFonts w:asciiTheme="majorHAnsi" w:hAnsiTheme="majorHAnsi" w:cstheme="majorHAnsi"/>
-          <w:sz w:val="28"/>
-          <w:szCs w:val="28"/>
-        </w:rPr>
-        <w:t>Sheets</w:t>
-      </w:r>
-      <w:proofErr w:type="spellEnd"/>
-      <w:r>
-        <w:rPr>
-          <w:rFonts w:asciiTheme="majorHAnsi" w:hAnsiTheme="majorHAnsi" w:cstheme="majorHAnsi"/>
-          <w:sz w:val="28"/>
-          <w:szCs w:val="28"/>
-        </w:rPr>
-        <w:t>)</w:t>
+        <w:t>CSS (Cascading Style Sheets)</w:t>
       </w:r>
     </w:p>
     <w:p>
       <w:pPr>
         <w:spacing w:line="360" w:lineRule="auto"/>
+        <w:ind w:firstLine="720"/>
         <w:jc w:val="both"/>
         <w:rPr>
           <w:rFonts w:asciiTheme="majorHAnsi" w:hAnsiTheme="majorHAnsi" w:cstheme="majorHAnsi"/>
@@ -3386,33 +2971,26 @@
           <w:sz w:val="28"/>
           <w:szCs w:val="28"/>
         </w:rPr>
-        <w:t xml:space="preserve">CSS отвечает за внешний вид страницы: цвета, шрифты, отступы, адаптивность. Использование </w:t>
-      </w:r>
-      <w:proofErr w:type="spellStart"/>
-      <w:r>
-        <w:rPr>
-          <w:rFonts w:asciiTheme="majorHAnsi" w:hAnsiTheme="majorHAnsi" w:cstheme="majorHAnsi"/>
-          <w:sz w:val="28"/>
-          <w:szCs w:val="28"/>
-        </w:rPr>
-        <w:t>Bootstrap</w:t>
-      </w:r>
-      <w:proofErr w:type="spellEnd"/>
-      <w:r>
-        <w:rPr>
-          <w:rFonts w:asciiTheme="majorHAnsi" w:hAnsiTheme="majorHAnsi" w:cstheme="majorHAnsi"/>
-          <w:sz w:val="28"/>
-          <w:szCs w:val="28"/>
-        </w:rPr>
-        <w:t xml:space="preserve"> 5 на основе CSS позволяет быстро создавать адаптивные макеты.</w:t>
-      </w:r>
-      <w:r>
-        <w:rPr>
-          <w:rFonts w:asciiTheme="majorHAnsi" w:hAnsiTheme="majorHAnsi" w:cstheme="majorHAnsi"/>
-          <w:sz w:val="28"/>
-          <w:szCs w:val="28"/>
-        </w:rPr>
-        <w:br/>
+        <w:t>CSS отвечает за внешний вид страницы: цвета, шрифты, отступы, адаптивность. Использование Bootstrap 5 на основе CSS позволяет быстро создавать адаптивные макеты.</w:t>
+      </w:r>
+    </w:p>
+    <w:p>
+      <w:pPr>
+        <w:spacing w:line="360" w:lineRule="auto"/>
+        <w:ind w:firstLine="720"/>
+        <w:jc w:val="both"/>
+        <w:rPr>
+          <w:rFonts w:asciiTheme="majorHAnsi" w:hAnsiTheme="majorHAnsi" w:cstheme="majorHAnsi"/>
+          <w:sz w:val="28"/>
+          <w:szCs w:val="28"/>
+        </w:rPr>
+      </w:pPr>
+      <w:r>
+        <w:rPr>
+          <w:rFonts w:asciiTheme="majorHAnsi" w:hAnsiTheme="majorHAnsi" w:cstheme="majorHAnsi"/>
+          <w:sz w:val="28"/>
+          <w:szCs w:val="28"/>
+        </w:rPr>
         <w:t>Преимущества:</w:t>
       </w:r>
     </w:p>
@@ -3461,25 +3039,7 @@
           <w:sz w:val="28"/>
           <w:szCs w:val="28"/>
         </w:rPr>
-        <w:t xml:space="preserve">Поддержка </w:t>
-      </w:r>
-      <w:proofErr w:type="spellStart"/>
-      <w:r>
-        <w:rPr>
-          <w:rFonts w:asciiTheme="majorHAnsi" w:hAnsiTheme="majorHAnsi" w:cstheme="majorHAnsi"/>
-          <w:sz w:val="28"/>
-          <w:szCs w:val="28"/>
-        </w:rPr>
-        <w:t>медиазапросов</w:t>
-      </w:r>
-      <w:proofErr w:type="spellEnd"/>
-      <w:r>
-        <w:rPr>
-          <w:rFonts w:asciiTheme="majorHAnsi" w:hAnsiTheme="majorHAnsi" w:cstheme="majorHAnsi"/>
-          <w:sz w:val="28"/>
-          <w:szCs w:val="28"/>
-        </w:rPr>
-        <w:t xml:space="preserve"> для адаптации под мобильные устройства;</w:t>
+        <w:t>Поддержка медиазапросов для адаптации под мобильные устройства;</w:t>
       </w:r>
     </w:p>
     <w:p>
@@ -3517,6 +3077,7 @@
     <w:p>
       <w:pPr>
         <w:spacing w:line="360" w:lineRule="auto"/>
+        <w:ind w:firstLine="720"/>
         <w:jc w:val="both"/>
         <w:rPr>
           <w:rFonts w:asciiTheme="majorHAnsi" w:hAnsiTheme="majorHAnsi" w:cstheme="majorHAnsi"/>
@@ -3584,6 +3145,7 @@
     <w:p>
       <w:pPr>
         <w:spacing w:line="360" w:lineRule="auto"/>
+        <w:ind w:firstLine="720"/>
         <w:jc w:val="both"/>
         <w:rPr>
           <w:rFonts w:asciiTheme="majorHAnsi" w:hAnsiTheme="majorHAnsi" w:cstheme="majorHAnsi"/>
@@ -3739,6 +3301,10 @@
       </w:r>
     </w:p>
     <w:p>
+      <w:pPr>
+        <w:spacing w:line="360" w:lineRule="auto"/>
+        <w:ind w:firstLine="720"/>
+      </w:pPr>
       <w:r>
         <w:rPr>
           <w:rFonts w:asciiTheme="majorHAnsi" w:hAnsiTheme="majorHAnsi" w:cstheme="majorHAnsi"/>
@@ -3773,21 +3339,7 @@
         <w:rPr>
           <w:rFonts w:cstheme="majorHAnsi"/>
         </w:rPr>
-        <w:t xml:space="preserve">. СУБД: MySQL и </w:t>
-      </w:r>
-      <w:proofErr w:type="spellStart"/>
-      <w:r>
-        <w:rPr>
-          <w:rFonts w:cstheme="majorHAnsi"/>
-        </w:rPr>
-        <w:t>DBeaver</w:t>
-      </w:r>
-      <w:proofErr w:type="spellEnd"/>
-      <w:r>
-        <w:rPr>
-          <w:rFonts w:cstheme="majorHAnsi"/>
-        </w:rPr>
-        <w:t xml:space="preserve"> Community</w:t>
+        <w:t>. СУБД: MySQL и DBeaver Community</w:t>
       </w:r>
       <w:bookmarkEnd w:id="8"/>
     </w:p>
@@ -3808,43 +3360,7 @@
           <w:sz w:val="28"/>
           <w:szCs w:val="28"/>
         </w:rPr>
-        <w:t>MySQL – классическая, широко распространённая реляционная система управления базами данных (СУБД) с открытым исходным кодом, принадлежащая корпорации Oracle. Она является реализацией реляционной модели, предложенной Эдгаром Коддом, где данные организованы в виде набора взаимосвязанных таблиц (отношений), состоящих из строк (кортежей) и колонок (атрибутов). Основным языком взаимодействия является SQL (</w:t>
-      </w:r>
-      <w:proofErr w:type="spellStart"/>
-      <w:r>
-        <w:rPr>
-          <w:rFonts w:asciiTheme="majorHAnsi" w:hAnsiTheme="majorHAnsi" w:cstheme="majorHAnsi"/>
-          <w:sz w:val="28"/>
-          <w:szCs w:val="28"/>
-        </w:rPr>
-        <w:t>Structured</w:t>
-      </w:r>
-      <w:proofErr w:type="spellEnd"/>
-      <w:r>
-        <w:rPr>
-          <w:rFonts w:asciiTheme="majorHAnsi" w:hAnsiTheme="majorHAnsi" w:cstheme="majorHAnsi"/>
-          <w:sz w:val="28"/>
-          <w:szCs w:val="28"/>
-        </w:rPr>
-        <w:t xml:space="preserve"> </w:t>
-      </w:r>
-      <w:proofErr w:type="spellStart"/>
-      <w:r>
-        <w:rPr>
-          <w:rFonts w:asciiTheme="majorHAnsi" w:hAnsiTheme="majorHAnsi" w:cstheme="majorHAnsi"/>
-          <w:sz w:val="28"/>
-          <w:szCs w:val="28"/>
-        </w:rPr>
-        <w:t>Query</w:t>
-      </w:r>
-      <w:proofErr w:type="spellEnd"/>
-      <w:r>
-        <w:rPr>
-          <w:rFonts w:asciiTheme="majorHAnsi" w:hAnsiTheme="majorHAnsi" w:cstheme="majorHAnsi"/>
-          <w:sz w:val="28"/>
-          <w:szCs w:val="28"/>
-        </w:rPr>
-        <w:t xml:space="preserve"> Language), который включает три основных подмножества:</w:t>
+        <w:t>MySQL – классическая, широко распространённая реляционная система управления базами данных (СУБД) с открытым исходным кодом, принадлежащая корпорации Oracle. Она является реализацией реляционной модели, предложенной Эдгаром Коддом, где данные организованы в виде набора взаимосвязанных таблиц (отношений), состоящих из строк (кортежей) и колонок (атрибутов). Основным языком взаимодействия является SQL (Structured Query Language), который включает три основных подмножества:</w:t>
       </w:r>
     </w:p>
     <w:p>
@@ -3884,33 +3400,68 @@
           <w:rFonts w:asciiTheme="majorHAnsi" w:hAnsiTheme="majorHAnsi" w:cstheme="majorHAnsi"/>
           <w:sz w:val="28"/>
           <w:szCs w:val="28"/>
-        </w:rPr>
-      </w:pPr>
-      <w:r>
-        <w:rPr>
-          <w:rFonts w:asciiTheme="majorHAnsi" w:hAnsiTheme="majorHAnsi" w:cstheme="majorHAnsi"/>
-          <w:sz w:val="28"/>
-          <w:szCs w:val="28"/>
-        </w:rPr>
-        <w:t xml:space="preserve">DML (Data </w:t>
-      </w:r>
-      <w:proofErr w:type="spellStart"/>
-      <w:r>
-        <w:rPr>
-          <w:rFonts w:asciiTheme="majorHAnsi" w:hAnsiTheme="majorHAnsi" w:cstheme="majorHAnsi"/>
-          <w:sz w:val="28"/>
-          <w:szCs w:val="28"/>
-        </w:rPr>
-        <w:t>Manipulation</w:t>
-      </w:r>
-      <w:proofErr w:type="spellEnd"/>
-      <w:r>
-        <w:rPr>
-          <w:rFonts w:asciiTheme="majorHAnsi" w:hAnsiTheme="majorHAnsi" w:cstheme="majorHAnsi"/>
-          <w:sz w:val="28"/>
-          <w:szCs w:val="28"/>
-        </w:rPr>
-        <w:t xml:space="preserve"> Language) – для манипуляции данными (SELECT, INSERT, UPDATE, DELETE).</w:t>
+          <w:lang w:val="en-US"/>
+        </w:rPr>
+      </w:pPr>
+      <w:r>
+        <w:rPr>
+          <w:rFonts w:asciiTheme="majorHAnsi" w:hAnsiTheme="majorHAnsi" w:cstheme="majorHAnsi"/>
+          <w:sz w:val="28"/>
+          <w:szCs w:val="28"/>
+          <w:lang w:val="en-US"/>
+        </w:rPr>
+        <w:t xml:space="preserve">DML (Data Manipulation Language) – </w:t>
+      </w:r>
+      <w:r>
+        <w:rPr>
+          <w:rFonts w:asciiTheme="majorHAnsi" w:hAnsiTheme="majorHAnsi" w:cstheme="majorHAnsi"/>
+          <w:sz w:val="28"/>
+          <w:szCs w:val="28"/>
+        </w:rPr>
+        <w:t>для</w:t>
+      </w:r>
+      <w:r>
+        <w:rPr>
+          <w:rFonts w:asciiTheme="majorHAnsi" w:hAnsiTheme="majorHAnsi" w:cstheme="majorHAnsi"/>
+          <w:sz w:val="28"/>
+          <w:szCs w:val="28"/>
+          <w:lang w:val="en-US"/>
+        </w:rPr>
+        <w:t xml:space="preserve"> </w:t>
+      </w:r>
+      <w:r>
+        <w:rPr>
+          <w:rFonts w:asciiTheme="majorHAnsi" w:hAnsiTheme="majorHAnsi" w:cstheme="majorHAnsi"/>
+          <w:sz w:val="28"/>
+          <w:szCs w:val="28"/>
+        </w:rPr>
+        <w:t>манипуляции</w:t>
+      </w:r>
+      <w:r>
+        <w:rPr>
+          <w:rFonts w:asciiTheme="majorHAnsi" w:hAnsiTheme="majorHAnsi" w:cstheme="majorHAnsi"/>
+          <w:sz w:val="28"/>
+          <w:szCs w:val="28"/>
+          <w:lang w:val="en-US"/>
+        </w:rPr>
+        <w:t xml:space="preserve"> </w:t>
+      </w:r>
+      <w:r>
+        <w:rPr>
+          <w:rFonts w:asciiTheme="majorHAnsi" w:hAnsiTheme="majorHAnsi" w:cstheme="majorHAnsi"/>
+          <w:sz w:val="28"/>
+          <w:szCs w:val="28"/>
+        </w:rPr>
+        <w:t>данными</w:t>
+      </w:r>
+      <w:r>
+        <w:rPr>
+          <w:rFonts w:asciiTheme="majorHAnsi" w:hAnsiTheme="majorHAnsi" w:cstheme="majorHAnsi"/>
+          <w:sz w:val="28"/>
+          <w:szCs w:val="28"/>
+          <w:lang w:val="en-US"/>
+        </w:rPr>
+        <w:t xml:space="preserve"> (SELECT, INSERT, UPDATE, DELETE).</w:t>
       </w:r>
     </w:p>
     <w:p>
@@ -3978,25 +3529,7 @@
           <w:sz w:val="28"/>
           <w:szCs w:val="28"/>
         </w:rPr>
-        <w:t>Атомарность (</w:t>
-      </w:r>
-      <w:proofErr w:type="spellStart"/>
-      <w:r>
-        <w:rPr>
-          <w:rFonts w:asciiTheme="majorHAnsi" w:hAnsiTheme="majorHAnsi" w:cstheme="majorHAnsi"/>
-          <w:sz w:val="28"/>
-          <w:szCs w:val="28"/>
-        </w:rPr>
-        <w:t>Atomicity</w:t>
-      </w:r>
-      <w:proofErr w:type="spellEnd"/>
-      <w:r>
-        <w:rPr>
-          <w:rFonts w:asciiTheme="majorHAnsi" w:hAnsiTheme="majorHAnsi" w:cstheme="majorHAnsi"/>
-          <w:sz w:val="28"/>
-          <w:szCs w:val="28"/>
-        </w:rPr>
-        <w:t>) – транзакция выполняется полностью или не выполняется вовсе.</w:t>
+        <w:t>Атомарность (Atomicity) – транзакция выполняется полностью или не выполняется вовсе.</w:t>
       </w:r>
     </w:p>
     <w:p>
@@ -4020,25 +3553,7 @@
           <w:sz w:val="28"/>
           <w:szCs w:val="28"/>
         </w:rPr>
-        <w:t>Согласованность (</w:t>
-      </w:r>
-      <w:proofErr w:type="spellStart"/>
-      <w:r>
-        <w:rPr>
-          <w:rFonts w:asciiTheme="majorHAnsi" w:hAnsiTheme="majorHAnsi" w:cstheme="majorHAnsi"/>
-          <w:sz w:val="28"/>
-          <w:szCs w:val="28"/>
-        </w:rPr>
-        <w:t>Consistency</w:t>
-      </w:r>
-      <w:proofErr w:type="spellEnd"/>
-      <w:r>
-        <w:rPr>
-          <w:rFonts w:asciiTheme="majorHAnsi" w:hAnsiTheme="majorHAnsi" w:cstheme="majorHAnsi"/>
-          <w:sz w:val="28"/>
-          <w:szCs w:val="28"/>
-        </w:rPr>
-        <w:t>) – транзакция переводит базу данных из одного целостного состояния в другое.</w:t>
+        <w:t>Согласованность (Consistency) – транзакция переводит базу данных из одного целостного состояния в другое.</w:t>
       </w:r>
     </w:p>
     <w:p>
@@ -4062,25 +3577,7 @@
           <w:sz w:val="28"/>
           <w:szCs w:val="28"/>
         </w:rPr>
-        <w:t>Изолированность (</w:t>
-      </w:r>
-      <w:proofErr w:type="spellStart"/>
-      <w:r>
-        <w:rPr>
-          <w:rFonts w:asciiTheme="majorHAnsi" w:hAnsiTheme="majorHAnsi" w:cstheme="majorHAnsi"/>
-          <w:sz w:val="28"/>
-          <w:szCs w:val="28"/>
-        </w:rPr>
-        <w:t>Isolation</w:t>
-      </w:r>
-      <w:proofErr w:type="spellEnd"/>
-      <w:r>
-        <w:rPr>
-          <w:rFonts w:asciiTheme="majorHAnsi" w:hAnsiTheme="majorHAnsi" w:cstheme="majorHAnsi"/>
-          <w:sz w:val="28"/>
-          <w:szCs w:val="28"/>
-        </w:rPr>
-        <w:t>) – параллельные транзакции не влияют друг на друга.</w:t>
+        <w:t>Изолированность (Isolation) – параллельные транзакции не влияют друг на друга.</w:t>
       </w:r>
     </w:p>
     <w:p>
@@ -4104,25 +3601,7 @@
           <w:sz w:val="28"/>
           <w:szCs w:val="28"/>
         </w:rPr>
-        <w:t>Долговечность (</w:t>
-      </w:r>
-      <w:proofErr w:type="spellStart"/>
-      <w:r>
-        <w:rPr>
-          <w:rFonts w:asciiTheme="majorHAnsi" w:hAnsiTheme="majorHAnsi" w:cstheme="majorHAnsi"/>
-          <w:sz w:val="28"/>
-          <w:szCs w:val="28"/>
-        </w:rPr>
-        <w:t>Durability</w:t>
-      </w:r>
-      <w:proofErr w:type="spellEnd"/>
-      <w:r>
-        <w:rPr>
-          <w:rFonts w:asciiTheme="majorHAnsi" w:hAnsiTheme="majorHAnsi" w:cstheme="majorHAnsi"/>
-          <w:sz w:val="28"/>
-          <w:szCs w:val="28"/>
-        </w:rPr>
-        <w:t>) – результаты завершённой транзакции сохраняются даже после сбоя системы.</w:t>
+        <w:t>Долговечность (Durability) – результаты завершённой транзакции сохраняются даже после сбоя системы.</w:t>
       </w:r>
     </w:p>
     <w:p>
@@ -4142,25 +3621,8 @@
           <w:sz w:val="28"/>
           <w:szCs w:val="28"/>
         </w:rPr>
-        <w:t xml:space="preserve">Для обеспечения этих свойств MySQL использует механизмы транзакций (поддержка движков </w:t>
-      </w:r>
-      <w:proofErr w:type="spellStart"/>
-      <w:r>
-        <w:rPr>
-          <w:rFonts w:asciiTheme="majorHAnsi" w:hAnsiTheme="majorHAnsi" w:cstheme="majorHAnsi"/>
-          <w:sz w:val="28"/>
-          <w:szCs w:val="28"/>
-        </w:rPr>
-        <w:t>InnoDB</w:t>
-      </w:r>
-      <w:proofErr w:type="spellEnd"/>
-      <w:r>
-        <w:rPr>
-          <w:rFonts w:asciiTheme="majorHAnsi" w:hAnsiTheme="majorHAnsi" w:cstheme="majorHAnsi"/>
-          <w:sz w:val="28"/>
-          <w:szCs w:val="28"/>
-        </w:rPr>
-        <w:t>) и журналирования</w:t>
+        <w:lastRenderedPageBreak/>
+        <w:t>Для обеспечения этих свойств MySQL использует механизмы транзакций (поддержка движков InnoDB) и журналирования</w:t>
       </w:r>
       <w:r>
         <w:rPr>
@@ -4182,78 +3644,13 @@
           <w:szCs w:val="28"/>
         </w:rPr>
       </w:pPr>
-      <w:proofErr w:type="spellStart"/>
-      <w:r>
-        <w:rPr>
-          <w:rFonts w:asciiTheme="majorHAnsi" w:hAnsiTheme="majorHAnsi" w:cstheme="majorHAnsi"/>
-          <w:sz w:val="28"/>
-          <w:szCs w:val="28"/>
-        </w:rPr>
-        <w:lastRenderedPageBreak/>
-        <w:t>DBeaver</w:t>
-      </w:r>
-      <w:proofErr w:type="spellEnd"/>
-      <w:r>
-        <w:rPr>
-          <w:rFonts w:asciiTheme="majorHAnsi" w:hAnsiTheme="majorHAnsi" w:cstheme="majorHAnsi"/>
-          <w:sz w:val="28"/>
-          <w:szCs w:val="28"/>
-        </w:rPr>
-        <w:t xml:space="preserve"> Community – это универсальный кроссплатформенный SQL-клиент с открытым исходным кодом, построенный на платформе Eclipse. Он выполняет роль IDE (Integrated Development Environment) для работы с базами данных, предоставляя абстракцию над нативными консольными клиентами различных СУБД через использование JDBC-драйверов. Его архитектура позволяет единообразно работать с десятками баз данных (MySQL, </w:t>
-      </w:r>
-      <w:proofErr w:type="spellStart"/>
-      <w:r>
-        <w:rPr>
-          <w:rFonts w:asciiTheme="majorHAnsi" w:hAnsiTheme="majorHAnsi" w:cstheme="majorHAnsi"/>
-          <w:sz w:val="28"/>
-          <w:szCs w:val="28"/>
-        </w:rPr>
-        <w:t>PostgreSQL</w:t>
-      </w:r>
-      <w:proofErr w:type="spellEnd"/>
-      <w:r>
-        <w:rPr>
-          <w:rFonts w:asciiTheme="majorHAnsi" w:hAnsiTheme="majorHAnsi" w:cstheme="majorHAnsi"/>
-          <w:sz w:val="28"/>
-          <w:szCs w:val="28"/>
-        </w:rPr>
-        <w:t xml:space="preserve">, Oracle, </w:t>
-      </w:r>
-      <w:proofErr w:type="spellStart"/>
-      <w:r>
-        <w:rPr>
-          <w:rFonts w:asciiTheme="majorHAnsi" w:hAnsiTheme="majorHAnsi" w:cstheme="majorHAnsi"/>
-          <w:sz w:val="28"/>
-          <w:szCs w:val="28"/>
-        </w:rPr>
-        <w:t>SQLite</w:t>
-      </w:r>
-      <w:proofErr w:type="spellEnd"/>
-      <w:r>
-        <w:rPr>
-          <w:rFonts w:asciiTheme="majorHAnsi" w:hAnsiTheme="majorHAnsi" w:cstheme="majorHAnsi"/>
-          <w:sz w:val="28"/>
-          <w:szCs w:val="28"/>
-        </w:rPr>
-        <w:t xml:space="preserve">, </w:t>
-      </w:r>
-      <w:proofErr w:type="spellStart"/>
-      <w:r>
-        <w:rPr>
-          <w:rFonts w:asciiTheme="majorHAnsi" w:hAnsiTheme="majorHAnsi" w:cstheme="majorHAnsi"/>
-          <w:sz w:val="28"/>
-          <w:szCs w:val="28"/>
-        </w:rPr>
-        <w:t>MongoDB</w:t>
-      </w:r>
-      <w:proofErr w:type="spellEnd"/>
-      <w:r>
-        <w:rPr>
-          <w:rFonts w:asciiTheme="majorHAnsi" w:hAnsiTheme="majorHAnsi" w:cstheme="majorHAnsi"/>
-          <w:sz w:val="28"/>
-          <w:szCs w:val="28"/>
-        </w:rPr>
-        <w:t xml:space="preserve"> и др.), что делает его мощным инструментом в гетерогенных средах.</w:t>
+      <w:r>
+        <w:rPr>
+          <w:rFonts w:asciiTheme="majorHAnsi" w:hAnsiTheme="majorHAnsi" w:cstheme="majorHAnsi"/>
+          <w:sz w:val="28"/>
+          <w:szCs w:val="28"/>
+        </w:rPr>
+        <w:t>DBeaver Community – это универсальный кроссплатформенный SQL-клиент с открытым исходным кодом, построенный на платформе Eclipse. Он выполняет роль IDE (Integrated Development Environment) для работы с базами данных, предоставляя абстракцию над нативными консольными клиентами различных СУБД через использование JDBC-драйверов. Его архитектура позволяет единообразно работать с десятками баз данных (MySQL, PostgreSQL, Oracle, SQLite, MongoDB и др.), что делает его мощным инструментом в гетерогенных средах.</w:t>
       </w:r>
     </w:p>
     <w:p>
@@ -4265,33 +3662,42 @@
           <w:rFonts w:asciiTheme="majorHAnsi" w:hAnsiTheme="majorHAnsi" w:cstheme="majorHAnsi"/>
           <w:sz w:val="28"/>
           <w:szCs w:val="28"/>
-        </w:rPr>
-      </w:pPr>
-      <w:r>
-        <w:rPr>
-          <w:rFonts w:asciiTheme="majorHAnsi" w:hAnsiTheme="majorHAnsi" w:cstheme="majorHAnsi"/>
-          <w:sz w:val="28"/>
-          <w:szCs w:val="28"/>
-        </w:rPr>
-        <w:t xml:space="preserve">Преимущества связки MySQL + </w:t>
-      </w:r>
-      <w:proofErr w:type="spellStart"/>
-      <w:r>
-        <w:rPr>
-          <w:rFonts w:asciiTheme="majorHAnsi" w:hAnsiTheme="majorHAnsi" w:cstheme="majorHAnsi"/>
-          <w:sz w:val="28"/>
-          <w:szCs w:val="28"/>
-        </w:rPr>
-        <w:t>DBeaver</w:t>
-      </w:r>
-      <w:proofErr w:type="spellEnd"/>
-      <w:r>
-        <w:rPr>
-          <w:rFonts w:asciiTheme="majorHAnsi" w:hAnsiTheme="majorHAnsi" w:cstheme="majorHAnsi"/>
-          <w:sz w:val="28"/>
-          <w:szCs w:val="28"/>
-        </w:rPr>
-        <w:t xml:space="preserve"> Community:</w:t>
+          <w:lang w:val="en-US"/>
+        </w:rPr>
+      </w:pPr>
+      <w:r>
+        <w:rPr>
+          <w:rFonts w:asciiTheme="majorHAnsi" w:hAnsiTheme="majorHAnsi" w:cstheme="majorHAnsi"/>
+          <w:sz w:val="28"/>
+          <w:szCs w:val="28"/>
+        </w:rPr>
+        <w:t>Преимущества</w:t>
+      </w:r>
+      <w:r>
+        <w:rPr>
+          <w:rFonts w:asciiTheme="majorHAnsi" w:hAnsiTheme="majorHAnsi" w:cstheme="majorHAnsi"/>
+          <w:sz w:val="28"/>
+          <w:szCs w:val="28"/>
+          <w:lang w:val="en-US"/>
+        </w:rPr>
+        <w:t xml:space="preserve"> </w:t>
+      </w:r>
+      <w:r>
+        <w:rPr>
+          <w:rFonts w:asciiTheme="majorHAnsi" w:hAnsiTheme="majorHAnsi" w:cstheme="majorHAnsi"/>
+          <w:sz w:val="28"/>
+          <w:szCs w:val="28"/>
+        </w:rPr>
+        <w:t>связки</w:t>
+      </w:r>
+      <w:r>
+        <w:rPr>
+          <w:rFonts w:asciiTheme="majorHAnsi" w:hAnsiTheme="majorHAnsi" w:cstheme="majorHAnsi"/>
+          <w:sz w:val="28"/>
+          <w:szCs w:val="28"/>
+          <w:lang w:val="en-US"/>
+        </w:rPr>
+        <w:t xml:space="preserve"> MySQL + DBeaver Community:</w:t>
       </w:r>
     </w:p>
     <w:p>
@@ -4315,25 +3721,7 @@
           <w:sz w:val="28"/>
           <w:szCs w:val="28"/>
         </w:rPr>
-        <w:t xml:space="preserve">Высокая производительность, надёжность и масштабируемость MySQL: Оптимизированный для операций чтения, эффективный кэширующий механизм, поддержка индексов (B-деревья, полнотекстовые), табличных пространств и </w:t>
-      </w:r>
-      <w:proofErr w:type="spellStart"/>
-      <w:r>
-        <w:rPr>
-          <w:rFonts w:asciiTheme="majorHAnsi" w:hAnsiTheme="majorHAnsi" w:cstheme="majorHAnsi"/>
-          <w:sz w:val="28"/>
-          <w:szCs w:val="28"/>
-        </w:rPr>
-        <w:t>партиционирования</w:t>
-      </w:r>
-      <w:proofErr w:type="spellEnd"/>
-      <w:r>
-        <w:rPr>
-          <w:rFonts w:asciiTheme="majorHAnsi" w:hAnsiTheme="majorHAnsi" w:cstheme="majorHAnsi"/>
-          <w:sz w:val="28"/>
-          <w:szCs w:val="28"/>
-        </w:rPr>
-        <w:t>. Хорошо зарекомендовала себя в высоконагруженных веб-приложениях.</w:t>
+        <w:t>Высокая производительность, надёжность и масштабируемость MySQL: Оптимизированный для операций чтения, эффективный кэширующий механизм, поддержка индексов (B-деревья, полнотекстовые), табличных пространств и партиционирования. Хорошо зарекомендовала себя в высоконагруженных веб-приложениях.</w:t>
       </w:r>
     </w:p>
     <w:p>
@@ -4357,25 +3745,7 @@
           <w:sz w:val="28"/>
           <w:szCs w:val="28"/>
         </w:rPr>
-        <w:t>Поддержка репликации и транзакций</w:t>
-      </w:r>
-      <w:proofErr w:type="gramStart"/>
-      <w:r>
-        <w:rPr>
-          <w:rFonts w:asciiTheme="majorHAnsi" w:hAnsiTheme="majorHAnsi" w:cstheme="majorHAnsi"/>
-          <w:sz w:val="28"/>
-          <w:szCs w:val="28"/>
-        </w:rPr>
-        <w:t>: Обеспечивает</w:t>
-      </w:r>
-      <w:proofErr w:type="gramEnd"/>
-      <w:r>
-        <w:rPr>
-          <w:rFonts w:asciiTheme="majorHAnsi" w:hAnsiTheme="majorHAnsi" w:cstheme="majorHAnsi"/>
-          <w:sz w:val="28"/>
-          <w:szCs w:val="28"/>
-        </w:rPr>
-        <w:t xml:space="preserve"> отказоустойчивость, распределение нагрузки и целостность критически важных данных, таких как финансовые операции в заказах.</w:t>
+        <w:t>Поддержка репликации и транзакций: Обеспечивает отказоустойчивость, распределение нагрузки и целостность критически важных данных, таких как финансовые операции в заказах.</w:t>
       </w:r>
     </w:p>
     <w:p>
@@ -4399,25 +3769,7 @@
           <w:sz w:val="28"/>
           <w:szCs w:val="28"/>
         </w:rPr>
-        <w:t xml:space="preserve">Удобный визуальный интерфейс </w:t>
-      </w:r>
-      <w:proofErr w:type="spellStart"/>
-      <w:r>
-        <w:rPr>
-          <w:rFonts w:asciiTheme="majorHAnsi" w:hAnsiTheme="majorHAnsi" w:cstheme="majorHAnsi"/>
-          <w:sz w:val="28"/>
-          <w:szCs w:val="28"/>
-        </w:rPr>
-        <w:t>DBeaver</w:t>
-      </w:r>
-      <w:proofErr w:type="spellEnd"/>
-      <w:r>
-        <w:rPr>
-          <w:rFonts w:asciiTheme="majorHAnsi" w:hAnsiTheme="majorHAnsi" w:cstheme="majorHAnsi"/>
-          <w:sz w:val="28"/>
-          <w:szCs w:val="28"/>
-        </w:rPr>
-        <w:t xml:space="preserve"> как единой точки управления:</w:t>
+        <w:t>Удобный визуальный интерфейс DBeaver как единой точки управления:</w:t>
       </w:r>
     </w:p>
     <w:p>
@@ -4481,25 +3833,8 @@
           <w:sz w:val="28"/>
           <w:szCs w:val="28"/>
         </w:rPr>
-        <w:t xml:space="preserve">Редактор с подсветкой синтаксиса SQL, </w:t>
-      </w:r>
-      <w:proofErr w:type="spellStart"/>
-      <w:r>
-        <w:rPr>
-          <w:rFonts w:asciiTheme="majorHAnsi" w:hAnsiTheme="majorHAnsi" w:cstheme="majorHAnsi"/>
-          <w:sz w:val="28"/>
-          <w:szCs w:val="28"/>
-        </w:rPr>
-        <w:t>автодополнением</w:t>
-      </w:r>
-      <w:proofErr w:type="spellEnd"/>
-      <w:r>
-        <w:rPr>
-          <w:rFonts w:asciiTheme="majorHAnsi" w:hAnsiTheme="majorHAnsi" w:cstheme="majorHAnsi"/>
-          <w:sz w:val="28"/>
-          <w:szCs w:val="28"/>
-        </w:rPr>
-        <w:t xml:space="preserve"> и проверкой запросов</w:t>
+        <w:lastRenderedPageBreak/>
+        <w:t>Редактор с подсветкой синтаксиса SQL, автодополнением и проверкой запросов</w:t>
       </w:r>
       <w:r>
         <w:rPr>
@@ -4539,7 +3874,6 @@
           <w:sz w:val="28"/>
           <w:szCs w:val="28"/>
         </w:rPr>
-        <w:lastRenderedPageBreak/>
         <w:t>Управление метаданными для просмотра, модификации и генерации DDL для таблиц, представлений, хранимых процедур и триггеров.</w:t>
       </w:r>
     </w:p>
@@ -4632,25 +3966,7 @@
           <w:sz w:val="28"/>
           <w:szCs w:val="28"/>
         </w:rPr>
-        <w:t xml:space="preserve">Ограниченная поддержка </w:t>
-      </w:r>
-      <w:proofErr w:type="spellStart"/>
-      <w:r>
-        <w:rPr>
-          <w:rFonts w:asciiTheme="majorHAnsi" w:hAnsiTheme="majorHAnsi" w:cstheme="majorHAnsi"/>
-          <w:sz w:val="28"/>
-          <w:szCs w:val="28"/>
-        </w:rPr>
-        <w:t>NoSQL</w:t>
-      </w:r>
-      <w:proofErr w:type="spellEnd"/>
-      <w:r>
-        <w:rPr>
-          <w:rFonts w:asciiTheme="majorHAnsi" w:hAnsiTheme="majorHAnsi" w:cstheme="majorHAnsi"/>
-          <w:sz w:val="28"/>
-          <w:szCs w:val="28"/>
-        </w:rPr>
-        <w:t>-парадигм в MySQL</w:t>
+        <w:t>Ограниченная поддержка NoSQL-парадигм в MySQL</w:t>
       </w:r>
       <w:r>
         <w:rPr>
@@ -4666,61 +3982,7 @@
           <w:sz w:val="28"/>
           <w:szCs w:val="28"/>
         </w:rPr>
-        <w:t xml:space="preserve"> Хотя MySQL с версии 5.7 добавила поддержку JSON-типа данных и функций для работы с ним, она не является полноценной </w:t>
-      </w:r>
-      <w:proofErr w:type="spellStart"/>
-      <w:r>
-        <w:rPr>
-          <w:rFonts w:asciiTheme="majorHAnsi" w:hAnsiTheme="majorHAnsi" w:cstheme="majorHAnsi"/>
-          <w:sz w:val="28"/>
-          <w:szCs w:val="28"/>
-        </w:rPr>
-        <w:t>документоориентированной</w:t>
-      </w:r>
-      <w:proofErr w:type="spellEnd"/>
-      <w:r>
-        <w:rPr>
-          <w:rFonts w:asciiTheme="majorHAnsi" w:hAnsiTheme="majorHAnsi" w:cstheme="majorHAnsi"/>
-          <w:sz w:val="28"/>
-          <w:szCs w:val="28"/>
-        </w:rPr>
-        <w:t xml:space="preserve"> или </w:t>
-      </w:r>
-      <w:proofErr w:type="spellStart"/>
-      <w:r>
-        <w:rPr>
-          <w:rFonts w:asciiTheme="majorHAnsi" w:hAnsiTheme="majorHAnsi" w:cstheme="majorHAnsi"/>
-          <w:sz w:val="28"/>
-          <w:szCs w:val="28"/>
-        </w:rPr>
-        <w:t>графовой</w:t>
-      </w:r>
-      <w:proofErr w:type="spellEnd"/>
-      <w:r>
-        <w:rPr>
-          <w:rFonts w:asciiTheme="majorHAnsi" w:hAnsiTheme="majorHAnsi" w:cstheme="majorHAnsi"/>
-          <w:sz w:val="28"/>
-          <w:szCs w:val="28"/>
-        </w:rPr>
-        <w:t xml:space="preserve"> СУБД. Для сложных иерархических или </w:t>
-      </w:r>
-      <w:proofErr w:type="spellStart"/>
-      <w:r>
-        <w:rPr>
-          <w:rFonts w:asciiTheme="majorHAnsi" w:hAnsiTheme="majorHAnsi" w:cstheme="majorHAnsi"/>
-          <w:sz w:val="28"/>
-          <w:szCs w:val="28"/>
-        </w:rPr>
-        <w:t>полуструктурированных</w:t>
-      </w:r>
-      <w:proofErr w:type="spellEnd"/>
-      <w:r>
-        <w:rPr>
-          <w:rFonts w:asciiTheme="majorHAnsi" w:hAnsiTheme="majorHAnsi" w:cstheme="majorHAnsi"/>
-          <w:sz w:val="28"/>
-          <w:szCs w:val="28"/>
-        </w:rPr>
-        <w:t xml:space="preserve"> данных могут потребоваться гибридные решения или отказ от чисто реляционной модели.</w:t>
+        <w:t> Хотя MySQL с версии 5.7 добавила поддержку JSON-типа данных и функций для работы с ним, она не является полноценной документоориентированной или графовой СУБД. Для сложных иерархических или полуструктурированных данных могут потребоваться гибридные решения или отказ от чисто реляционной модели.</w:t>
       </w:r>
     </w:p>
     <w:p>
@@ -4744,25 +4006,7 @@
           <w:sz w:val="28"/>
           <w:szCs w:val="28"/>
         </w:rPr>
-        <w:t xml:space="preserve">Избыточность </w:t>
-      </w:r>
-      <w:proofErr w:type="spellStart"/>
-      <w:r>
-        <w:rPr>
-          <w:rFonts w:asciiTheme="majorHAnsi" w:hAnsiTheme="majorHAnsi" w:cstheme="majorHAnsi"/>
-          <w:sz w:val="28"/>
-          <w:szCs w:val="28"/>
-        </w:rPr>
-        <w:t>DBeaver</w:t>
-      </w:r>
-      <w:proofErr w:type="spellEnd"/>
-      <w:r>
-        <w:rPr>
-          <w:rFonts w:asciiTheme="majorHAnsi" w:hAnsiTheme="majorHAnsi" w:cstheme="majorHAnsi"/>
-          <w:sz w:val="28"/>
-          <w:szCs w:val="28"/>
-        </w:rPr>
-        <w:t xml:space="preserve"> для простых задач</w:t>
+        <w:t>Избыточность DBeaver для простых задач</w:t>
       </w:r>
       <w:r>
         <w:rPr>
@@ -4778,61 +4022,7 @@
           <w:sz w:val="28"/>
           <w:szCs w:val="28"/>
         </w:rPr>
-        <w:t> Для элементарных операций (например, выполнение одного запроса) прямое использование консольного клиента </w:t>
-      </w:r>
-      <w:proofErr w:type="spellStart"/>
-      <w:r>
-        <w:rPr>
-          <w:rFonts w:asciiTheme="majorHAnsi" w:hAnsiTheme="majorHAnsi" w:cstheme="majorHAnsi"/>
-          <w:sz w:val="28"/>
-          <w:szCs w:val="28"/>
-        </w:rPr>
-        <w:t>mysql</w:t>
-      </w:r>
-      <w:proofErr w:type="spellEnd"/>
-      <w:r>
-        <w:rPr>
-          <w:rFonts w:asciiTheme="majorHAnsi" w:hAnsiTheme="majorHAnsi" w:cstheme="majorHAnsi"/>
-          <w:sz w:val="28"/>
-          <w:szCs w:val="28"/>
-        </w:rPr>
-        <w:t xml:space="preserve"> или встроенных административных панелей (вроде </w:t>
-      </w:r>
-      <w:proofErr w:type="spellStart"/>
-      <w:r>
-        <w:rPr>
-          <w:rFonts w:asciiTheme="majorHAnsi" w:hAnsiTheme="majorHAnsi" w:cstheme="majorHAnsi"/>
-          <w:sz w:val="28"/>
-          <w:szCs w:val="28"/>
-        </w:rPr>
-        <w:t>phpMyAdmin</w:t>
-      </w:r>
-      <w:proofErr w:type="spellEnd"/>
-      <w:r>
-        <w:rPr>
-          <w:rFonts w:asciiTheme="majorHAnsi" w:hAnsiTheme="majorHAnsi" w:cstheme="majorHAnsi"/>
-          <w:sz w:val="28"/>
-          <w:szCs w:val="28"/>
-        </w:rPr>
-        <w:t xml:space="preserve">) может быть быстрее и менее ресурсоёмко. </w:t>
-      </w:r>
-      <w:proofErr w:type="spellStart"/>
-      <w:r>
-        <w:rPr>
-          <w:rFonts w:asciiTheme="majorHAnsi" w:hAnsiTheme="majorHAnsi" w:cstheme="majorHAnsi"/>
-          <w:sz w:val="28"/>
-          <w:szCs w:val="28"/>
-        </w:rPr>
-        <w:t>DBeaver</w:t>
-      </w:r>
-      <w:proofErr w:type="spellEnd"/>
-      <w:r>
-        <w:rPr>
-          <w:rFonts w:asciiTheme="majorHAnsi" w:hAnsiTheme="majorHAnsi" w:cstheme="majorHAnsi"/>
-          <w:sz w:val="28"/>
-          <w:szCs w:val="28"/>
-        </w:rPr>
-        <w:t xml:space="preserve"> требует установки и настройки JDBC-драйверов.</w:t>
+        <w:t> Для элементарных операций (например, выполнение одного запроса) прямое использование консольного клиента mysql или встроенных административных панелей (вроде phpMyAdmin) может быть быстрее и менее ресурсоёмко. DBeaver требует установки и настройки JDBC-драйверов.</w:t>
       </w:r>
     </w:p>
     <w:p>
@@ -4872,25 +4062,7 @@
           <w:sz w:val="28"/>
           <w:szCs w:val="28"/>
         </w:rPr>
-        <w:t xml:space="preserve"> В редких случаях специфические особенности или новые функции конкретной СУБД (например, MySQL 8.0) могут быть реализованы в </w:t>
-      </w:r>
-      <w:proofErr w:type="spellStart"/>
-      <w:r>
-        <w:rPr>
-          <w:rFonts w:asciiTheme="majorHAnsi" w:hAnsiTheme="majorHAnsi" w:cstheme="majorHAnsi"/>
-          <w:sz w:val="28"/>
-          <w:szCs w:val="28"/>
-        </w:rPr>
-        <w:t>DBeaver</w:t>
-      </w:r>
-      <w:proofErr w:type="spellEnd"/>
-      <w:r>
-        <w:rPr>
-          <w:rFonts w:asciiTheme="majorHAnsi" w:hAnsiTheme="majorHAnsi" w:cstheme="majorHAnsi"/>
-          <w:sz w:val="28"/>
-          <w:szCs w:val="28"/>
-        </w:rPr>
-        <w:t xml:space="preserve"> с задержкой.</w:t>
+        <w:t> В редких случаях специфические особенности или новые функции конкретной СУБД (например, MySQL 8.0) могут быть реализованы в DBeaver с задержкой.</w:t>
       </w:r>
     </w:p>
     <w:p>
@@ -4910,6 +4082,7 @@
           <w:sz w:val="28"/>
           <w:szCs w:val="28"/>
         </w:rPr>
+        <w:lastRenderedPageBreak/>
         <w:t>Обоснование выбора для проекта:</w:t>
       </w:r>
     </w:p>
@@ -4930,52 +4103,7 @@
           <w:sz w:val="28"/>
           <w:szCs w:val="28"/>
         </w:rPr>
-        <w:t xml:space="preserve">Связка MySQL и </w:t>
-      </w:r>
-      <w:proofErr w:type="spellStart"/>
-      <w:r>
-        <w:rPr>
-          <w:rFonts w:asciiTheme="majorHAnsi" w:hAnsiTheme="majorHAnsi" w:cstheme="majorHAnsi"/>
-          <w:sz w:val="28"/>
-          <w:szCs w:val="28"/>
-        </w:rPr>
-        <w:t>DBeaver</w:t>
-      </w:r>
-      <w:proofErr w:type="spellEnd"/>
-      <w:r>
-        <w:rPr>
-          <w:rFonts w:asciiTheme="majorHAnsi" w:hAnsiTheme="majorHAnsi" w:cstheme="majorHAnsi"/>
-          <w:sz w:val="28"/>
-          <w:szCs w:val="28"/>
-        </w:rPr>
-        <w:t xml:space="preserve"> Community образует сбалансированное и эффективное решение для разработки типичной базы данных интернет-</w:t>
-      </w:r>
-      <w:r>
-        <w:rPr>
-          <w:rFonts w:asciiTheme="majorHAnsi" w:hAnsiTheme="majorHAnsi" w:cstheme="majorHAnsi"/>
-          <w:sz w:val="28"/>
-          <w:szCs w:val="28"/>
-        </w:rPr>
-        <w:lastRenderedPageBreak/>
-        <w:t>магазина. MySQL обеспечивает строгую реляционную структуру, гарантии ACID для транзакций заказов и проверенную временем экосистему. </w:t>
-      </w:r>
-      <w:proofErr w:type="spellStart"/>
-      <w:r>
-        <w:rPr>
-          <w:rFonts w:asciiTheme="majorHAnsi" w:hAnsiTheme="majorHAnsi" w:cstheme="majorHAnsi"/>
-          <w:sz w:val="28"/>
-          <w:szCs w:val="28"/>
-        </w:rPr>
-        <w:t>DBeaver</w:t>
-      </w:r>
-      <w:proofErr w:type="spellEnd"/>
-      <w:r>
-        <w:rPr>
-          <w:rFonts w:asciiTheme="majorHAnsi" w:hAnsiTheme="majorHAnsi" w:cstheme="majorHAnsi"/>
-          <w:sz w:val="28"/>
-          <w:szCs w:val="28"/>
-        </w:rPr>
-        <w:t>, в свою очередь, кардинально ускоряет и облегчает процесс проектирования (через ER-диаграммы), написание и оптимизацию SQL-запросов, а также администрирование базы данных, выступая в роли централизованной и мощной рабочей среды для разработчика.</w:t>
+        <w:t>Связка MySQL и DBeaver Community образует сбалансированное и эффективное решение для разработки типичной базы данных интернет-магазина. MySQL обеспечивает строгую реляционную структуру, гарантии ACID для транзакций заказов и проверенную временем экосистему. DBeaver, в свою очередь, кардинально ускоряет и облегчает процесс проектирования (через ER-диаграммы), написание и оптимизацию SQL-запросов, а также администрирование базы данных, выступая в роли централизованной и мощной рабочей среды для разработчика.</w:t>
       </w:r>
     </w:p>
     <w:p>
@@ -5120,25 +4248,7 @@
           <w:sz w:val="28"/>
           <w:szCs w:val="28"/>
         </w:rPr>
-        <w:t xml:space="preserve">Простая и гибкая маршрутизация, богатая экосистема </w:t>
-      </w:r>
-      <w:proofErr w:type="spellStart"/>
-      <w:r>
-        <w:rPr>
-          <w:rFonts w:asciiTheme="majorHAnsi" w:hAnsiTheme="majorHAnsi" w:cstheme="majorHAnsi"/>
-          <w:sz w:val="28"/>
-          <w:szCs w:val="28"/>
-        </w:rPr>
-        <w:t>middleware</w:t>
-      </w:r>
-      <w:proofErr w:type="spellEnd"/>
-      <w:r>
-        <w:rPr>
-          <w:rFonts w:asciiTheme="majorHAnsi" w:hAnsiTheme="majorHAnsi" w:cstheme="majorHAnsi"/>
-          <w:sz w:val="28"/>
-          <w:szCs w:val="28"/>
-        </w:rPr>
-        <w:t>.</w:t>
+        <w:t>Простая и гибкая маршрутизация, богатая экосистема middleware.</w:t>
       </w:r>
     </w:p>
     <w:p>
@@ -5225,25 +4335,7 @@
           <w:sz w:val="28"/>
           <w:szCs w:val="28"/>
         </w:rPr>
-        <w:t xml:space="preserve">Такой стек обеспечивает быструю разработку, лёгкую интеграцию с </w:t>
-      </w:r>
-      <w:proofErr w:type="spellStart"/>
-      <w:r>
-        <w:rPr>
-          <w:rFonts w:asciiTheme="majorHAnsi" w:hAnsiTheme="majorHAnsi" w:cstheme="majorHAnsi"/>
-          <w:sz w:val="28"/>
-          <w:szCs w:val="28"/>
-        </w:rPr>
-        <w:t>фронтендом</w:t>
-      </w:r>
-      <w:proofErr w:type="spellEnd"/>
-      <w:r>
-        <w:rPr>
-          <w:rFonts w:asciiTheme="majorHAnsi" w:hAnsiTheme="majorHAnsi" w:cstheme="majorHAnsi"/>
-          <w:sz w:val="28"/>
-          <w:szCs w:val="28"/>
-        </w:rPr>
-        <w:t xml:space="preserve"> и эффективную обработку пользовательских запросов — что особенно важно для интернет-магазина с динамическим контентом.</w:t>
+        <w:t>Такой стек обеспечивает быструю разработку, лёгкую интеграцию с фронтендом и эффективную обработку пользовательских запросов — что особенно важно для интернет-магазина с динамическим контентом.</w:t>
       </w:r>
     </w:p>
     <w:p>
@@ -5270,21 +4362,7 @@
         <w:rPr>
           <w:rFonts w:cstheme="majorHAnsi"/>
         </w:rPr>
-        <w:t xml:space="preserve">. Инструменты разработки: </w:t>
-      </w:r>
-      <w:proofErr w:type="spellStart"/>
-      <w:r>
-        <w:rPr>
-          <w:rFonts w:cstheme="majorHAnsi"/>
-        </w:rPr>
-        <w:t>GitHub</w:t>
-      </w:r>
-      <w:proofErr w:type="spellEnd"/>
-      <w:r>
-        <w:rPr>
-          <w:rFonts w:cstheme="majorHAnsi"/>
-        </w:rPr>
-        <w:t xml:space="preserve"> Desktop и VS Code</w:t>
+        <w:t>. Инструменты разработки: GitHub Desktop и VS Code</w:t>
       </w:r>
       <w:bookmarkEnd w:id="9"/>
     </w:p>
@@ -5327,46 +4405,20 @@
           <w:szCs w:val="28"/>
         </w:rPr>
       </w:pPr>
-      <w:proofErr w:type="spellStart"/>
-      <w:r>
-        <w:rPr>
-          <w:rFonts w:asciiTheme="majorHAnsi" w:hAnsiTheme="majorHAnsi" w:cstheme="majorHAnsi"/>
-          <w:sz w:val="28"/>
-          <w:szCs w:val="28"/>
-        </w:rPr>
-        <w:t>GitHub</w:t>
-      </w:r>
-      <w:proofErr w:type="spellEnd"/>
-      <w:r>
-        <w:rPr>
-          <w:rFonts w:asciiTheme="majorHAnsi" w:hAnsiTheme="majorHAnsi" w:cstheme="majorHAnsi"/>
-          <w:sz w:val="28"/>
-          <w:szCs w:val="28"/>
-        </w:rPr>
-        <w:t xml:space="preserve"> Desktop — графический клиент системы контроля версий </w:t>
-      </w:r>
-      <w:proofErr w:type="spellStart"/>
-      <w:r>
-        <w:rPr>
-          <w:rFonts w:asciiTheme="majorHAnsi" w:hAnsiTheme="majorHAnsi" w:cstheme="majorHAnsi"/>
-          <w:sz w:val="28"/>
-          <w:szCs w:val="28"/>
-        </w:rPr>
-        <w:t>Git</w:t>
-      </w:r>
-      <w:proofErr w:type="spellEnd"/>
-      <w:r>
-        <w:rPr>
-          <w:rFonts w:asciiTheme="majorHAnsi" w:hAnsiTheme="majorHAnsi" w:cstheme="majorHAnsi"/>
-          <w:sz w:val="28"/>
-          <w:szCs w:val="28"/>
-        </w:rPr>
-        <w:t>.</w:t>
+      <w:r>
+        <w:rPr>
+          <w:rFonts w:asciiTheme="majorHAnsi" w:hAnsiTheme="majorHAnsi" w:cstheme="majorHAnsi"/>
+          <w:sz w:val="28"/>
+          <w:szCs w:val="28"/>
+        </w:rPr>
+        <w:lastRenderedPageBreak/>
+        <w:t>GitHub Desktop — графический клиент системы контроля версий Git.</w:t>
       </w:r>
     </w:p>
     <w:p>
       <w:pPr>
         <w:spacing w:line="360" w:lineRule="auto"/>
+        <w:ind w:firstLine="720"/>
         <w:jc w:val="both"/>
         <w:rPr>
           <w:rFonts w:asciiTheme="majorHAnsi" w:hAnsiTheme="majorHAnsi" w:cstheme="majorHAnsi"/>
@@ -5428,7 +4480,6 @@
           <w:sz w:val="28"/>
           <w:szCs w:val="28"/>
         </w:rPr>
-        <w:lastRenderedPageBreak/>
         <w:t>Встроенная поддержка систем контроля версий;</w:t>
       </w:r>
     </w:p>
@@ -5459,6 +4510,7 @@
     <w:p>
       <w:pPr>
         <w:spacing w:line="360" w:lineRule="auto"/>
+        <w:ind w:firstLine="720"/>
         <w:jc w:val="both"/>
         <w:rPr>
           <w:rFonts w:asciiTheme="majorHAnsi" w:hAnsiTheme="majorHAnsi" w:cstheme="majorHAnsi"/>
@@ -5490,41 +4542,13 @@
           <w:szCs w:val="28"/>
         </w:rPr>
       </w:pPr>
-      <w:proofErr w:type="spellStart"/>
-      <w:r>
-        <w:rPr>
-          <w:rFonts w:asciiTheme="majorHAnsi" w:hAnsiTheme="majorHAnsi" w:cstheme="majorHAnsi"/>
-          <w:sz w:val="28"/>
-          <w:szCs w:val="28"/>
-        </w:rPr>
-        <w:t>GitHub</w:t>
-      </w:r>
-      <w:proofErr w:type="spellEnd"/>
-      <w:r>
-        <w:rPr>
-          <w:rFonts w:asciiTheme="majorHAnsi" w:hAnsiTheme="majorHAnsi" w:cstheme="majorHAnsi"/>
-          <w:sz w:val="28"/>
-          <w:szCs w:val="28"/>
-        </w:rPr>
-        <w:t xml:space="preserve"> Desktop ограничивает доступ к продвинутым командам </w:t>
-      </w:r>
-      <w:proofErr w:type="spellStart"/>
-      <w:r>
-        <w:rPr>
-          <w:rFonts w:asciiTheme="majorHAnsi" w:hAnsiTheme="majorHAnsi" w:cstheme="majorHAnsi"/>
-          <w:sz w:val="28"/>
-          <w:szCs w:val="28"/>
-        </w:rPr>
-        <w:t>Git</w:t>
-      </w:r>
-      <w:proofErr w:type="spellEnd"/>
-      <w:r>
-        <w:rPr>
-          <w:rFonts w:asciiTheme="majorHAnsi" w:hAnsiTheme="majorHAnsi" w:cstheme="majorHAnsi"/>
-          <w:sz w:val="28"/>
-          <w:szCs w:val="28"/>
-        </w:rPr>
-        <w:t>;</w:t>
+      <w:r>
+        <w:rPr>
+          <w:rFonts w:asciiTheme="majorHAnsi" w:hAnsiTheme="majorHAnsi" w:cstheme="majorHAnsi"/>
+          <w:sz w:val="28"/>
+          <w:szCs w:val="28"/>
+        </w:rPr>
+        <w:t>GitHub Desktop ограничивает доступ к продвинутым командам Git;</w:t>
       </w:r>
     </w:p>
     <w:p>
@@ -5595,53 +4619,25 @@
         <w:rPr>
           <w:rFonts w:cstheme="majorHAnsi"/>
         </w:rPr>
-        <w:t xml:space="preserve">. </w:t>
-      </w:r>
-      <w:proofErr w:type="spellStart"/>
+        <w:t>. Фронтенд-технологии: EJS</w:t>
+      </w:r>
       <w:r>
         <w:rPr>
           <w:rFonts w:cstheme="majorHAnsi"/>
         </w:rPr>
-        <w:t>Фронтенд</w:t>
-      </w:r>
-      <w:proofErr w:type="spellEnd"/>
+        <w:t xml:space="preserve"> </w:t>
+      </w:r>
       <w:r>
         <w:rPr>
           <w:rFonts w:cstheme="majorHAnsi"/>
         </w:rPr>
-        <w:t>-технологии: EJS</w:t>
+        <w:t>и</w:t>
       </w:r>
       <w:r>
         <w:rPr>
           <w:rFonts w:cstheme="majorHAnsi"/>
         </w:rPr>
-        <w:t xml:space="preserve"> </w:t>
-      </w:r>
-      <w:r>
-        <w:rPr>
-          <w:rFonts w:cstheme="majorHAnsi"/>
-        </w:rPr>
-        <w:t>и</w:t>
-      </w:r>
-      <w:r>
-        <w:rPr>
-          <w:rFonts w:cstheme="majorHAnsi"/>
-        </w:rPr>
-        <w:t xml:space="preserve"> </w:t>
-      </w:r>
-      <w:proofErr w:type="spellStart"/>
-      <w:r>
-        <w:rPr>
-          <w:rFonts w:cstheme="majorHAnsi"/>
-        </w:rPr>
-        <w:t>Bootstrap</w:t>
-      </w:r>
-      <w:proofErr w:type="spellEnd"/>
-      <w:r>
-        <w:rPr>
-          <w:rFonts w:cstheme="majorHAnsi"/>
-        </w:rPr>
-        <w:t xml:space="preserve"> 5</w:t>
+        <w:t xml:space="preserve"> Bootstrap 5</w:t>
       </w:r>
       <w:bookmarkEnd w:id="10"/>
     </w:p>
@@ -5666,25 +4662,7 @@
           <w:sz w:val="28"/>
           <w:szCs w:val="28"/>
         </w:rPr>
-        <w:t xml:space="preserve">EJS — </w:t>
-      </w:r>
-      <w:proofErr w:type="spellStart"/>
-      <w:r>
-        <w:rPr>
-          <w:rFonts w:asciiTheme="majorHAnsi" w:hAnsiTheme="majorHAnsi" w:cstheme="majorHAnsi"/>
-          <w:sz w:val="28"/>
-          <w:szCs w:val="28"/>
-        </w:rPr>
-        <w:t>шаблонизатор</w:t>
-      </w:r>
-      <w:proofErr w:type="spellEnd"/>
-      <w:r>
-        <w:rPr>
-          <w:rFonts w:asciiTheme="majorHAnsi" w:hAnsiTheme="majorHAnsi" w:cstheme="majorHAnsi"/>
-          <w:sz w:val="28"/>
-          <w:szCs w:val="28"/>
-        </w:rPr>
-        <w:t>, позволяющий внедрять JavaScript-выражения в HTML. Он упрощает рендеринг динамических страниц на сервере и хорошо интегрируется с Express.js.</w:t>
+        <w:t>EJS — шаблонизатор, позволяющий внедрять JavaScript-выражения в HTML. Он упрощает рендеринг динамических страниц на сервере и хорошо интегрируется с Express.js.</w:t>
       </w:r>
     </w:p>
     <w:p>
@@ -5702,23 +4680,13 @@
           <w:szCs w:val="28"/>
         </w:rPr>
       </w:pPr>
-      <w:proofErr w:type="spellStart"/>
-      <w:r>
-        <w:rPr>
-          <w:rFonts w:asciiTheme="majorHAnsi" w:hAnsiTheme="majorHAnsi" w:cstheme="majorHAnsi"/>
-          <w:sz w:val="28"/>
-          <w:szCs w:val="28"/>
-        </w:rPr>
-        <w:t>Bootstrap</w:t>
-      </w:r>
-      <w:proofErr w:type="spellEnd"/>
-      <w:r>
-        <w:rPr>
-          <w:rFonts w:asciiTheme="majorHAnsi" w:hAnsiTheme="majorHAnsi" w:cstheme="majorHAnsi"/>
-          <w:sz w:val="28"/>
-          <w:szCs w:val="28"/>
-        </w:rPr>
-        <w:t xml:space="preserve"> 5 — современный CSS-фреймворк, обеспечивающий адаптивность и быструю сборку интерфейсов. Содержит готовые компоненты: карточки товаров, формы, навигация</w:t>
+      <w:r>
+        <w:rPr>
+          <w:rFonts w:asciiTheme="majorHAnsi" w:hAnsiTheme="majorHAnsi" w:cstheme="majorHAnsi"/>
+          <w:sz w:val="28"/>
+          <w:szCs w:val="28"/>
+        </w:rPr>
+        <w:t>Bootstrap 5 — современный CSS-фреймворк, обеспечивающий адаптивность и быструю сборку интерфейсов. Содержит готовые компоненты: карточки товаров, формы, навигация</w:t>
       </w:r>
       <w:r>
         <w:rPr>
@@ -5769,25 +4737,7 @@
           <w:sz w:val="28"/>
           <w:szCs w:val="28"/>
         </w:rPr>
-        <w:t xml:space="preserve">Быстрая разработка </w:t>
-      </w:r>
-      <w:proofErr w:type="spellStart"/>
-      <w:r>
-        <w:rPr>
-          <w:rFonts w:asciiTheme="majorHAnsi" w:hAnsiTheme="majorHAnsi" w:cstheme="majorHAnsi"/>
-          <w:sz w:val="28"/>
-          <w:szCs w:val="28"/>
-        </w:rPr>
-        <w:t>фронтенда</w:t>
-      </w:r>
-      <w:proofErr w:type="spellEnd"/>
-      <w:r>
-        <w:rPr>
-          <w:rFonts w:asciiTheme="majorHAnsi" w:hAnsiTheme="majorHAnsi" w:cstheme="majorHAnsi"/>
-          <w:sz w:val="28"/>
-          <w:szCs w:val="28"/>
-        </w:rPr>
-        <w:t xml:space="preserve"> с минимальным CSS-кодом;</w:t>
+        <w:t>Быстрая разработка фронтенда с минимальным CSS-кодом;</w:t>
       </w:r>
     </w:p>
     <w:p>
@@ -5872,28 +4822,19 @@
           <w:szCs w:val="28"/>
         </w:rPr>
       </w:pPr>
-      <w:proofErr w:type="spellStart"/>
-      <w:r>
-        <w:rPr>
-          <w:rFonts w:asciiTheme="majorHAnsi" w:hAnsiTheme="majorHAnsi" w:cstheme="majorHAnsi"/>
-          <w:sz w:val="28"/>
-          <w:szCs w:val="28"/>
-        </w:rPr>
-        <w:t>Bootstrap</w:t>
-      </w:r>
-      <w:proofErr w:type="spellEnd"/>
-      <w:r>
-        <w:rPr>
-          <w:rFonts w:asciiTheme="majorHAnsi" w:hAnsiTheme="majorHAnsi" w:cstheme="majorHAnsi"/>
-          <w:sz w:val="28"/>
-          <w:szCs w:val="28"/>
-        </w:rPr>
-        <w:t xml:space="preserve"> может ограничивать уникальность дизайна без кастомизации.</w:t>
+      <w:r>
+        <w:rPr>
+          <w:rFonts w:asciiTheme="majorHAnsi" w:hAnsiTheme="majorHAnsi" w:cstheme="majorHAnsi"/>
+          <w:sz w:val="28"/>
+          <w:szCs w:val="28"/>
+        </w:rPr>
+        <w:t>Bootstrap может ограничивать уникальность дизайна без кастомизации.</w:t>
       </w:r>
     </w:p>
     <w:p>
       <w:pPr>
         <w:spacing w:line="360" w:lineRule="auto"/>
+        <w:ind w:firstLine="720"/>
         <w:jc w:val="both"/>
         <w:rPr>
           <w:rFonts w:asciiTheme="majorHAnsi" w:hAnsiTheme="majorHAnsi" w:cstheme="majorHAnsi"/>
@@ -5907,39 +4848,12 @@
           <w:sz w:val="28"/>
           <w:szCs w:val="28"/>
         </w:rPr>
+        <w:lastRenderedPageBreak/>
         <w:t>Такой набор технологий позволяет быстро создать функциональный, адаптивный и визуально привлекательный интерфейс, ориентированный на удобство пользователя.</w:t>
       </w:r>
     </w:p>
     <w:p>
       <w:pPr>
-        <w:rPr>
-          <w:rFonts w:asciiTheme="majorHAnsi" w:hAnsiTheme="majorHAnsi" w:cstheme="majorHAnsi"/>
-          <w:sz w:val="28"/>
-          <w:szCs w:val="28"/>
-        </w:rPr>
-      </w:pPr>
-    </w:p>
-    <w:p>
-      <w:pPr>
-        <w:rPr>
-          <w:rFonts w:asciiTheme="majorHAnsi" w:hAnsiTheme="majorHAnsi" w:cstheme="majorHAnsi"/>
-          <w:sz w:val="28"/>
-          <w:szCs w:val="28"/>
-        </w:rPr>
-      </w:pPr>
-    </w:p>
-    <w:p>
-      <w:pPr>
-        <w:ind w:firstLine="708"/>
-        <w:rPr>
-          <w:rFonts w:asciiTheme="majorHAnsi" w:hAnsiTheme="majorHAnsi" w:cstheme="majorHAnsi"/>
-          <w:sz w:val="28"/>
-          <w:szCs w:val="28"/>
-        </w:rPr>
-      </w:pPr>
-    </w:p>
-    <w:p>
-      <w:pPr>
         <w:pStyle w:val="1"/>
         <w:rPr>
           <w:rFonts w:cstheme="majorHAnsi"/>
@@ -5950,7 +4864,6 @@
         <w:rPr>
           <w:rFonts w:cstheme="majorHAnsi"/>
         </w:rPr>
-        <w:lastRenderedPageBreak/>
         <w:t>1.3. Макет таблиц базы данных</w:t>
       </w:r>
       <w:bookmarkEnd w:id="11"/>
@@ -5958,6 +4871,7 @@
     <w:p>
       <w:pPr>
         <w:spacing w:line="360" w:lineRule="auto"/>
+        <w:ind w:firstLine="720"/>
         <w:jc w:val="both"/>
         <w:rPr>
           <w:rFonts w:asciiTheme="majorHAnsi" w:hAnsiTheme="majorHAnsi" w:cstheme="majorHAnsi"/>
@@ -5995,25 +4909,7 @@
           <w:sz w:val="28"/>
           <w:szCs w:val="28"/>
         </w:rPr>
-        <w:t xml:space="preserve">Пользователи — хранение данных о клиентах и администраторах (имя, </w:t>
-      </w:r>
-      <w:proofErr w:type="spellStart"/>
-      <w:r>
-        <w:rPr>
-          <w:rFonts w:asciiTheme="majorHAnsi" w:hAnsiTheme="majorHAnsi" w:cstheme="majorHAnsi"/>
-          <w:sz w:val="28"/>
-          <w:szCs w:val="28"/>
-        </w:rPr>
-        <w:t>email</w:t>
-      </w:r>
-      <w:proofErr w:type="spellEnd"/>
-      <w:r>
-        <w:rPr>
-          <w:rFonts w:asciiTheme="majorHAnsi" w:hAnsiTheme="majorHAnsi" w:cstheme="majorHAnsi"/>
-          <w:sz w:val="28"/>
-          <w:szCs w:val="28"/>
-        </w:rPr>
-        <w:t>, хэш пароля, роль);</w:t>
+        <w:t>Пользователи — хранение данных о клиентах и администраторах (имя, email, хэш пароля, роль);</w:t>
       </w:r>
     </w:p>
     <w:p>
@@ -6107,6 +5003,7 @@
     <w:p>
       <w:pPr>
         <w:spacing w:line="360" w:lineRule="auto"/>
+        <w:ind w:firstLine="720"/>
         <w:jc w:val="both"/>
         <w:rPr>
           <w:rFonts w:asciiTheme="majorHAnsi" w:hAnsiTheme="majorHAnsi" w:cstheme="majorHAnsi"/>
@@ -6222,6 +5119,7 @@
     <w:p>
       <w:pPr>
         <w:spacing w:line="360" w:lineRule="auto"/>
+        <w:ind w:firstLine="720"/>
         <w:jc w:val="both"/>
         <w:rPr>
           <w:rFonts w:asciiTheme="majorHAnsi" w:hAnsiTheme="majorHAnsi" w:cstheme="majorHAnsi"/>
@@ -6256,7 +5154,20 @@
         <w:pStyle w:val="TNR"/>
         <w:jc w:val="right"/>
       </w:pPr>
-      <w:r>
+    </w:p>
+    <w:p>
+      <w:pPr>
+        <w:pStyle w:val="TNR"/>
+        <w:jc w:val="right"/>
+      </w:pPr>
+    </w:p>
+    <w:p>
+      <w:pPr>
+        <w:pStyle w:val="TNR"/>
+        <w:jc w:val="right"/>
+      </w:pPr>
+      <w:r>
+        <w:lastRenderedPageBreak/>
         <w:t>Таблица 1. Структура таблицы «Товары»</w:t>
       </w:r>
     </w:p>
@@ -6365,23 +5276,13 @@
               </w:rPr>
               <w:t>Идентификатор (</w:t>
             </w:r>
-            <w:proofErr w:type="spellStart"/>
             <w:r>
               <w:rPr>
                 <w:sz w:val="24"/>
                 <w:szCs w:val="24"/>
                 <w:lang w:val="en-US"/>
               </w:rPr>
-              <w:t>productID</w:t>
-            </w:r>
-            <w:proofErr w:type="spellEnd"/>
-            <w:r>
-              <w:rPr>
-                <w:sz w:val="24"/>
-                <w:szCs w:val="24"/>
-                <w:lang w:val="en-US"/>
-              </w:rPr>
-              <w:t>)</w:t>
+              <w:t>productID)</w:t>
             </w:r>
           </w:p>
         </w:tc>
@@ -6457,7 +5358,6 @@
               </w:rPr>
               <w:t>Наименование товара (</w:t>
             </w:r>
-            <w:proofErr w:type="spellStart"/>
             <w:r>
               <w:rPr>
                 <w:sz w:val="24"/>
@@ -6466,7 +5366,6 @@
               </w:rPr>
               <w:t>productTitle</w:t>
             </w:r>
-            <w:proofErr w:type="spellEnd"/>
             <w:r>
               <w:rPr>
                 <w:sz w:val="24"/>
@@ -6522,7 +5421,6 @@
               </w:rPr>
               <w:t xml:space="preserve">«Гантель </w:t>
             </w:r>
-            <w:proofErr w:type="spellStart"/>
             <w:r>
               <w:rPr>
                 <w:sz w:val="24"/>
@@ -6531,7 +5429,6 @@
               </w:rPr>
               <w:t>Demix</w:t>
             </w:r>
-            <w:proofErr w:type="spellEnd"/>
             <w:r>
               <w:rPr>
                 <w:sz w:val="24"/>
@@ -6539,7 +5436,6 @@
               </w:rPr>
               <w:t xml:space="preserve">,2кг»; «Гантель </w:t>
             </w:r>
-            <w:proofErr w:type="spellStart"/>
             <w:r>
               <w:rPr>
                 <w:sz w:val="24"/>
@@ -6548,7 +5444,6 @@
               </w:rPr>
               <w:t>Demix</w:t>
             </w:r>
-            <w:proofErr w:type="spellEnd"/>
             <w:r>
               <w:rPr>
                 <w:sz w:val="24"/>
@@ -6575,7 +5470,6 @@
               </w:rPr>
               <w:t xml:space="preserve">«Гантель </w:t>
             </w:r>
-            <w:proofErr w:type="spellStart"/>
             <w:r>
               <w:rPr>
                 <w:sz w:val="24"/>
@@ -6584,7 +5478,6 @@
               </w:rPr>
               <w:t>Demix</w:t>
             </w:r>
-            <w:proofErr w:type="spellEnd"/>
             <w:r>
               <w:rPr>
                 <w:sz w:val="24"/>
@@ -6616,23 +5509,7 @@
                 <w:sz w:val="24"/>
                 <w:szCs w:val="24"/>
               </w:rPr>
-              <w:t>Описание товара (</w:t>
-            </w:r>
-            <w:proofErr w:type="spellStart"/>
-            <w:r>
-              <w:rPr>
-                <w:sz w:val="24"/>
-                <w:szCs w:val="24"/>
-              </w:rPr>
-              <w:t>productDescription</w:t>
-            </w:r>
-            <w:proofErr w:type="spellEnd"/>
-            <w:r>
-              <w:rPr>
-                <w:sz w:val="24"/>
-                <w:szCs w:val="24"/>
-              </w:rPr>
-              <w:t>)</w:t>
+              <w:t>Описание товара (productDescription)</w:t>
             </w:r>
           </w:p>
         </w:tc>
@@ -6706,10 +5583,8 @@
                 <w:sz w:val="24"/>
                 <w:szCs w:val="24"/>
               </w:rPr>
-              <w:lastRenderedPageBreak/>
               <w:t>Изображение товара (</w:t>
             </w:r>
-            <w:proofErr w:type="spellStart"/>
             <w:r>
               <w:rPr>
                 <w:sz w:val="24"/>
@@ -6718,7 +5593,6 @@
               </w:rPr>
               <w:t>productThumbnail</w:t>
             </w:r>
-            <w:proofErr w:type="spellEnd"/>
             <w:r>
               <w:rPr>
                 <w:sz w:val="24"/>
@@ -6823,7 +5697,6 @@
               </w:rPr>
               <w:t>Цена товара (</w:t>
             </w:r>
-            <w:proofErr w:type="spellStart"/>
             <w:r>
               <w:rPr>
                 <w:sz w:val="24"/>
@@ -6832,7 +5705,6 @@
               </w:rPr>
               <w:t>productPrice</w:t>
             </w:r>
-            <w:proofErr w:type="spellEnd"/>
             <w:r>
               <w:rPr>
                 <w:sz w:val="24"/>
@@ -6983,7 +5855,6 @@
               </w:rPr>
               <w:t>Производитель товара (</w:t>
             </w:r>
-            <w:proofErr w:type="spellStart"/>
             <w:r>
               <w:rPr>
                 <w:sz w:val="24"/>
@@ -6992,7 +5863,6 @@
               </w:rPr>
               <w:t>productManufacturer</w:t>
             </w:r>
-            <w:proofErr w:type="spellEnd"/>
             <w:r>
               <w:rPr>
                 <w:sz w:val="24"/>
@@ -7044,7 +5914,6 @@
               </w:rPr>
               <w:t>«</w:t>
             </w:r>
-            <w:proofErr w:type="spellStart"/>
             <w:r>
               <w:rPr>
                 <w:sz w:val="24"/>
@@ -7053,7 +5922,6 @@
               </w:rPr>
               <w:t>Demix</w:t>
             </w:r>
-            <w:proofErr w:type="spellEnd"/>
             <w:r>
               <w:rPr>
                 <w:sz w:val="24"/>
@@ -7106,7 +5974,6 @@
               </w:rPr>
               <w:t>«</w:t>
             </w:r>
-            <w:proofErr w:type="spellStart"/>
             <w:r>
               <w:rPr>
                 <w:sz w:val="24"/>
@@ -7115,7 +5982,6 @@
               </w:rPr>
               <w:t>Torneo</w:t>
             </w:r>
-            <w:proofErr w:type="spellEnd"/>
             <w:r>
               <w:rPr>
                 <w:sz w:val="24"/>
@@ -7149,7 +6015,6 @@
               </w:rPr>
               <w:t>Скидка (</w:t>
             </w:r>
-            <w:proofErr w:type="spellStart"/>
             <w:r>
               <w:rPr>
                 <w:sz w:val="24"/>
@@ -7158,7 +6023,6 @@
               </w:rPr>
               <w:t>discount_percentage</w:t>
             </w:r>
-            <w:proofErr w:type="spellEnd"/>
             <w:r>
               <w:rPr>
                 <w:sz w:val="24"/>
@@ -7486,25 +6350,7 @@
                 <w:szCs w:val="24"/>
                 <w:lang w:val="en-US"/>
               </w:rPr>
-              <w:t>(</w:t>
-            </w:r>
-            <w:proofErr w:type="spellStart"/>
-            <w:r>
-              <w:rPr>
-                <w:sz w:val="24"/>
-                <w:szCs w:val="24"/>
-                <w:lang w:val="en-US"/>
-              </w:rPr>
-              <w:t>productRating</w:t>
-            </w:r>
-            <w:proofErr w:type="spellEnd"/>
-            <w:r>
-              <w:rPr>
-                <w:sz w:val="24"/>
-                <w:szCs w:val="24"/>
-                <w:lang w:val="en-US"/>
-              </w:rPr>
-              <w:t>)</w:t>
+              <w:t>(productRating)</w:t>
             </w:r>
           </w:p>
         </w:tc>
@@ -7619,7 +6465,6 @@
               </w:rPr>
               <w:t xml:space="preserve"> (</w:t>
             </w:r>
-            <w:proofErr w:type="spellStart"/>
             <w:r>
               <w:rPr>
                 <w:sz w:val="24"/>
@@ -7628,7 +6473,6 @@
               </w:rPr>
               <w:t>discount_start_date</w:t>
             </w:r>
-            <w:proofErr w:type="spellEnd"/>
             <w:r>
               <w:rPr>
                 <w:sz w:val="24"/>
@@ -7788,7 +6632,6 @@
               </w:rPr>
               <w:t xml:space="preserve"> (</w:t>
             </w:r>
-            <w:proofErr w:type="spellStart"/>
             <w:r>
               <w:rPr>
                 <w:sz w:val="24"/>
@@ -7797,7 +6640,6 @@
               </w:rPr>
               <w:t>discount_start_date</w:t>
             </w:r>
-            <w:proofErr w:type="spellEnd"/>
             <w:r>
               <w:rPr>
                 <w:sz w:val="24"/>
@@ -8301,7 +7143,6 @@
               </w:rPr>
               <w:t>Идентификатор (</w:t>
             </w:r>
-            <w:proofErr w:type="spellStart"/>
             <w:r>
               <w:rPr>
                 <w:rFonts w:asciiTheme="majorHAnsi" w:hAnsiTheme="majorHAnsi" w:cstheme="majorHAnsi"/>
@@ -8311,7 +7152,6 @@
               </w:rPr>
               <w:t>categorieID</w:t>
             </w:r>
-            <w:proofErr w:type="spellEnd"/>
             <w:r>
               <w:rPr>
                 <w:rFonts w:asciiTheme="majorHAnsi" w:hAnsiTheme="majorHAnsi" w:cstheme="majorHAnsi"/>
@@ -8421,7 +7261,6 @@
               </w:rPr>
               <w:t>(</w:t>
             </w:r>
-            <w:proofErr w:type="spellStart"/>
             <w:r>
               <w:rPr>
                 <w:rFonts w:asciiTheme="majorHAnsi" w:hAnsiTheme="majorHAnsi" w:cstheme="majorHAnsi"/>
@@ -8431,7 +7270,6 @@
               </w:rPr>
               <w:t>categorieName</w:t>
             </w:r>
-            <w:proofErr w:type="spellEnd"/>
             <w:r>
               <w:rPr>
                 <w:rFonts w:asciiTheme="majorHAnsi" w:hAnsiTheme="majorHAnsi" w:cstheme="majorHAnsi"/>
@@ -8569,12 +7407,61 @@
           <w:szCs w:val="28"/>
         </w:rPr>
       </w:pPr>
-      <w:r>
-        <w:rPr>
-          <w:rFonts w:asciiTheme="majorHAnsi" w:hAnsiTheme="majorHAnsi" w:cstheme="majorHAnsi"/>
-          <w:sz w:val="28"/>
-          <w:szCs w:val="28"/>
-        </w:rPr>
+    </w:p>
+    <w:p>
+      <w:pPr>
+        <w:spacing w:line="360" w:lineRule="auto"/>
+        <w:ind w:left="360" w:hanging="360"/>
+        <w:jc w:val="right"/>
+        <w:rPr>
+          <w:rFonts w:asciiTheme="majorHAnsi" w:hAnsiTheme="majorHAnsi" w:cstheme="majorHAnsi"/>
+          <w:sz w:val="28"/>
+          <w:szCs w:val="28"/>
+        </w:rPr>
+      </w:pPr>
+    </w:p>
+    <w:p>
+      <w:pPr>
+        <w:spacing w:line="360" w:lineRule="auto"/>
+        <w:ind w:left="360" w:hanging="360"/>
+        <w:jc w:val="right"/>
+        <w:rPr>
+          <w:rFonts w:asciiTheme="majorHAnsi" w:hAnsiTheme="majorHAnsi" w:cstheme="majorHAnsi"/>
+          <w:sz w:val="28"/>
+          <w:szCs w:val="28"/>
+        </w:rPr>
+      </w:pPr>
+    </w:p>
+    <w:p>
+      <w:pPr>
+        <w:spacing w:line="360" w:lineRule="auto"/>
+        <w:ind w:left="360" w:hanging="360"/>
+        <w:jc w:val="right"/>
+        <w:rPr>
+          <w:rFonts w:asciiTheme="majorHAnsi" w:hAnsiTheme="majorHAnsi" w:cstheme="majorHAnsi"/>
+          <w:sz w:val="28"/>
+          <w:szCs w:val="28"/>
+        </w:rPr>
+      </w:pPr>
+    </w:p>
+    <w:p>
+      <w:pPr>
+        <w:spacing w:line="360" w:lineRule="auto"/>
+        <w:ind w:left="360" w:hanging="360"/>
+        <w:jc w:val="right"/>
+        <w:rPr>
+          <w:rFonts w:asciiTheme="majorHAnsi" w:hAnsiTheme="majorHAnsi" w:cstheme="majorHAnsi"/>
+          <w:sz w:val="28"/>
+          <w:szCs w:val="28"/>
+        </w:rPr>
+      </w:pPr>
+      <w:r>
+        <w:rPr>
+          <w:rFonts w:asciiTheme="majorHAnsi" w:hAnsiTheme="majorHAnsi" w:cstheme="majorHAnsi"/>
+          <w:sz w:val="28"/>
+          <w:szCs w:val="28"/>
+        </w:rPr>
+        <w:lastRenderedPageBreak/>
         <w:t>Таблица 3. Структура таблицы «Связь категорий и продукты»</w:t>
       </w:r>
     </w:p>
@@ -8721,7 +7608,6 @@
               </w:rPr>
               <w:t>(</w:t>
             </w:r>
-            <w:proofErr w:type="spellStart"/>
             <w:r>
               <w:rPr>
                 <w:rFonts w:asciiTheme="majorHAnsi" w:hAnsiTheme="majorHAnsi" w:cstheme="majorHAnsi"/>
@@ -8731,7 +7617,6 @@
               </w:rPr>
               <w:t>categoriesandproductsID</w:t>
             </w:r>
-            <w:proofErr w:type="spellEnd"/>
             <w:r>
               <w:rPr>
                 <w:rFonts w:asciiTheme="majorHAnsi" w:hAnsiTheme="majorHAnsi" w:cstheme="majorHAnsi"/>
@@ -8841,7 +7726,6 @@
               </w:rPr>
               <w:t>(</w:t>
             </w:r>
-            <w:proofErr w:type="spellStart"/>
             <w:r>
               <w:rPr>
                 <w:rFonts w:asciiTheme="majorHAnsi" w:hAnsiTheme="majorHAnsi" w:cstheme="majorHAnsi"/>
@@ -8851,7 +7735,6 @@
               </w:rPr>
               <w:t>categorieID</w:t>
             </w:r>
-            <w:proofErr w:type="spellEnd"/>
             <w:r>
               <w:rPr>
                 <w:rFonts w:asciiTheme="majorHAnsi" w:hAnsiTheme="majorHAnsi" w:cstheme="majorHAnsi"/>
@@ -8887,7 +7770,6 @@
               </w:rPr>
               <w:t xml:space="preserve">Числовой (связан с полем </w:t>
             </w:r>
-            <w:proofErr w:type="spellStart"/>
             <w:r>
               <w:rPr>
                 <w:rFonts w:asciiTheme="majorHAnsi" w:hAnsiTheme="majorHAnsi" w:cstheme="majorHAnsi"/>
@@ -8897,7 +7779,6 @@
               </w:rPr>
               <w:t>categorieID</w:t>
             </w:r>
-            <w:proofErr w:type="spellEnd"/>
             <w:r>
               <w:rPr>
                 <w:sz w:val="24"/>
@@ -8991,7 +7872,6 @@
               </w:rPr>
               <w:t>(</w:t>
             </w:r>
-            <w:proofErr w:type="spellStart"/>
             <w:r>
               <w:rPr>
                 <w:rFonts w:asciiTheme="majorHAnsi" w:hAnsiTheme="majorHAnsi" w:cstheme="majorHAnsi"/>
@@ -9001,7 +7881,6 @@
               </w:rPr>
               <w:t>productID</w:t>
             </w:r>
-            <w:proofErr w:type="spellEnd"/>
             <w:r>
               <w:rPr>
                 <w:rFonts w:asciiTheme="majorHAnsi" w:hAnsiTheme="majorHAnsi" w:cstheme="majorHAnsi"/>
@@ -9036,7 +7915,6 @@
               </w:rPr>
               <w:t xml:space="preserve">Числовой (связан с полем </w:t>
             </w:r>
-            <w:proofErr w:type="spellStart"/>
             <w:r>
               <w:rPr>
                 <w:sz w:val="24"/>
@@ -9054,7 +7932,6 @@
               </w:rPr>
               <w:t>ID</w:t>
             </w:r>
-            <w:proofErr w:type="spellEnd"/>
             <w:r>
               <w:rPr>
                 <w:sz w:val="24"/>
@@ -9287,7 +8164,6 @@
                 <w:sz w:val="24"/>
                 <w:szCs w:val="24"/>
               </w:rPr>
-              <w:lastRenderedPageBreak/>
               <w:t>Идентификатор</w:t>
             </w:r>
             <w:r>
@@ -9306,7 +8182,6 @@
               </w:rPr>
               <w:t>(</w:t>
             </w:r>
-            <w:proofErr w:type="spellStart"/>
             <w:r>
               <w:rPr>
                 <w:rFonts w:asciiTheme="majorHAnsi" w:hAnsiTheme="majorHAnsi" w:cstheme="majorHAnsi"/>
@@ -9316,7 +8191,6 @@
               </w:rPr>
               <w:t>customerID</w:t>
             </w:r>
-            <w:proofErr w:type="spellEnd"/>
             <w:r>
               <w:rPr>
                 <w:rFonts w:asciiTheme="majorHAnsi" w:hAnsiTheme="majorHAnsi" w:cstheme="majorHAnsi"/>
@@ -9418,7 +8292,6 @@
               </w:rPr>
               <w:t>(</w:t>
             </w:r>
-            <w:proofErr w:type="spellStart"/>
             <w:r>
               <w:rPr>
                 <w:rFonts w:asciiTheme="majorHAnsi" w:hAnsiTheme="majorHAnsi" w:cstheme="majorHAnsi"/>
@@ -9427,7 +8300,6 @@
               </w:rPr>
               <w:t>customerName</w:t>
             </w:r>
-            <w:proofErr w:type="spellEnd"/>
             <w:r>
               <w:rPr>
                 <w:rFonts w:asciiTheme="majorHAnsi" w:hAnsiTheme="majorHAnsi" w:cstheme="majorHAnsi"/>
@@ -9562,7 +8434,6 @@
               </w:rPr>
               <w:t>(</w:t>
             </w:r>
-            <w:proofErr w:type="spellStart"/>
             <w:r>
               <w:rPr>
                 <w:rFonts w:asciiTheme="majorHAnsi" w:hAnsiTheme="majorHAnsi" w:cstheme="majorHAnsi"/>
@@ -9571,7 +8442,6 @@
               </w:rPr>
               <w:t>customer</w:t>
             </w:r>
-            <w:proofErr w:type="spellEnd"/>
             <w:r>
               <w:rPr>
                 <w:rFonts w:asciiTheme="majorHAnsi" w:hAnsiTheme="majorHAnsi" w:cstheme="majorHAnsi"/>
@@ -9676,7 +8546,6 @@
               </w:rPr>
               <w:t>.</w:t>
             </w:r>
-            <w:proofErr w:type="spellStart"/>
             <w:r>
               <w:rPr>
                 <w:rFonts w:asciiTheme="majorHAnsi" w:hAnsiTheme="majorHAnsi" w:cstheme="majorHAnsi"/>
@@ -9686,7 +8555,6 @@
               </w:rPr>
               <w:t>ru</w:t>
             </w:r>
-            <w:proofErr w:type="spellEnd"/>
             <w:r>
               <w:rPr>
                 <w:rFonts w:asciiTheme="majorHAnsi" w:hAnsiTheme="majorHAnsi" w:cstheme="majorHAnsi"/>
@@ -9753,7 +8621,6 @@
               </w:rPr>
               <w:t>«</w:t>
             </w:r>
-            <w:proofErr w:type="spellStart"/>
             <w:r>
               <w:rPr>
                 <w:rFonts w:asciiTheme="majorHAnsi" w:hAnsiTheme="majorHAnsi" w:cstheme="majorHAnsi"/>
@@ -9763,7 +8630,6 @@
               </w:rPr>
               <w:t>yandex</w:t>
             </w:r>
-            <w:proofErr w:type="spellEnd"/>
             <w:r>
               <w:rPr>
                 <w:rFonts w:asciiTheme="majorHAnsi" w:hAnsiTheme="majorHAnsi" w:cstheme="majorHAnsi"/>
@@ -9826,7 +8692,6 @@
               </w:rPr>
               <w:t>(</w:t>
             </w:r>
-            <w:proofErr w:type="spellStart"/>
             <w:r>
               <w:rPr>
                 <w:rFonts w:asciiTheme="majorHAnsi" w:hAnsiTheme="majorHAnsi" w:cstheme="majorHAnsi"/>
@@ -9835,7 +8700,6 @@
               </w:rPr>
               <w:t>customer</w:t>
             </w:r>
-            <w:proofErr w:type="spellEnd"/>
             <w:r>
               <w:rPr>
                 <w:rFonts w:asciiTheme="majorHAnsi" w:hAnsiTheme="majorHAnsi" w:cstheme="majorHAnsi"/>
@@ -10008,7 +8872,6 @@
               </w:rPr>
               <w:t>(</w:t>
             </w:r>
-            <w:proofErr w:type="spellStart"/>
             <w:r>
               <w:rPr>
                 <w:rFonts w:asciiTheme="majorHAnsi" w:hAnsiTheme="majorHAnsi" w:cstheme="majorHAnsi"/>
@@ -10017,7 +8880,6 @@
               </w:rPr>
               <w:t>customer</w:t>
             </w:r>
-            <w:proofErr w:type="spellEnd"/>
             <w:r>
               <w:rPr>
                 <w:rFonts w:asciiTheme="majorHAnsi" w:hAnsiTheme="majorHAnsi" w:cstheme="majorHAnsi"/>
@@ -10086,23 +8948,7 @@
                 <w:sz w:val="24"/>
                 <w:szCs w:val="24"/>
               </w:rPr>
-              <w:t>(</w:t>
-            </w:r>
-            <w:proofErr w:type="spellStart"/>
-            <w:r>
-              <w:rPr>
-                <w:sz w:val="24"/>
-                <w:szCs w:val="24"/>
-              </w:rPr>
-              <w:t>Хэшированное</w:t>
-            </w:r>
-            <w:proofErr w:type="spellEnd"/>
-            <w:r>
-              <w:rPr>
-                <w:sz w:val="24"/>
-                <w:szCs w:val="24"/>
-              </w:rPr>
-              <w:t>, т.е. зашифрованное значение пароля)</w:t>
+              <w:t>(Хэшированное, т.е. зашифрованное значение пароля)</w:t>
             </w:r>
           </w:p>
         </w:tc>
@@ -10141,7 +8987,6 @@
               </w:rPr>
               <w:t>(</w:t>
             </w:r>
-            <w:proofErr w:type="spellStart"/>
             <w:r>
               <w:rPr>
                 <w:rFonts w:asciiTheme="majorHAnsi" w:hAnsiTheme="majorHAnsi" w:cstheme="majorHAnsi"/>
@@ -10150,7 +8995,6 @@
               </w:rPr>
               <w:t>customer</w:t>
             </w:r>
-            <w:proofErr w:type="spellEnd"/>
             <w:r>
               <w:rPr>
                 <w:rFonts w:asciiTheme="majorHAnsi" w:hAnsiTheme="majorHAnsi" w:cstheme="majorHAnsi"/>
@@ -10459,7 +9303,6 @@
               </w:rPr>
               <w:t>(</w:t>
             </w:r>
-            <w:proofErr w:type="spellStart"/>
             <w:r>
               <w:rPr>
                 <w:rFonts w:asciiTheme="majorHAnsi" w:hAnsiTheme="majorHAnsi" w:cstheme="majorHAnsi"/>
@@ -10469,7 +9312,6 @@
               </w:rPr>
               <w:t>categoriesandproductsID</w:t>
             </w:r>
-            <w:proofErr w:type="spellEnd"/>
             <w:r>
               <w:rPr>
                 <w:rFonts w:asciiTheme="majorHAnsi" w:hAnsiTheme="majorHAnsi" w:cstheme="majorHAnsi"/>
@@ -10579,7 +9421,6 @@
               </w:rPr>
               <w:t>(</w:t>
             </w:r>
-            <w:proofErr w:type="spellStart"/>
             <w:r>
               <w:rPr>
                 <w:rFonts w:asciiTheme="majorHAnsi" w:hAnsiTheme="majorHAnsi" w:cstheme="majorHAnsi"/>
@@ -10589,7 +9430,6 @@
               </w:rPr>
               <w:t>customerID</w:t>
             </w:r>
-            <w:proofErr w:type="spellEnd"/>
             <w:r>
               <w:rPr>
                 <w:rFonts w:asciiTheme="majorHAnsi" w:hAnsiTheme="majorHAnsi" w:cstheme="majorHAnsi"/>
@@ -10625,7 +9465,6 @@
               </w:rPr>
               <w:t xml:space="preserve">Числовой (связан с полем </w:t>
             </w:r>
-            <w:proofErr w:type="spellStart"/>
             <w:r>
               <w:rPr>
                 <w:rFonts w:asciiTheme="majorHAnsi" w:hAnsiTheme="majorHAnsi" w:cstheme="majorHAnsi"/>
@@ -10635,7 +9474,6 @@
               </w:rPr>
               <w:t>customerID</w:t>
             </w:r>
-            <w:proofErr w:type="spellEnd"/>
             <w:r>
               <w:rPr>
                 <w:sz w:val="24"/>
@@ -10729,7 +9567,6 @@
               </w:rPr>
               <w:t>(</w:t>
             </w:r>
-            <w:proofErr w:type="spellStart"/>
             <w:r>
               <w:rPr>
                 <w:rFonts w:asciiTheme="majorHAnsi" w:hAnsiTheme="majorHAnsi" w:cstheme="majorHAnsi"/>
@@ -10739,7 +9576,6 @@
               </w:rPr>
               <w:t>productID</w:t>
             </w:r>
-            <w:proofErr w:type="spellEnd"/>
             <w:r>
               <w:rPr>
                 <w:rFonts w:asciiTheme="majorHAnsi" w:hAnsiTheme="majorHAnsi" w:cstheme="majorHAnsi"/>
@@ -10774,7 +9610,6 @@
               </w:rPr>
               <w:t xml:space="preserve">Числовой (связан с полем </w:t>
             </w:r>
-            <w:proofErr w:type="spellStart"/>
             <w:r>
               <w:rPr>
                 <w:sz w:val="24"/>
@@ -10792,7 +9627,6 @@
               </w:rPr>
               <w:t>ID</w:t>
             </w:r>
-            <w:proofErr w:type="spellEnd"/>
             <w:r>
               <w:rPr>
                 <w:sz w:val="24"/>
@@ -10868,12 +9702,49 @@
           <w:szCs w:val="28"/>
         </w:rPr>
       </w:pPr>
-      <w:r>
-        <w:rPr>
-          <w:rFonts w:asciiTheme="majorHAnsi" w:hAnsiTheme="majorHAnsi" w:cstheme="majorHAnsi"/>
-          <w:sz w:val="28"/>
-          <w:szCs w:val="28"/>
-        </w:rPr>
+    </w:p>
+    <w:p>
+      <w:pPr>
+        <w:spacing w:line="360" w:lineRule="auto"/>
+        <w:ind w:left="360" w:hanging="360"/>
+        <w:jc w:val="right"/>
+        <w:rPr>
+          <w:rFonts w:asciiTheme="majorHAnsi" w:hAnsiTheme="majorHAnsi" w:cstheme="majorHAnsi"/>
+          <w:sz w:val="28"/>
+          <w:szCs w:val="28"/>
+        </w:rPr>
+      </w:pPr>
+    </w:p>
+    <w:p>
+      <w:pPr>
+        <w:spacing w:line="360" w:lineRule="auto"/>
+        <w:ind w:left="360" w:hanging="360"/>
+        <w:jc w:val="right"/>
+        <w:rPr>
+          <w:rFonts w:asciiTheme="majorHAnsi" w:hAnsiTheme="majorHAnsi" w:cstheme="majorHAnsi"/>
+          <w:sz w:val="28"/>
+          <w:szCs w:val="28"/>
+        </w:rPr>
+      </w:pPr>
+    </w:p>
+    <w:p>
+      <w:pPr>
+        <w:spacing w:line="360" w:lineRule="auto"/>
+        <w:ind w:left="360" w:hanging="360"/>
+        <w:jc w:val="right"/>
+        <w:rPr>
+          <w:rFonts w:asciiTheme="majorHAnsi" w:hAnsiTheme="majorHAnsi" w:cstheme="majorHAnsi"/>
+          <w:sz w:val="28"/>
+          <w:szCs w:val="28"/>
+        </w:rPr>
+      </w:pPr>
+      <w:r>
+        <w:rPr>
+          <w:rFonts w:asciiTheme="majorHAnsi" w:hAnsiTheme="majorHAnsi" w:cstheme="majorHAnsi"/>
+          <w:sz w:val="28"/>
+          <w:szCs w:val="28"/>
+        </w:rPr>
+        <w:lastRenderedPageBreak/>
         <w:t xml:space="preserve">Таблица </w:t>
       </w:r>
       <w:r>
@@ -11044,7 +9915,6 @@
               </w:rPr>
               <w:t>(</w:t>
             </w:r>
-            <w:proofErr w:type="spellStart"/>
             <w:r>
               <w:rPr>
                 <w:rFonts w:asciiTheme="majorHAnsi" w:hAnsiTheme="majorHAnsi" w:cstheme="majorHAnsi"/>
@@ -11054,7 +9924,6 @@
               </w:rPr>
               <w:t>reviewID</w:t>
             </w:r>
-            <w:proofErr w:type="spellEnd"/>
             <w:r>
               <w:rPr>
                 <w:rFonts w:asciiTheme="majorHAnsi" w:hAnsiTheme="majorHAnsi" w:cstheme="majorHAnsi"/>
@@ -11164,7 +10033,6 @@
               </w:rPr>
               <w:t>(</w:t>
             </w:r>
-            <w:proofErr w:type="spellStart"/>
             <w:r>
               <w:rPr>
                 <w:rFonts w:asciiTheme="majorHAnsi" w:hAnsiTheme="majorHAnsi" w:cstheme="majorHAnsi"/>
@@ -11174,7 +10042,6 @@
               </w:rPr>
               <w:t>customerID</w:t>
             </w:r>
-            <w:proofErr w:type="spellEnd"/>
             <w:r>
               <w:rPr>
                 <w:rFonts w:asciiTheme="majorHAnsi" w:hAnsiTheme="majorHAnsi" w:cstheme="majorHAnsi"/>
@@ -11210,7 +10077,6 @@
               </w:rPr>
               <w:t xml:space="preserve">Числовой (связан с полем </w:t>
             </w:r>
-            <w:proofErr w:type="spellStart"/>
             <w:r>
               <w:rPr>
                 <w:rFonts w:asciiTheme="majorHAnsi" w:hAnsiTheme="majorHAnsi" w:cstheme="majorHAnsi"/>
@@ -11220,7 +10086,6 @@
               </w:rPr>
               <w:t>customerID</w:t>
             </w:r>
-            <w:proofErr w:type="spellEnd"/>
             <w:r>
               <w:rPr>
                 <w:sz w:val="24"/>
@@ -11314,7 +10179,6 @@
               </w:rPr>
               <w:t>(</w:t>
             </w:r>
-            <w:proofErr w:type="spellStart"/>
             <w:r>
               <w:rPr>
                 <w:rFonts w:asciiTheme="majorHAnsi" w:hAnsiTheme="majorHAnsi" w:cstheme="majorHAnsi"/>
@@ -11324,7 +10188,6 @@
               </w:rPr>
               <w:t>productID</w:t>
             </w:r>
-            <w:proofErr w:type="spellEnd"/>
             <w:r>
               <w:rPr>
                 <w:rFonts w:asciiTheme="majorHAnsi" w:hAnsiTheme="majorHAnsi" w:cstheme="majorHAnsi"/>
@@ -11359,7 +10222,6 @@
               </w:rPr>
               <w:t xml:space="preserve">Числовой (связан с полем </w:t>
             </w:r>
-            <w:proofErr w:type="spellStart"/>
             <w:r>
               <w:rPr>
                 <w:sz w:val="24"/>
@@ -11377,7 +10239,6 @@
               </w:rPr>
               <w:t>ID</w:t>
             </w:r>
-            <w:proofErr w:type="spellEnd"/>
             <w:r>
               <w:rPr>
                 <w:sz w:val="24"/>
@@ -11689,27 +10550,7 @@
                 <w:szCs w:val="24"/>
                 <w:lang w:val="en-US"/>
               </w:rPr>
-              <w:t>(</w:t>
-            </w:r>
-            <w:proofErr w:type="spellStart"/>
-            <w:r>
-              <w:rPr>
-                <w:rFonts w:asciiTheme="majorHAnsi" w:hAnsiTheme="majorHAnsi" w:cstheme="majorHAnsi"/>
-                <w:sz w:val="24"/>
-                <w:szCs w:val="24"/>
-                <w:lang w:val="en-US"/>
-              </w:rPr>
-              <w:t>created_at</w:t>
-            </w:r>
-            <w:proofErr w:type="spellEnd"/>
-            <w:r>
-              <w:rPr>
-                <w:rFonts w:asciiTheme="majorHAnsi" w:hAnsiTheme="majorHAnsi" w:cstheme="majorHAnsi"/>
-                <w:sz w:val="24"/>
-                <w:szCs w:val="24"/>
-                <w:lang w:val="en-US"/>
-              </w:rPr>
-              <w:t>)</w:t>
+              <w:t>(created_at)</w:t>
             </w:r>
           </w:p>
         </w:tc>
@@ -11882,7 +10723,6 @@
                 <w:sz w:val="24"/>
                 <w:szCs w:val="24"/>
               </w:rPr>
-              <w:lastRenderedPageBreak/>
               <w:t>Название поля</w:t>
             </w:r>
           </w:p>
@@ -11983,7 +10823,6 @@
               </w:rPr>
               <w:t>(</w:t>
             </w:r>
-            <w:proofErr w:type="spellStart"/>
             <w:r>
               <w:rPr>
                 <w:rFonts w:asciiTheme="majorHAnsi" w:hAnsiTheme="majorHAnsi" w:cstheme="majorHAnsi"/>
@@ -11993,7 +10832,6 @@
               </w:rPr>
               <w:t>shopping_cartID</w:t>
             </w:r>
-            <w:proofErr w:type="spellEnd"/>
             <w:r>
               <w:rPr>
                 <w:rFonts w:asciiTheme="majorHAnsi" w:hAnsiTheme="majorHAnsi" w:cstheme="majorHAnsi"/>
@@ -12103,7 +10941,6 @@
               </w:rPr>
               <w:t>(</w:t>
             </w:r>
-            <w:proofErr w:type="spellStart"/>
             <w:r>
               <w:rPr>
                 <w:rFonts w:asciiTheme="majorHAnsi" w:hAnsiTheme="majorHAnsi" w:cstheme="majorHAnsi"/>
@@ -12113,7 +10950,6 @@
               </w:rPr>
               <w:t>customerID</w:t>
             </w:r>
-            <w:proofErr w:type="spellEnd"/>
             <w:r>
               <w:rPr>
                 <w:rFonts w:asciiTheme="majorHAnsi" w:hAnsiTheme="majorHAnsi" w:cstheme="majorHAnsi"/>
@@ -12149,7 +10985,6 @@
               </w:rPr>
               <w:t xml:space="preserve">Числовой (связан с полем </w:t>
             </w:r>
-            <w:proofErr w:type="spellStart"/>
             <w:r>
               <w:rPr>
                 <w:rFonts w:asciiTheme="majorHAnsi" w:hAnsiTheme="majorHAnsi" w:cstheme="majorHAnsi"/>
@@ -12159,7 +10994,6 @@
               </w:rPr>
               <w:t>customerID</w:t>
             </w:r>
-            <w:proofErr w:type="spellEnd"/>
             <w:r>
               <w:rPr>
                 <w:sz w:val="24"/>
@@ -12253,7 +11087,6 @@
               </w:rPr>
               <w:t>(</w:t>
             </w:r>
-            <w:proofErr w:type="spellStart"/>
             <w:r>
               <w:rPr>
                 <w:rFonts w:asciiTheme="majorHAnsi" w:hAnsiTheme="majorHAnsi" w:cstheme="majorHAnsi"/>
@@ -12263,7 +11096,6 @@
               </w:rPr>
               <w:t>productID</w:t>
             </w:r>
-            <w:proofErr w:type="spellEnd"/>
             <w:r>
               <w:rPr>
                 <w:rFonts w:asciiTheme="majorHAnsi" w:hAnsiTheme="majorHAnsi" w:cstheme="majorHAnsi"/>
@@ -12298,7 +11130,6 @@
               </w:rPr>
               <w:t xml:space="preserve">Числовой (связан с полем </w:t>
             </w:r>
-            <w:proofErr w:type="spellStart"/>
             <w:r>
               <w:rPr>
                 <w:sz w:val="24"/>
@@ -12316,7 +11147,6 @@
               </w:rPr>
               <w:t>ID</w:t>
             </w:r>
-            <w:proofErr w:type="spellEnd"/>
             <w:r>
               <w:rPr>
                 <w:sz w:val="24"/>
@@ -12402,27 +11232,7 @@
                 <w:szCs w:val="24"/>
                 <w:lang w:val="en-US"/>
               </w:rPr>
-              <w:t>(</w:t>
-            </w:r>
-            <w:proofErr w:type="spellStart"/>
-            <w:r>
-              <w:rPr>
-                <w:rFonts w:asciiTheme="majorHAnsi" w:hAnsiTheme="majorHAnsi" w:cstheme="majorHAnsi"/>
-                <w:sz w:val="24"/>
-                <w:szCs w:val="24"/>
-                <w:lang w:val="en-US"/>
-              </w:rPr>
-              <w:t>sc_count</w:t>
-            </w:r>
-            <w:proofErr w:type="spellEnd"/>
-            <w:r>
-              <w:rPr>
-                <w:rFonts w:asciiTheme="majorHAnsi" w:hAnsiTheme="majorHAnsi" w:cstheme="majorHAnsi"/>
-                <w:sz w:val="24"/>
-                <w:szCs w:val="24"/>
-                <w:lang w:val="en-US"/>
-              </w:rPr>
-              <w:t>)</w:t>
+              <w:t>(sc_count)</w:t>
             </w:r>
           </w:p>
         </w:tc>
@@ -12675,7 +11485,6 @@
               </w:rPr>
               <w:t>(</w:t>
             </w:r>
-            <w:proofErr w:type="spellStart"/>
             <w:r>
               <w:rPr>
                 <w:rFonts w:asciiTheme="majorHAnsi" w:hAnsiTheme="majorHAnsi" w:cstheme="majorHAnsi"/>
@@ -12685,7 +11494,6 @@
               </w:rPr>
               <w:t>featureID</w:t>
             </w:r>
-            <w:proofErr w:type="spellEnd"/>
             <w:r>
               <w:rPr>
                 <w:rFonts w:asciiTheme="majorHAnsi" w:hAnsiTheme="majorHAnsi" w:cstheme="majorHAnsi"/>
@@ -12794,7 +11602,6 @@
               </w:rPr>
               <w:t>(</w:t>
             </w:r>
-            <w:proofErr w:type="spellStart"/>
             <w:r>
               <w:rPr>
                 <w:rFonts w:asciiTheme="majorHAnsi" w:hAnsiTheme="majorHAnsi" w:cstheme="majorHAnsi"/>
@@ -12804,7 +11611,6 @@
               </w:rPr>
               <w:t>productID</w:t>
             </w:r>
-            <w:proofErr w:type="spellEnd"/>
             <w:r>
               <w:rPr>
                 <w:rFonts w:asciiTheme="majorHAnsi" w:hAnsiTheme="majorHAnsi" w:cstheme="majorHAnsi"/>
@@ -12839,7 +11645,6 @@
               </w:rPr>
               <w:t xml:space="preserve">Числовой (связан с полем </w:t>
             </w:r>
-            <w:proofErr w:type="spellStart"/>
             <w:r>
               <w:rPr>
                 <w:sz w:val="24"/>
@@ -12857,7 +11662,6 @@
               </w:rPr>
               <w:t>ID</w:t>
             </w:r>
-            <w:proofErr w:type="spellEnd"/>
             <w:r>
               <w:rPr>
                 <w:sz w:val="24"/>
@@ -12935,7 +11739,6 @@
               </w:rPr>
               <w:t>Название характеристики (</w:t>
             </w:r>
-            <w:proofErr w:type="spellStart"/>
             <w:r>
               <w:rPr>
                 <w:rFonts w:asciiTheme="majorHAnsi" w:hAnsiTheme="majorHAnsi" w:cstheme="majorHAnsi"/>
@@ -12945,7 +11748,6 @@
               </w:rPr>
               <w:t>feature_key</w:t>
             </w:r>
-            <w:proofErr w:type="spellEnd"/>
             <w:r>
               <w:rPr>
                 <w:rFonts w:asciiTheme="majorHAnsi" w:hAnsiTheme="majorHAnsi" w:cstheme="majorHAnsi"/>
@@ -13035,7 +11837,6 @@
               </w:rPr>
               <w:t>Значение характеристики (</w:t>
             </w:r>
-            <w:proofErr w:type="spellStart"/>
             <w:r>
               <w:rPr>
                 <w:rFonts w:asciiTheme="majorHAnsi" w:hAnsiTheme="majorHAnsi" w:cstheme="majorHAnsi"/>
@@ -13045,7 +11846,6 @@
               </w:rPr>
               <w:t>feature_value</w:t>
             </w:r>
-            <w:proofErr w:type="spellEnd"/>
             <w:r>
               <w:rPr>
                 <w:rFonts w:asciiTheme="majorHAnsi" w:hAnsiTheme="majorHAnsi" w:cstheme="majorHAnsi"/>
@@ -13160,27 +11960,7 @@
                 <w:szCs w:val="24"/>
                 <w:lang w:val="en-US"/>
               </w:rPr>
-              <w:t>(</w:t>
-            </w:r>
-            <w:proofErr w:type="spellStart"/>
-            <w:r>
-              <w:rPr>
-                <w:rFonts w:asciiTheme="majorHAnsi" w:hAnsiTheme="majorHAnsi" w:cstheme="majorHAnsi"/>
-                <w:sz w:val="24"/>
-                <w:szCs w:val="24"/>
-                <w:lang w:val="en-US"/>
-              </w:rPr>
-              <w:t>created_at</w:t>
-            </w:r>
-            <w:proofErr w:type="spellEnd"/>
-            <w:r>
-              <w:rPr>
-                <w:rFonts w:asciiTheme="majorHAnsi" w:hAnsiTheme="majorHAnsi" w:cstheme="majorHAnsi"/>
-                <w:sz w:val="24"/>
-                <w:szCs w:val="24"/>
-                <w:lang w:val="en-US"/>
-              </w:rPr>
-              <w:t>)</w:t>
+              <w:t>(created_at)</w:t>
             </w:r>
           </w:p>
         </w:tc>
@@ -13257,30 +12037,12 @@
     </w:tbl>
     <w:p>
       <w:pPr>
-        <w:spacing w:line="360" w:lineRule="auto"/>
-        <w:rPr>
-          <w:rFonts w:asciiTheme="majorHAnsi" w:hAnsiTheme="majorHAnsi" w:cstheme="majorHAnsi"/>
-          <w:sz w:val="28"/>
-          <w:szCs w:val="28"/>
-        </w:rPr>
-      </w:pPr>
-    </w:p>
-    <w:p>
-      <w:pPr>
-        <w:rPr>
-          <w:rFonts w:asciiTheme="majorHAnsi" w:hAnsiTheme="majorHAnsi" w:cstheme="majorHAnsi"/>
-          <w:sz w:val="28"/>
-          <w:szCs w:val="28"/>
-        </w:rPr>
-      </w:pPr>
-      <w:r>
-        <w:rPr>
-          <w:rFonts w:asciiTheme="majorHAnsi" w:hAnsiTheme="majorHAnsi" w:cstheme="majorHAnsi"/>
-          <w:sz w:val="28"/>
-          <w:szCs w:val="28"/>
-        </w:rPr>
-        <w:br w:type="page"/>
-      </w:r>
+        <w:rPr>
+          <w:rFonts w:asciiTheme="majorHAnsi" w:hAnsiTheme="majorHAnsi" w:cstheme="majorHAnsi"/>
+          <w:sz w:val="28"/>
+          <w:szCs w:val="28"/>
+        </w:rPr>
+      </w:pPr>
     </w:p>
     <w:p>
       <w:pPr>
@@ -13350,25 +12112,7 @@
           <w:sz w:val="28"/>
           <w:szCs w:val="28"/>
         </w:rPr>
-        <w:t xml:space="preserve">Для разработки </w:t>
-      </w:r>
-      <w:proofErr w:type="spellStart"/>
-      <w:r>
-        <w:rPr>
-          <w:rFonts w:asciiTheme="majorHAnsi" w:hAnsiTheme="majorHAnsi" w:cstheme="majorHAnsi"/>
-          <w:sz w:val="28"/>
-          <w:szCs w:val="28"/>
-        </w:rPr>
-        <w:t>web</w:t>
-      </w:r>
-      <w:proofErr w:type="spellEnd"/>
-      <w:r>
-        <w:rPr>
-          <w:rFonts w:asciiTheme="majorHAnsi" w:hAnsiTheme="majorHAnsi" w:cstheme="majorHAnsi"/>
-          <w:sz w:val="28"/>
-          <w:szCs w:val="28"/>
-        </w:rPr>
-        <w:t>-приложения по продаже спортивного инвентаря была выбрана классическая трехзвенная архитектура "клиент-сервер-база данных". Такая архитектура обеспечивает четкое разделение ответственности между компонентами системы и позволяет легко масштабировать приложение.</w:t>
+        <w:t>Для разработки web-приложения по продаже спортивного инвентаря была выбрана классическая трехзвенная архитектура "клиент-сервер-база данных". Такая архитектура обеспечивает четкое разделение ответственности между компонентами системы и позволяет легко масштабировать приложение.</w:t>
       </w:r>
     </w:p>
     <w:p>
@@ -13408,43 +12152,7 @@
           <w:sz w:val="28"/>
           <w:szCs w:val="28"/>
         </w:rPr>
-        <w:t>Клиентская часть (</w:t>
-      </w:r>
-      <w:proofErr w:type="spellStart"/>
-      <w:r>
-        <w:rPr>
-          <w:rFonts w:asciiTheme="majorHAnsi" w:hAnsiTheme="majorHAnsi" w:cstheme="majorHAnsi"/>
-          <w:sz w:val="28"/>
-          <w:szCs w:val="28"/>
-        </w:rPr>
-        <w:t>Frontend</w:t>
-      </w:r>
-      <w:proofErr w:type="spellEnd"/>
-      <w:r>
-        <w:rPr>
-          <w:rFonts w:asciiTheme="majorHAnsi" w:hAnsiTheme="majorHAnsi" w:cstheme="majorHAnsi"/>
-          <w:sz w:val="28"/>
-          <w:szCs w:val="28"/>
-        </w:rPr>
-        <w:t xml:space="preserve">) - представления на EJS, стили </w:t>
-      </w:r>
-      <w:proofErr w:type="spellStart"/>
-      <w:r>
-        <w:rPr>
-          <w:rFonts w:asciiTheme="majorHAnsi" w:hAnsiTheme="majorHAnsi" w:cstheme="majorHAnsi"/>
-          <w:sz w:val="28"/>
-          <w:szCs w:val="28"/>
-        </w:rPr>
-        <w:t>Bootstrap</w:t>
-      </w:r>
-      <w:proofErr w:type="spellEnd"/>
-      <w:r>
-        <w:rPr>
-          <w:rFonts w:asciiTheme="majorHAnsi" w:hAnsiTheme="majorHAnsi" w:cstheme="majorHAnsi"/>
-          <w:sz w:val="28"/>
-          <w:szCs w:val="28"/>
-        </w:rPr>
-        <w:t xml:space="preserve"> 5, клиентские скрипты на JavaScript</w:t>
+        <w:t>Клиентская часть (Frontend) - представления на EJS, стили Bootstrap 5, клиентские скрипты на JavaScript</w:t>
       </w:r>
     </w:p>
     <w:p>
@@ -13464,25 +12172,7 @@
           <w:sz w:val="28"/>
           <w:szCs w:val="28"/>
         </w:rPr>
-        <w:t>Серверная часть (</w:t>
-      </w:r>
-      <w:proofErr w:type="spellStart"/>
-      <w:r>
-        <w:rPr>
-          <w:rFonts w:asciiTheme="majorHAnsi" w:hAnsiTheme="majorHAnsi" w:cstheme="majorHAnsi"/>
-          <w:sz w:val="28"/>
-          <w:szCs w:val="28"/>
-        </w:rPr>
-        <w:t>Backend</w:t>
-      </w:r>
-      <w:proofErr w:type="spellEnd"/>
-      <w:r>
-        <w:rPr>
-          <w:rFonts w:asciiTheme="majorHAnsi" w:hAnsiTheme="majorHAnsi" w:cstheme="majorHAnsi"/>
-          <w:sz w:val="28"/>
-          <w:szCs w:val="28"/>
-        </w:rPr>
-        <w:t>) - Node.js с фреймворком Express.js</w:t>
+        <w:t>Серверная часть (Backend) - Node.js с фреймворком Express.js</w:t>
       </w:r>
     </w:p>
     <w:p>
@@ -13817,7 +12507,6 @@
           <w:szCs w:val="28"/>
         </w:rPr>
       </w:pPr>
-      <w:proofErr w:type="spellStart"/>
       <w:r>
         <w:rPr>
           <w:rFonts w:asciiTheme="majorHAnsi" w:hAnsiTheme="majorHAnsi" w:cstheme="majorHAnsi"/>
@@ -13827,7 +12516,6 @@
         </w:rPr>
         <w:t>Ejs</w:t>
       </w:r>
-      <w:proofErr w:type="spellEnd"/>
       <w:r>
         <w:rPr>
           <w:rFonts w:asciiTheme="majorHAnsi" w:hAnsiTheme="majorHAnsi" w:cstheme="majorHAnsi"/>
@@ -13852,7 +12540,6 @@
           <w:szCs w:val="28"/>
         </w:rPr>
       </w:pPr>
-      <w:proofErr w:type="spellStart"/>
       <w:r>
         <w:rPr>
           <w:rFonts w:asciiTheme="majorHAnsi" w:hAnsiTheme="majorHAnsi" w:cstheme="majorHAnsi"/>
@@ -13860,17 +12547,7 @@
           <w:szCs w:val="28"/>
           <w:lang w:val="en-US"/>
         </w:rPr>
-        <w:t>Bcrypt</w:t>
-      </w:r>
-      <w:proofErr w:type="spellEnd"/>
-      <w:r>
-        <w:rPr>
-          <w:rFonts w:asciiTheme="majorHAnsi" w:hAnsiTheme="majorHAnsi" w:cstheme="majorHAnsi"/>
-          <w:sz w:val="28"/>
-          <w:szCs w:val="28"/>
-          <w:lang w:val="en-US"/>
-        </w:rPr>
-        <w:t xml:space="preserve"> – </w:t>
+        <w:t xml:space="preserve">Bcrypt – </w:t>
       </w:r>
       <w:r>
         <w:rPr>
@@ -13896,7 +12573,6 @@
           <w:szCs w:val="28"/>
         </w:rPr>
       </w:pPr>
-      <w:proofErr w:type="spellStart"/>
       <w:r>
         <w:rPr>
           <w:rFonts w:asciiTheme="majorHAnsi" w:hAnsiTheme="majorHAnsi" w:cstheme="majorHAnsi"/>
@@ -13906,7 +12582,6 @@
         </w:rPr>
         <w:t>Mysql</w:t>
       </w:r>
-      <w:proofErr w:type="spellEnd"/>
       <w:r>
         <w:rPr>
           <w:rFonts w:asciiTheme="majorHAnsi" w:hAnsiTheme="majorHAnsi" w:cstheme="majorHAnsi"/>
@@ -14133,7 +12808,6 @@
         </w:rPr>
         <w:t xml:space="preserve">Создаем саму базу данных прописав простой </w:t>
       </w:r>
-      <w:proofErr w:type="spellStart"/>
       <w:r>
         <w:rPr>
           <w:rFonts w:asciiTheme="majorHAnsi" w:hAnsiTheme="majorHAnsi" w:cstheme="majorHAnsi"/>
@@ -14143,7 +12817,6 @@
         </w:rPr>
         <w:t>sql</w:t>
       </w:r>
-      <w:proofErr w:type="spellEnd"/>
       <w:r>
         <w:rPr>
           <w:rFonts w:asciiTheme="majorHAnsi" w:hAnsiTheme="majorHAnsi" w:cstheme="majorHAnsi"/>
@@ -14222,7 +12895,6 @@
           <w:rFonts w:asciiTheme="majorHAnsi" w:hAnsiTheme="majorHAnsi" w:cstheme="majorHAnsi"/>
           <w:sz w:val="28"/>
           <w:szCs w:val="28"/>
-          <w:lang w:val="en-US"/>
         </w:rPr>
       </w:pPr>
       <w:r>
@@ -14238,7 +12910,6 @@
           <w:rFonts w:asciiTheme="majorHAnsi" w:hAnsiTheme="majorHAnsi" w:cstheme="majorHAnsi"/>
           <w:sz w:val="28"/>
           <w:szCs w:val="28"/>
-          <w:lang w:val="en-US"/>
         </w:rPr>
         <w:t>4</w:t>
       </w:r>
@@ -14248,15 +12919,7 @@
           <w:sz w:val="28"/>
           <w:szCs w:val="28"/>
         </w:rPr>
-        <w:t xml:space="preserve"> </w:t>
-      </w:r>
-      <w:r>
-        <w:rPr>
-          <w:rFonts w:asciiTheme="majorHAnsi" w:hAnsiTheme="majorHAnsi" w:cstheme="majorHAnsi"/>
-          <w:sz w:val="28"/>
-          <w:szCs w:val="28"/>
-        </w:rPr>
-        <w:t>Создание базы данных</w:t>
+        <w:t xml:space="preserve"> Создание базы данных</w:t>
       </w:r>
     </w:p>
     <w:p>
@@ -14422,7 +13085,6 @@
           <w:rFonts w:asciiTheme="majorHAnsi" w:hAnsiTheme="majorHAnsi" w:cstheme="majorHAnsi"/>
           <w:sz w:val="28"/>
           <w:szCs w:val="28"/>
-          <w:lang w:val="en-US"/>
         </w:rPr>
         <w:t>5</w:t>
       </w:r>
@@ -14454,7 +13116,6 @@
         </w:rPr>
         <w:t xml:space="preserve">В этой таблице есть колонка </w:t>
       </w:r>
-      <w:proofErr w:type="spellStart"/>
       <w:r>
         <w:rPr>
           <w:rFonts w:asciiTheme="majorHAnsi" w:hAnsiTheme="majorHAnsi" w:cstheme="majorHAnsi"/>
@@ -14464,7 +13125,6 @@
         </w:rPr>
         <w:t>customerRank</w:t>
       </w:r>
-      <w:proofErr w:type="spellEnd"/>
       <w:r>
         <w:rPr>
           <w:rFonts w:asciiTheme="majorHAnsi" w:hAnsiTheme="majorHAnsi" w:cstheme="majorHAnsi"/>
@@ -14666,15 +13326,7 @@
           <w:sz w:val="28"/>
           <w:szCs w:val="28"/>
         </w:rPr>
-        <w:t xml:space="preserve"> Таблица </w:t>
-      </w:r>
-      <w:r>
-        <w:rPr>
-          <w:rFonts w:asciiTheme="majorHAnsi" w:hAnsiTheme="majorHAnsi" w:cstheme="majorHAnsi"/>
-          <w:sz w:val="28"/>
-          <w:szCs w:val="28"/>
-        </w:rPr>
-        <w:t>товаров</w:t>
+        <w:t xml:space="preserve"> Таблица товаров</w:t>
       </w:r>
     </w:p>
     <w:p>
@@ -14698,17 +13350,41 @@
           <w:rFonts w:asciiTheme="majorHAnsi" w:hAnsiTheme="majorHAnsi" w:cstheme="majorHAnsi"/>
           <w:sz w:val="28"/>
           <w:szCs w:val="28"/>
+        </w:rPr>
+        <w:t xml:space="preserve"> </w:t>
+      </w:r>
+      <w:r>
+        <w:rPr>
+          <w:rFonts w:asciiTheme="majorHAnsi" w:hAnsiTheme="majorHAnsi" w:cstheme="majorHAnsi"/>
+          <w:sz w:val="28"/>
+          <w:szCs w:val="28"/>
+        </w:rPr>
+        <w:t>Таблица</w:t>
+      </w:r>
+      <w:r>
+        <w:rPr>
+          <w:rFonts w:asciiTheme="majorHAnsi" w:hAnsiTheme="majorHAnsi" w:cstheme="majorHAnsi"/>
+          <w:sz w:val="28"/>
+          <w:szCs w:val="28"/>
+        </w:rPr>
+        <w:t xml:space="preserve"> </w:t>
+      </w:r>
+      <w:r>
+        <w:rPr>
+          <w:rFonts w:asciiTheme="majorHAnsi" w:hAnsiTheme="majorHAnsi" w:cstheme="majorHAnsi"/>
+          <w:sz w:val="28"/>
+          <w:szCs w:val="28"/>
           <w:lang w:val="en-US"/>
         </w:rPr>
-        <w:t xml:space="preserve"> </w:t>
-      </w:r>
-      <w:r>
-        <w:rPr>
-          <w:rFonts w:asciiTheme="majorHAnsi" w:hAnsiTheme="majorHAnsi" w:cstheme="majorHAnsi"/>
-          <w:sz w:val="28"/>
-          <w:szCs w:val="28"/>
-        </w:rPr>
-        <w:t>Таблица</w:t>
+        <w:t>shopping</w:t>
+      </w:r>
+      <w:r>
+        <w:rPr>
+          <w:rFonts w:asciiTheme="majorHAnsi" w:hAnsiTheme="majorHAnsi" w:cstheme="majorHAnsi"/>
+          <w:sz w:val="28"/>
+          <w:szCs w:val="28"/>
+        </w:rPr>
+        <w:t>_</w:t>
       </w:r>
       <w:r>
         <w:rPr>
@@ -14717,25 +13393,13 @@
           <w:szCs w:val="28"/>
           <w:lang w:val="en-US"/>
         </w:rPr>
-        <w:t xml:space="preserve"> </w:t>
-      </w:r>
-      <w:proofErr w:type="spellStart"/>
-      <w:r>
-        <w:rPr>
-          <w:rFonts w:asciiTheme="majorHAnsi" w:hAnsiTheme="majorHAnsi" w:cstheme="majorHAnsi"/>
-          <w:sz w:val="28"/>
-          <w:szCs w:val="28"/>
-          <w:lang w:val="en-US"/>
-        </w:rPr>
-        <w:t>shopping_cart</w:t>
-      </w:r>
-      <w:proofErr w:type="spellEnd"/>
-      <w:r>
-        <w:rPr>
-          <w:rFonts w:asciiTheme="majorHAnsi" w:hAnsiTheme="majorHAnsi" w:cstheme="majorHAnsi"/>
-          <w:sz w:val="28"/>
-          <w:szCs w:val="28"/>
-          <w:lang w:val="en-US"/>
+        <w:t>cart</w:t>
+      </w:r>
+      <w:r>
+        <w:rPr>
+          <w:rFonts w:asciiTheme="majorHAnsi" w:hAnsiTheme="majorHAnsi" w:cstheme="majorHAnsi"/>
+          <w:sz w:val="28"/>
+          <w:szCs w:val="28"/>
         </w:rPr>
         <w:t xml:space="preserve">. </w:t>
       </w:r>
@@ -14833,15 +13497,7 @@
           <w:sz w:val="28"/>
           <w:szCs w:val="28"/>
         </w:rPr>
-        <w:t xml:space="preserve"> Таблица </w:t>
-      </w:r>
-      <w:r>
-        <w:rPr>
-          <w:rFonts w:asciiTheme="majorHAnsi" w:hAnsiTheme="majorHAnsi" w:cstheme="majorHAnsi"/>
-          <w:sz w:val="28"/>
-          <w:szCs w:val="28"/>
-        </w:rPr>
-        <w:t>корзины</w:t>
+        <w:t xml:space="preserve"> Таблица корзины</w:t>
       </w:r>
     </w:p>
     <w:p>
@@ -14972,15 +13628,7 @@
           <w:sz w:val="28"/>
           <w:szCs w:val="28"/>
         </w:rPr>
-        <w:t xml:space="preserve"> Таблица </w:t>
-      </w:r>
-      <w:r>
-        <w:rPr>
-          <w:rFonts w:asciiTheme="majorHAnsi" w:hAnsiTheme="majorHAnsi" w:cstheme="majorHAnsi"/>
-          <w:sz w:val="28"/>
-          <w:szCs w:val="28"/>
-        </w:rPr>
-        <w:t>категорий</w:t>
+        <w:t xml:space="preserve"> Таблица категорий</w:t>
       </w:r>
     </w:p>
     <w:p>
@@ -15005,7 +13653,6 @@
         </w:rPr>
         <w:t xml:space="preserve">Таблица </w:t>
       </w:r>
-      <w:proofErr w:type="spellStart"/>
       <w:r>
         <w:rPr>
           <w:rFonts w:asciiTheme="majorHAnsi" w:hAnsiTheme="majorHAnsi" w:cstheme="majorHAnsi"/>
@@ -15015,7 +13662,6 @@
         </w:rPr>
         <w:t>categoriesandproducts</w:t>
       </w:r>
-      <w:proofErr w:type="spellEnd"/>
       <w:r>
         <w:rPr>
           <w:rFonts w:asciiTheme="majorHAnsi" w:hAnsiTheme="majorHAnsi" w:cstheme="majorHAnsi"/>
@@ -15118,15 +13764,7 @@
           <w:sz w:val="28"/>
           <w:szCs w:val="28"/>
         </w:rPr>
-        <w:t xml:space="preserve"> </w:t>
-      </w:r>
-      <w:r>
-        <w:rPr>
-          <w:rFonts w:asciiTheme="majorHAnsi" w:hAnsiTheme="majorHAnsi" w:cstheme="majorHAnsi"/>
-          <w:sz w:val="28"/>
-          <w:szCs w:val="28"/>
-        </w:rPr>
-        <w:t>Связующая таблица для категорий и товаров</w:t>
+        <w:t xml:space="preserve"> Связующая таблица для категорий и товаров</w:t>
       </w:r>
     </w:p>
     <w:p>
@@ -15262,15 +13900,7 @@
           <w:sz w:val="28"/>
           <w:szCs w:val="28"/>
         </w:rPr>
-        <w:t xml:space="preserve"> </w:t>
-      </w:r>
-      <w:r>
-        <w:rPr>
-          <w:rFonts w:asciiTheme="majorHAnsi" w:hAnsiTheme="majorHAnsi" w:cstheme="majorHAnsi"/>
-          <w:sz w:val="28"/>
-          <w:szCs w:val="28"/>
-        </w:rPr>
-        <w:t>Таблица для избранного</w:t>
+        <w:t xml:space="preserve"> Таблица для избранного</w:t>
       </w:r>
     </w:p>
     <w:p>
@@ -15300,11 +13930,26 @@
           <w:rFonts w:asciiTheme="majorHAnsi" w:hAnsiTheme="majorHAnsi" w:cstheme="majorHAnsi"/>
           <w:sz w:val="28"/>
           <w:szCs w:val="28"/>
+        </w:rPr>
+        <w:t xml:space="preserve"> </w:t>
+      </w:r>
+      <w:r>
+        <w:rPr>
+          <w:rFonts w:asciiTheme="majorHAnsi" w:hAnsiTheme="majorHAnsi" w:cstheme="majorHAnsi"/>
+          <w:sz w:val="28"/>
+          <w:szCs w:val="28"/>
           <w:lang w:val="en-US"/>
         </w:rPr>
-        <w:t xml:space="preserve"> </w:t>
-      </w:r>
-      <w:proofErr w:type="spellStart"/>
+        <w:t>product</w:t>
+      </w:r>
+      <w:r>
+        <w:rPr>
+          <w:rFonts w:asciiTheme="majorHAnsi" w:hAnsiTheme="majorHAnsi" w:cstheme="majorHAnsi"/>
+          <w:sz w:val="28"/>
+          <w:szCs w:val="28"/>
+        </w:rPr>
+        <w:t>_</w:t>
+      </w:r>
       <w:r>
         <w:rPr>
           <w:rFonts w:asciiTheme="majorHAnsi" w:hAnsiTheme="majorHAnsi" w:cstheme="majorHAnsi"/>
@@ -15312,15 +13957,13 @@
           <w:szCs w:val="28"/>
           <w:lang w:val="en-US"/>
         </w:rPr>
-        <w:t>product_features</w:t>
-      </w:r>
-      <w:proofErr w:type="spellEnd"/>
-      <w:r>
-        <w:rPr>
-          <w:rFonts w:asciiTheme="majorHAnsi" w:hAnsiTheme="majorHAnsi" w:cstheme="majorHAnsi"/>
-          <w:sz w:val="28"/>
-          <w:szCs w:val="28"/>
-          <w:lang w:val="en-US"/>
+        <w:t>features</w:t>
+      </w:r>
+      <w:r>
+        <w:rPr>
+          <w:rFonts w:asciiTheme="majorHAnsi" w:hAnsiTheme="majorHAnsi" w:cstheme="majorHAnsi"/>
+          <w:sz w:val="28"/>
+          <w:szCs w:val="28"/>
         </w:rPr>
         <w:t xml:space="preserve">. </w:t>
       </w:r>
@@ -15434,15 +14077,7 @@
           <w:sz w:val="28"/>
           <w:szCs w:val="28"/>
         </w:rPr>
-        <w:t xml:space="preserve"> Таблица </w:t>
-      </w:r>
-      <w:r>
-        <w:rPr>
-          <w:rFonts w:asciiTheme="majorHAnsi" w:hAnsiTheme="majorHAnsi" w:cstheme="majorHAnsi"/>
-          <w:sz w:val="28"/>
-          <w:szCs w:val="28"/>
-        </w:rPr>
-        <w:t>характеристик</w:t>
+        <w:t xml:space="preserve"> Таблица характеристик</w:t>
       </w:r>
     </w:p>
     <w:p>
@@ -15466,7 +14101,6 @@
         <w:tab/>
         <w:t xml:space="preserve">В этой таблице у колонки </w:t>
       </w:r>
-      <w:proofErr w:type="spellStart"/>
       <w:r>
         <w:rPr>
           <w:rFonts w:asciiTheme="majorHAnsi" w:hAnsiTheme="majorHAnsi" w:cstheme="majorHAnsi"/>
@@ -15476,7 +14110,6 @@
         </w:rPr>
         <w:t>productID</w:t>
       </w:r>
-      <w:proofErr w:type="spellEnd"/>
       <w:r>
         <w:rPr>
           <w:rFonts w:asciiTheme="majorHAnsi" w:hAnsiTheme="majorHAnsi" w:cstheme="majorHAnsi"/>
@@ -15686,15 +14319,7 @@
           <w:sz w:val="28"/>
           <w:szCs w:val="28"/>
         </w:rPr>
-        <w:t xml:space="preserve"> Таблица </w:t>
-      </w:r>
-      <w:r>
-        <w:rPr>
-          <w:rFonts w:asciiTheme="majorHAnsi" w:hAnsiTheme="majorHAnsi" w:cstheme="majorHAnsi"/>
-          <w:sz w:val="28"/>
-          <w:szCs w:val="28"/>
-        </w:rPr>
-        <w:t>отзывов</w:t>
+        <w:t xml:space="preserve"> Таблица отзывов</w:t>
       </w:r>
     </w:p>
     <w:p>
@@ -15713,55 +14338,7 @@
           <w:sz w:val="28"/>
           <w:szCs w:val="28"/>
         </w:rPr>
-        <w:t xml:space="preserve">В результате </w:t>
-      </w:r>
-      <w:r>
-        <w:rPr>
-          <w:rFonts w:asciiTheme="majorHAnsi" w:hAnsiTheme="majorHAnsi" w:cstheme="majorHAnsi"/>
-          <w:sz w:val="28"/>
-          <w:szCs w:val="28"/>
-        </w:rPr>
-        <w:t>должна</w:t>
-      </w:r>
-      <w:r>
-        <w:rPr>
-          <w:rFonts w:asciiTheme="majorHAnsi" w:hAnsiTheme="majorHAnsi" w:cstheme="majorHAnsi"/>
-          <w:sz w:val="28"/>
-          <w:szCs w:val="28"/>
-        </w:rPr>
-        <w:t xml:space="preserve"> получ</w:t>
-      </w:r>
-      <w:r>
-        <w:rPr>
-          <w:rFonts w:asciiTheme="majorHAnsi" w:hAnsiTheme="majorHAnsi" w:cstheme="majorHAnsi"/>
-          <w:sz w:val="28"/>
-          <w:szCs w:val="28"/>
-        </w:rPr>
-        <w:t>иться</w:t>
-      </w:r>
-      <w:r>
-        <w:rPr>
-          <w:rFonts w:asciiTheme="majorHAnsi" w:hAnsiTheme="majorHAnsi" w:cstheme="majorHAnsi"/>
-          <w:sz w:val="28"/>
-          <w:szCs w:val="28"/>
-        </w:rPr>
-        <w:t xml:space="preserve"> так</w:t>
-      </w:r>
-      <w:r>
-        <w:rPr>
-          <w:rFonts w:asciiTheme="majorHAnsi" w:hAnsiTheme="majorHAnsi" w:cstheme="majorHAnsi"/>
-          <w:sz w:val="28"/>
-          <w:szCs w:val="28"/>
-        </w:rPr>
-        <w:t>ая</w:t>
-      </w:r>
-      <w:r>
-        <w:rPr>
-          <w:rFonts w:asciiTheme="majorHAnsi" w:hAnsiTheme="majorHAnsi" w:cstheme="majorHAnsi"/>
-          <w:sz w:val="28"/>
-          <w:szCs w:val="28"/>
-        </w:rPr>
-        <w:t xml:space="preserve"> </w:t>
+        <w:t xml:space="preserve">В результате должна получиться такая </w:t>
       </w:r>
       <w:r>
         <w:rPr>
@@ -15899,15 +14476,7 @@
           <w:sz w:val="28"/>
           <w:szCs w:val="28"/>
         </w:rPr>
-        <w:t>диаграмма Базы данных</w:t>
-      </w:r>
-      <w:r>
-        <w:rPr>
-          <w:rFonts w:asciiTheme="majorHAnsi" w:hAnsiTheme="majorHAnsi" w:cstheme="majorHAnsi"/>
-          <w:sz w:val="28"/>
-          <w:szCs w:val="28"/>
-        </w:rPr>
-        <w:t>.</w:t>
+        <w:t>диаграмма Базы данных.</w:t>
       </w:r>
     </w:p>
     <w:p>
@@ -16036,7 +14605,6 @@
         </w:rPr>
         <w:t>.</w:t>
       </w:r>
-      <w:proofErr w:type="spellStart"/>
       <w:r>
         <w:rPr>
           <w:rFonts w:asciiTheme="majorHAnsi" w:hAnsiTheme="majorHAnsi" w:cstheme="majorHAnsi"/>
@@ -16046,7 +14614,6 @@
         </w:rPr>
         <w:t>js</w:t>
       </w:r>
-      <w:proofErr w:type="spellEnd"/>
       <w:r>
         <w:rPr>
           <w:rFonts w:asciiTheme="majorHAnsi" w:hAnsiTheme="majorHAnsi" w:cstheme="majorHAnsi"/>
@@ -16233,23 +14800,7 @@
           <w:sz w:val="28"/>
           <w:szCs w:val="28"/>
         </w:rPr>
-        <w:t xml:space="preserve"> Импортирование</w:t>
-      </w:r>
-      <w:r>
-        <w:rPr>
-          <w:rFonts w:asciiTheme="majorHAnsi" w:hAnsiTheme="majorHAnsi" w:cstheme="majorHAnsi"/>
-          <w:sz w:val="28"/>
-          <w:szCs w:val="28"/>
-        </w:rPr>
-        <w:t xml:space="preserve"> </w:t>
-      </w:r>
-      <w:r>
-        <w:rPr>
-          <w:rFonts w:asciiTheme="majorHAnsi" w:hAnsiTheme="majorHAnsi" w:cstheme="majorHAnsi"/>
-          <w:sz w:val="28"/>
-          <w:szCs w:val="28"/>
-        </w:rPr>
-        <w:t>зависимостей</w:t>
+        <w:t xml:space="preserve"> Импортирование зависимостей</w:t>
       </w:r>
       <w:r>
         <w:rPr>
@@ -16377,23 +14928,7 @@
           <w:sz w:val="28"/>
           <w:szCs w:val="28"/>
         </w:rPr>
-        <w:t xml:space="preserve"> </w:t>
-      </w:r>
-      <w:r>
-        <w:rPr>
-          <w:rFonts w:asciiTheme="majorHAnsi" w:hAnsiTheme="majorHAnsi" w:cstheme="majorHAnsi"/>
-          <w:sz w:val="28"/>
-          <w:szCs w:val="28"/>
-        </w:rPr>
-        <w:t>Установка статики</w:t>
-      </w:r>
-      <w:r>
-        <w:rPr>
-          <w:rFonts w:asciiTheme="majorHAnsi" w:hAnsiTheme="majorHAnsi" w:cstheme="majorHAnsi"/>
-          <w:sz w:val="28"/>
-          <w:szCs w:val="28"/>
-        </w:rPr>
-        <w:t>.</w:t>
+        <w:t xml:space="preserve"> Установка статики.</w:t>
       </w:r>
     </w:p>
     <w:p>
@@ -16513,23 +15048,7 @@
           <w:sz w:val="28"/>
           <w:szCs w:val="28"/>
         </w:rPr>
-        <w:t xml:space="preserve"> </w:t>
-      </w:r>
-      <w:r>
-        <w:rPr>
-          <w:rFonts w:asciiTheme="majorHAnsi" w:hAnsiTheme="majorHAnsi" w:cstheme="majorHAnsi"/>
-          <w:sz w:val="28"/>
-          <w:szCs w:val="28"/>
-        </w:rPr>
-        <w:t>Инициализация сессии</w:t>
-      </w:r>
-      <w:r>
-        <w:rPr>
-          <w:rFonts w:asciiTheme="majorHAnsi" w:hAnsiTheme="majorHAnsi" w:cstheme="majorHAnsi"/>
-          <w:sz w:val="28"/>
-          <w:szCs w:val="28"/>
-        </w:rPr>
-        <w:t>.</w:t>
+        <w:t xml:space="preserve"> Инициализация сессии.</w:t>
       </w:r>
     </w:p>
     <w:p>
@@ -16665,23 +15184,7 @@
           <w:sz w:val="28"/>
           <w:szCs w:val="28"/>
         </w:rPr>
-        <w:t xml:space="preserve"> </w:t>
-      </w:r>
-      <w:r>
-        <w:rPr>
-          <w:rFonts w:asciiTheme="majorHAnsi" w:hAnsiTheme="majorHAnsi" w:cstheme="majorHAnsi"/>
-          <w:sz w:val="28"/>
-          <w:szCs w:val="28"/>
-        </w:rPr>
-        <w:t>Запуск сервера</w:t>
-      </w:r>
-      <w:r>
-        <w:rPr>
-          <w:rFonts w:asciiTheme="majorHAnsi" w:hAnsiTheme="majorHAnsi" w:cstheme="majorHAnsi"/>
-          <w:sz w:val="28"/>
-          <w:szCs w:val="28"/>
-        </w:rPr>
-        <w:t>.</w:t>
+        <w:t xml:space="preserve"> Запуск сервера.</w:t>
       </w:r>
     </w:p>
     <w:p>
@@ -16741,7 +15244,6 @@
         </w:rPr>
         <w:t>.</w:t>
       </w:r>
-      <w:proofErr w:type="spellStart"/>
       <w:r>
         <w:rPr>
           <w:rFonts w:asciiTheme="majorHAnsi" w:hAnsiTheme="majorHAnsi" w:cstheme="majorHAnsi"/>
@@ -16751,7 +15253,6 @@
         </w:rPr>
         <w:t>js</w:t>
       </w:r>
-      <w:proofErr w:type="spellEnd"/>
       <w:r>
         <w:rPr>
           <w:rFonts w:asciiTheme="majorHAnsi" w:hAnsiTheme="majorHAnsi" w:cstheme="majorHAnsi"/>
@@ -16871,23 +15372,7 @@
           <w:sz w:val="28"/>
           <w:szCs w:val="28"/>
         </w:rPr>
-        <w:t xml:space="preserve"> Импортирование зависимостей для </w:t>
-      </w:r>
-      <w:r>
-        <w:rPr>
-          <w:rFonts w:asciiTheme="majorHAnsi" w:hAnsiTheme="majorHAnsi" w:cstheme="majorHAnsi"/>
-          <w:sz w:val="28"/>
-          <w:szCs w:val="28"/>
-        </w:rPr>
-        <w:t>маршрутов</w:t>
-      </w:r>
-      <w:r>
-        <w:rPr>
-          <w:rFonts w:asciiTheme="majorHAnsi" w:hAnsiTheme="majorHAnsi" w:cstheme="majorHAnsi"/>
-          <w:sz w:val="28"/>
-          <w:szCs w:val="28"/>
-        </w:rPr>
-        <w:t>.</w:t>
+        <w:t xml:space="preserve"> Импортирование зависимостей для маршрутов.</w:t>
       </w:r>
     </w:p>
     <w:p>
@@ -17108,15 +15593,7 @@
           <w:sz w:val="28"/>
           <w:szCs w:val="28"/>
         </w:rPr>
-        <w:t xml:space="preserve"> </w:t>
-      </w:r>
-      <w:r>
-        <w:rPr>
-          <w:rFonts w:asciiTheme="majorHAnsi" w:hAnsiTheme="majorHAnsi" w:cstheme="majorHAnsi"/>
-          <w:sz w:val="28"/>
-          <w:szCs w:val="28"/>
-        </w:rPr>
-        <w:t xml:space="preserve">Маршруты из </w:t>
+        <w:t xml:space="preserve"> Маршруты из </w:t>
       </w:r>
       <w:r>
         <w:rPr>
@@ -17135,7 +15612,6 @@
         </w:rPr>
         <w:t>.</w:t>
       </w:r>
-      <w:proofErr w:type="spellStart"/>
       <w:r>
         <w:rPr>
           <w:rFonts w:asciiTheme="majorHAnsi" w:hAnsiTheme="majorHAnsi" w:cstheme="majorHAnsi"/>
@@ -17145,7 +15621,6 @@
         </w:rPr>
         <w:t>js</w:t>
       </w:r>
-      <w:proofErr w:type="spellEnd"/>
       <w:r>
         <w:rPr>
           <w:rFonts w:asciiTheme="majorHAnsi" w:hAnsiTheme="majorHAnsi" w:cstheme="majorHAnsi"/>
@@ -17191,7 +15666,6 @@
         </w:rPr>
         <w:t>.</w:t>
       </w:r>
-      <w:proofErr w:type="spellStart"/>
       <w:r>
         <w:rPr>
           <w:rFonts w:asciiTheme="majorHAnsi" w:hAnsiTheme="majorHAnsi" w:cstheme="majorHAnsi"/>
@@ -17201,7 +15675,6 @@
         </w:rPr>
         <w:t>js</w:t>
       </w:r>
-      <w:proofErr w:type="spellEnd"/>
       <w:r>
         <w:rPr>
           <w:rFonts w:asciiTheme="majorHAnsi" w:hAnsiTheme="majorHAnsi" w:cstheme="majorHAnsi"/>
@@ -17317,31 +15790,7 @@
           <w:sz w:val="28"/>
           <w:szCs w:val="28"/>
         </w:rPr>
-        <w:t>20</w:t>
-      </w:r>
-      <w:r>
-        <w:rPr>
-          <w:rFonts w:asciiTheme="majorHAnsi" w:hAnsiTheme="majorHAnsi" w:cstheme="majorHAnsi"/>
-          <w:sz w:val="28"/>
-          <w:szCs w:val="28"/>
-        </w:rPr>
-        <w:t xml:space="preserve"> </w:t>
-      </w:r>
-      <w:r>
-        <w:rPr>
-          <w:rFonts w:asciiTheme="majorHAnsi" w:hAnsiTheme="majorHAnsi" w:cstheme="majorHAnsi"/>
-          <w:sz w:val="28"/>
-          <w:szCs w:val="28"/>
-        </w:rPr>
-        <w:t>Импорт зависимости для фала запросов к базе данных</w:t>
-      </w:r>
-      <w:r>
-        <w:rPr>
-          <w:rFonts w:asciiTheme="majorHAnsi" w:hAnsiTheme="majorHAnsi" w:cstheme="majorHAnsi"/>
-          <w:sz w:val="28"/>
-          <w:szCs w:val="28"/>
-        </w:rPr>
-        <w:t>.</w:t>
+        <w:t>20 Импорт зависимости для фала запросов к базе данных.</w:t>
       </w:r>
     </w:p>
     <w:p>
@@ -17442,15 +15891,7 @@
           <w:sz w:val="28"/>
           <w:szCs w:val="28"/>
         </w:rPr>
-        <w:t>21</w:t>
-      </w:r>
-      <w:r>
-        <w:rPr>
-          <w:rFonts w:asciiTheme="majorHAnsi" w:hAnsiTheme="majorHAnsi" w:cstheme="majorHAnsi"/>
-          <w:sz w:val="28"/>
-          <w:szCs w:val="28"/>
-        </w:rPr>
-        <w:t xml:space="preserve"> </w:t>
+        <w:t xml:space="preserve">21 </w:t>
       </w:r>
       <w:r>
         <w:rPr>
@@ -17565,39 +16006,7 @@
           <w:sz w:val="28"/>
           <w:szCs w:val="28"/>
         </w:rPr>
-        <w:t>2</w:t>
-      </w:r>
-      <w:r>
-        <w:rPr>
-          <w:rFonts w:asciiTheme="majorHAnsi" w:hAnsiTheme="majorHAnsi" w:cstheme="majorHAnsi"/>
-          <w:sz w:val="28"/>
-          <w:szCs w:val="28"/>
-        </w:rPr>
-        <w:t>2</w:t>
-      </w:r>
-      <w:r>
-        <w:rPr>
-          <w:rFonts w:asciiTheme="majorHAnsi" w:hAnsiTheme="majorHAnsi" w:cstheme="majorHAnsi"/>
-          <w:sz w:val="28"/>
-          <w:szCs w:val="28"/>
-        </w:rPr>
-        <w:t xml:space="preserve"> </w:t>
-      </w:r>
-      <w:r>
-        <w:rPr>
-          <w:rFonts w:asciiTheme="majorHAnsi" w:hAnsiTheme="majorHAnsi" w:cstheme="majorHAnsi"/>
-          <w:sz w:val="28"/>
-          <w:szCs w:val="28"/>
-        </w:rPr>
-        <w:t>Функции обращения к</w:t>
-      </w:r>
-      <w:r>
-        <w:rPr>
-          <w:rFonts w:asciiTheme="majorHAnsi" w:hAnsiTheme="majorHAnsi" w:cstheme="majorHAnsi"/>
-          <w:sz w:val="28"/>
-          <w:szCs w:val="28"/>
-        </w:rPr>
-        <w:t xml:space="preserve"> базе данных.</w:t>
+        <w:t>22 Функции обращения к базе данных.</w:t>
       </w:r>
     </w:p>
     <w:p>
@@ -17700,39 +16109,7 @@
           <w:sz w:val="28"/>
           <w:szCs w:val="28"/>
         </w:rPr>
-        <w:t>2</w:t>
-      </w:r>
-      <w:r>
-        <w:rPr>
-          <w:rFonts w:asciiTheme="majorHAnsi" w:hAnsiTheme="majorHAnsi" w:cstheme="majorHAnsi"/>
-          <w:sz w:val="28"/>
-          <w:szCs w:val="28"/>
-        </w:rPr>
-        <w:t>3</w:t>
-      </w:r>
-      <w:r>
-        <w:rPr>
-          <w:rFonts w:asciiTheme="majorHAnsi" w:hAnsiTheme="majorHAnsi" w:cstheme="majorHAnsi"/>
-          <w:sz w:val="28"/>
-          <w:szCs w:val="28"/>
-        </w:rPr>
-        <w:t xml:space="preserve"> </w:t>
-      </w:r>
-      <w:r>
-        <w:rPr>
-          <w:rFonts w:asciiTheme="majorHAnsi" w:hAnsiTheme="majorHAnsi" w:cstheme="majorHAnsi"/>
-          <w:sz w:val="28"/>
-          <w:szCs w:val="28"/>
-        </w:rPr>
-        <w:t>Экспорт функций</w:t>
-      </w:r>
-      <w:r>
-        <w:rPr>
-          <w:rFonts w:asciiTheme="majorHAnsi" w:hAnsiTheme="majorHAnsi" w:cstheme="majorHAnsi"/>
-          <w:sz w:val="28"/>
-          <w:szCs w:val="28"/>
-        </w:rPr>
-        <w:t>.</w:t>
+        <w:t>23 Экспорт функций.</w:t>
       </w:r>
     </w:p>
     <w:p>
@@ -17765,21 +16142,7 @@
         <w:rPr>
           <w:rFonts w:cstheme="majorHAnsi"/>
         </w:rPr>
-        <w:t xml:space="preserve"> Клиентская часть (</w:t>
-      </w:r>
-      <w:proofErr w:type="spellStart"/>
-      <w:r>
-        <w:rPr>
-          <w:rFonts w:cstheme="majorHAnsi"/>
-        </w:rPr>
-        <w:t>Frontend</w:t>
-      </w:r>
-      <w:proofErr w:type="spellEnd"/>
-      <w:r>
-        <w:rPr>
-          <w:rFonts w:cstheme="majorHAnsi"/>
-        </w:rPr>
-        <w:t>)</w:t>
+        <w:t xml:space="preserve"> Клиентская часть (Frontend)</w:t>
       </w:r>
       <w:bookmarkEnd w:id="16"/>
     </w:p>
@@ -17912,7 +16275,6 @@
         </w:rPr>
         <w:t>.</w:t>
       </w:r>
-      <w:proofErr w:type="spellStart"/>
       <w:r>
         <w:rPr>
           <w:rFonts w:asciiTheme="majorHAnsi" w:hAnsiTheme="majorHAnsi" w:cstheme="majorHAnsi"/>
@@ -17922,7 +16284,6 @@
         </w:rPr>
         <w:t>css</w:t>
       </w:r>
-      <w:proofErr w:type="spellEnd"/>
       <w:r>
         <w:rPr>
           <w:rFonts w:asciiTheme="majorHAnsi" w:hAnsiTheme="majorHAnsi" w:cstheme="majorHAnsi"/>
@@ -18005,39 +16366,7 @@
           <w:sz w:val="28"/>
           <w:szCs w:val="28"/>
         </w:rPr>
-        <w:t>2</w:t>
-      </w:r>
-      <w:r>
-        <w:rPr>
-          <w:rFonts w:asciiTheme="majorHAnsi" w:hAnsiTheme="majorHAnsi" w:cstheme="majorHAnsi"/>
-          <w:sz w:val="28"/>
-          <w:szCs w:val="28"/>
-        </w:rPr>
-        <w:t>4</w:t>
-      </w:r>
-      <w:r>
-        <w:rPr>
-          <w:rFonts w:asciiTheme="majorHAnsi" w:hAnsiTheme="majorHAnsi" w:cstheme="majorHAnsi"/>
-          <w:sz w:val="28"/>
-          <w:szCs w:val="28"/>
-        </w:rPr>
-        <w:t xml:space="preserve"> </w:t>
-      </w:r>
-      <w:r>
-        <w:rPr>
-          <w:rFonts w:asciiTheme="majorHAnsi" w:hAnsiTheme="majorHAnsi" w:cstheme="majorHAnsi"/>
-          <w:sz w:val="28"/>
-          <w:szCs w:val="28"/>
-        </w:rPr>
-        <w:t>Стили карточек</w:t>
-      </w:r>
-      <w:r>
-        <w:rPr>
-          <w:rFonts w:asciiTheme="majorHAnsi" w:hAnsiTheme="majorHAnsi" w:cstheme="majorHAnsi"/>
-          <w:sz w:val="28"/>
-          <w:szCs w:val="28"/>
-        </w:rPr>
-        <w:t>.</w:t>
+        <w:t>24 Стили карточек.</w:t>
       </w:r>
     </w:p>
     <w:p>
@@ -18052,12 +16381,52 @@
           <w:szCs w:val="28"/>
         </w:rPr>
       </w:pPr>
-      <w:r>
-        <w:rPr>
-          <w:rFonts w:asciiTheme="majorHAnsi" w:hAnsiTheme="majorHAnsi" w:cstheme="majorHAnsi"/>
-          <w:sz w:val="28"/>
-          <w:szCs w:val="28"/>
-        </w:rPr>
+    </w:p>
+    <w:p>
+      <w:pPr>
+        <w:pStyle w:val="afa"/>
+        <w:spacing w:line="360" w:lineRule="auto"/>
+        <w:ind w:left="0" w:firstLine="720"/>
+        <w:jc w:val="both"/>
+        <w:rPr>
+          <w:rFonts w:asciiTheme="majorHAnsi" w:hAnsiTheme="majorHAnsi" w:cstheme="majorHAnsi"/>
+          <w:sz w:val="28"/>
+          <w:szCs w:val="28"/>
+        </w:rPr>
+      </w:pPr>
+    </w:p>
+    <w:p>
+      <w:pPr>
+        <w:pStyle w:val="afa"/>
+        <w:spacing w:line="360" w:lineRule="auto"/>
+        <w:ind w:left="0" w:firstLine="720"/>
+        <w:jc w:val="both"/>
+        <w:rPr>
+          <w:rFonts w:asciiTheme="majorHAnsi" w:hAnsiTheme="majorHAnsi" w:cstheme="majorHAnsi"/>
+          <w:sz w:val="28"/>
+          <w:szCs w:val="28"/>
+        </w:rPr>
+      </w:pPr>
+    </w:p>
+    <w:p>
+      <w:pPr>
+        <w:pStyle w:val="afa"/>
+        <w:spacing w:line="360" w:lineRule="auto"/>
+        <w:ind w:left="0" w:firstLine="720"/>
+        <w:jc w:val="both"/>
+        <w:rPr>
+          <w:rFonts w:asciiTheme="majorHAnsi" w:hAnsiTheme="majorHAnsi" w:cstheme="majorHAnsi"/>
+          <w:sz w:val="28"/>
+          <w:szCs w:val="28"/>
+        </w:rPr>
+      </w:pPr>
+      <w:r>
+        <w:rPr>
+          <w:rFonts w:asciiTheme="majorHAnsi" w:hAnsiTheme="majorHAnsi" w:cstheme="majorHAnsi"/>
+          <w:sz w:val="28"/>
+          <w:szCs w:val="28"/>
+        </w:rPr>
+        <w:lastRenderedPageBreak/>
         <w:t xml:space="preserve">Так же для некоторых нестандартных решений используем адаптированную систему стилей: </w:t>
       </w:r>
     </w:p>
@@ -18077,7 +16446,6 @@
         <w:rPr>
           <w:noProof/>
         </w:rPr>
-        <w:lastRenderedPageBreak/>
         <w:drawing>
           <wp:inline distT="0" distB="0" distL="0" distR="0" wp14:anchorId="22CF0A14" wp14:editId="167EEBDA">
             <wp:extent cx="4284921" cy="3680584"/>
@@ -18140,39 +16508,7 @@
           <w:sz w:val="28"/>
           <w:szCs w:val="28"/>
         </w:rPr>
-        <w:t>2</w:t>
-      </w:r>
-      <w:r>
-        <w:rPr>
-          <w:rFonts w:asciiTheme="majorHAnsi" w:hAnsiTheme="majorHAnsi" w:cstheme="majorHAnsi"/>
-          <w:sz w:val="28"/>
-          <w:szCs w:val="28"/>
-        </w:rPr>
-        <w:t>5</w:t>
-      </w:r>
-      <w:r>
-        <w:rPr>
-          <w:rFonts w:asciiTheme="majorHAnsi" w:hAnsiTheme="majorHAnsi" w:cstheme="majorHAnsi"/>
-          <w:sz w:val="28"/>
-          <w:szCs w:val="28"/>
-        </w:rPr>
-        <w:t xml:space="preserve"> </w:t>
-      </w:r>
-      <w:r>
-        <w:rPr>
-          <w:rFonts w:asciiTheme="majorHAnsi" w:hAnsiTheme="majorHAnsi" w:cstheme="majorHAnsi"/>
-          <w:sz w:val="28"/>
-          <w:szCs w:val="28"/>
-        </w:rPr>
-        <w:t>Стили горизонтальных карточек</w:t>
-      </w:r>
-      <w:r>
-        <w:rPr>
-          <w:rFonts w:asciiTheme="majorHAnsi" w:hAnsiTheme="majorHAnsi" w:cstheme="majorHAnsi"/>
-          <w:sz w:val="28"/>
-          <w:szCs w:val="28"/>
-        </w:rPr>
-        <w:t>.</w:t>
+        <w:t>25 Стили горизонтальных карточек.</w:t>
       </w:r>
     </w:p>
     <w:p>
@@ -18219,7 +16555,6 @@
         </w:rPr>
         <w:t>.</w:t>
       </w:r>
-      <w:proofErr w:type="spellStart"/>
       <w:r>
         <w:rPr>
           <w:rFonts w:asciiTheme="majorHAnsi" w:hAnsiTheme="majorHAnsi" w:cstheme="majorHAnsi"/>
@@ -18229,7 +16564,6 @@
         </w:rPr>
         <w:t>js</w:t>
       </w:r>
-      <w:proofErr w:type="spellEnd"/>
       <w:r>
         <w:rPr>
           <w:rFonts w:asciiTheme="majorHAnsi" w:hAnsiTheme="majorHAnsi" w:cstheme="majorHAnsi"/>
@@ -18254,7 +16588,6 @@
         </w:rPr>
         <w:t xml:space="preserve">«приятного», с точки зрения пользователя, сайта. При помощи клиентского </w:t>
       </w:r>
-      <w:proofErr w:type="spellStart"/>
       <w:r>
         <w:rPr>
           <w:rFonts w:asciiTheme="majorHAnsi" w:hAnsiTheme="majorHAnsi" w:cstheme="majorHAnsi"/>
@@ -18262,17 +16595,7 @@
           <w:szCs w:val="28"/>
           <w:lang w:val="en-US"/>
         </w:rPr>
-        <w:t>javascipt</w:t>
-      </w:r>
-      <w:proofErr w:type="spellEnd"/>
-      <w:r>
-        <w:rPr>
-          <w:rFonts w:asciiTheme="majorHAnsi" w:hAnsiTheme="majorHAnsi" w:cstheme="majorHAnsi"/>
-          <w:sz w:val="28"/>
-          <w:szCs w:val="28"/>
-          <w:lang w:val="en-US"/>
-        </w:rPr>
-        <w:t xml:space="preserve">, </w:t>
+        <w:t xml:space="preserve">javascipt, </w:t>
       </w:r>
       <w:r>
         <w:rPr>
@@ -18360,39 +16683,7 @@
           <w:sz w:val="28"/>
           <w:szCs w:val="28"/>
         </w:rPr>
-        <w:t>2</w:t>
-      </w:r>
-      <w:r>
-        <w:rPr>
-          <w:rFonts w:asciiTheme="majorHAnsi" w:hAnsiTheme="majorHAnsi" w:cstheme="majorHAnsi"/>
-          <w:sz w:val="28"/>
-          <w:szCs w:val="28"/>
-        </w:rPr>
-        <w:t>6</w:t>
-      </w:r>
-      <w:r>
-        <w:rPr>
-          <w:rFonts w:asciiTheme="majorHAnsi" w:hAnsiTheme="majorHAnsi" w:cstheme="majorHAnsi"/>
-          <w:sz w:val="28"/>
-          <w:szCs w:val="28"/>
-        </w:rPr>
-        <w:t xml:space="preserve"> </w:t>
-      </w:r>
-      <w:r>
-        <w:rPr>
-          <w:rFonts w:asciiTheme="majorHAnsi" w:hAnsiTheme="majorHAnsi" w:cstheme="majorHAnsi"/>
-          <w:sz w:val="28"/>
-          <w:szCs w:val="28"/>
-        </w:rPr>
-        <w:t>Клиентская валидация</w:t>
-      </w:r>
-      <w:r>
-        <w:rPr>
-          <w:rFonts w:asciiTheme="majorHAnsi" w:hAnsiTheme="majorHAnsi" w:cstheme="majorHAnsi"/>
-          <w:sz w:val="28"/>
-          <w:szCs w:val="28"/>
-        </w:rPr>
-        <w:t>.</w:t>
+        <w:t>26 Клиентская валидация.</w:t>
       </w:r>
     </w:p>
     <w:p>
@@ -18491,39 +16782,7 @@
           <w:sz w:val="28"/>
           <w:szCs w:val="28"/>
         </w:rPr>
-        <w:t>2</w:t>
-      </w:r>
-      <w:r>
-        <w:rPr>
-          <w:rFonts w:asciiTheme="majorHAnsi" w:hAnsiTheme="majorHAnsi" w:cstheme="majorHAnsi"/>
-          <w:sz w:val="28"/>
-          <w:szCs w:val="28"/>
-        </w:rPr>
-        <w:t>7</w:t>
-      </w:r>
-      <w:r>
-        <w:rPr>
-          <w:rFonts w:asciiTheme="majorHAnsi" w:hAnsiTheme="majorHAnsi" w:cstheme="majorHAnsi"/>
-          <w:sz w:val="28"/>
-          <w:szCs w:val="28"/>
-        </w:rPr>
-        <w:t xml:space="preserve"> </w:t>
-      </w:r>
-      <w:r>
-        <w:rPr>
-          <w:rFonts w:asciiTheme="majorHAnsi" w:hAnsiTheme="majorHAnsi" w:cstheme="majorHAnsi"/>
-          <w:sz w:val="28"/>
-          <w:szCs w:val="28"/>
-        </w:rPr>
-        <w:t>Расчет рейтинга</w:t>
-      </w:r>
-      <w:r>
-        <w:rPr>
-          <w:rFonts w:asciiTheme="majorHAnsi" w:hAnsiTheme="majorHAnsi" w:cstheme="majorHAnsi"/>
-          <w:sz w:val="28"/>
-          <w:szCs w:val="28"/>
-        </w:rPr>
-        <w:t>.</w:t>
+        <w:t>27 Расчет рейтинга.</w:t>
       </w:r>
     </w:p>
     <w:p>
@@ -18623,6 +16882,7 @@
           <w:sz w:val="28"/>
           <w:szCs w:val="28"/>
         </w:rPr>
+        <w:lastRenderedPageBreak/>
         <w:t xml:space="preserve">Рис. </w:t>
       </w:r>
       <w:r>
@@ -18631,23 +16891,7 @@
           <w:sz w:val="28"/>
           <w:szCs w:val="28"/>
         </w:rPr>
-        <w:t>2</w:t>
-      </w:r>
-      <w:r>
-        <w:rPr>
-          <w:rFonts w:asciiTheme="majorHAnsi" w:hAnsiTheme="majorHAnsi" w:cstheme="majorHAnsi"/>
-          <w:sz w:val="28"/>
-          <w:szCs w:val="28"/>
-        </w:rPr>
-        <w:t>8 Добавление в корзину</w:t>
-      </w:r>
-      <w:r>
-        <w:rPr>
-          <w:rFonts w:asciiTheme="majorHAnsi" w:hAnsiTheme="majorHAnsi" w:cstheme="majorHAnsi"/>
-          <w:sz w:val="28"/>
-          <w:szCs w:val="28"/>
-        </w:rPr>
-        <w:t>.</w:t>
+        <w:t>28 Добавление в корзину.</w:t>
       </w:r>
     </w:p>
     <w:p>
@@ -18679,10 +16923,8 @@
           <w:sz w:val="28"/>
           <w:szCs w:val="28"/>
         </w:rPr>
-        <w:lastRenderedPageBreak/>
         <w:t xml:space="preserve">Страницы. Используя возможность </w:t>
       </w:r>
-      <w:proofErr w:type="spellStart"/>
       <w:r>
         <w:rPr>
           <w:rFonts w:asciiTheme="majorHAnsi" w:hAnsiTheme="majorHAnsi" w:cstheme="majorHAnsi"/>
@@ -18692,7 +16934,6 @@
         </w:rPr>
         <w:t>ejs</w:t>
       </w:r>
-      <w:proofErr w:type="spellEnd"/>
       <w:r>
         <w:rPr>
           <w:rFonts w:asciiTheme="majorHAnsi" w:hAnsiTheme="majorHAnsi" w:cstheme="majorHAnsi"/>
@@ -18734,7 +16975,6 @@
         </w:rPr>
         <w:t>.</w:t>
       </w:r>
-      <w:proofErr w:type="spellStart"/>
       <w:r>
         <w:rPr>
           <w:rFonts w:asciiTheme="majorHAnsi" w:hAnsiTheme="majorHAnsi" w:cstheme="majorHAnsi"/>
@@ -18744,32 +16984,13 @@
         </w:rPr>
         <w:t>ejs</w:t>
       </w:r>
-      <w:proofErr w:type="spellEnd"/>
-      <w:r>
-        <w:rPr>
-          <w:rFonts w:asciiTheme="majorHAnsi" w:hAnsiTheme="majorHAnsi" w:cstheme="majorHAnsi"/>
-          <w:sz w:val="28"/>
-          <w:szCs w:val="28"/>
-        </w:rPr>
-        <w:t xml:space="preserve"> </w:t>
-      </w:r>
-      <w:proofErr w:type="gramStart"/>
-      <w:r>
-        <w:rPr>
-          <w:rFonts w:asciiTheme="majorHAnsi" w:hAnsiTheme="majorHAnsi" w:cstheme="majorHAnsi"/>
-          <w:sz w:val="28"/>
-          <w:szCs w:val="28"/>
-        </w:rPr>
-        <w:t>- это</w:t>
-      </w:r>
-      <w:proofErr w:type="gramEnd"/>
-      <w:r>
-        <w:rPr>
-          <w:rFonts w:asciiTheme="majorHAnsi" w:hAnsiTheme="majorHAnsi" w:cstheme="majorHAnsi"/>
-          <w:sz w:val="28"/>
-          <w:szCs w:val="28"/>
-        </w:rPr>
-        <w:t xml:space="preserve"> скелет страницы в котором подключаются стили </w:t>
+      <w:r>
+        <w:rPr>
+          <w:rFonts w:asciiTheme="majorHAnsi" w:hAnsiTheme="majorHAnsi" w:cstheme="majorHAnsi"/>
+          <w:sz w:val="28"/>
+          <w:szCs w:val="28"/>
+        </w:rPr>
+        <w:t xml:space="preserve"> - это скелет страницы в котором подключаются стили </w:t>
       </w:r>
       <w:r>
         <w:rPr>
@@ -18870,39 +17091,7 @@
           <w:sz w:val="28"/>
           <w:szCs w:val="28"/>
         </w:rPr>
-        <w:t>2</w:t>
-      </w:r>
-      <w:r>
-        <w:rPr>
-          <w:rFonts w:asciiTheme="majorHAnsi" w:hAnsiTheme="majorHAnsi" w:cstheme="majorHAnsi"/>
-          <w:sz w:val="28"/>
-          <w:szCs w:val="28"/>
-        </w:rPr>
-        <w:t>9</w:t>
-      </w:r>
-      <w:r>
-        <w:rPr>
-          <w:rFonts w:asciiTheme="majorHAnsi" w:hAnsiTheme="majorHAnsi" w:cstheme="majorHAnsi"/>
-          <w:sz w:val="28"/>
-          <w:szCs w:val="28"/>
-        </w:rPr>
-        <w:t xml:space="preserve"> </w:t>
-      </w:r>
-      <w:r>
-        <w:rPr>
-          <w:rFonts w:asciiTheme="majorHAnsi" w:hAnsiTheme="majorHAnsi" w:cstheme="majorHAnsi"/>
-          <w:sz w:val="28"/>
-          <w:szCs w:val="28"/>
-        </w:rPr>
-        <w:t>подключение стилей</w:t>
-      </w:r>
-      <w:r>
-        <w:rPr>
-          <w:rFonts w:asciiTheme="majorHAnsi" w:hAnsiTheme="majorHAnsi" w:cstheme="majorHAnsi"/>
-          <w:sz w:val="28"/>
-          <w:szCs w:val="28"/>
-        </w:rPr>
-        <w:t>.</w:t>
+        <w:t>29 подключение стилей.</w:t>
       </w:r>
     </w:p>
     <w:p>
@@ -18988,46 +17177,6 @@
           <w:lang w:val="en-US"/>
         </w:rPr>
         <w:t>header</w:t>
-      </w:r>
-      <w:r>
-        <w:rPr>
-          <w:rFonts w:asciiTheme="majorHAnsi" w:hAnsiTheme="majorHAnsi" w:cstheme="majorHAnsi"/>
-          <w:sz w:val="28"/>
-          <w:szCs w:val="28"/>
-        </w:rPr>
-        <w:t>)</w:t>
-      </w:r>
-    </w:p>
-    <w:p>
-      <w:pPr>
-        <w:pStyle w:val="afa"/>
-        <w:numPr>
-          <w:ilvl w:val="0"/>
-          <w:numId w:val="48"/>
-        </w:numPr>
-        <w:spacing w:line="360" w:lineRule="auto"/>
-        <w:rPr>
-          <w:rFonts w:asciiTheme="majorHAnsi" w:hAnsiTheme="majorHAnsi" w:cstheme="majorHAnsi"/>
-          <w:sz w:val="28"/>
-          <w:szCs w:val="28"/>
-        </w:rPr>
-      </w:pPr>
-      <w:r>
-        <w:rPr>
-          <w:rFonts w:asciiTheme="majorHAnsi" w:hAnsiTheme="majorHAnsi" w:cstheme="majorHAnsi"/>
-          <w:sz w:val="28"/>
-          <w:szCs w:val="28"/>
-        </w:rPr>
-        <w:t>Всплывающие уведомления(</w:t>
-      </w:r>
-      <w:r>
-        <w:rPr>
-          <w:rFonts w:asciiTheme="majorHAnsi" w:hAnsiTheme="majorHAnsi" w:cstheme="majorHAnsi"/>
-          <w:sz w:val="28"/>
-          <w:szCs w:val="28"/>
-          <w:lang w:val="en-US"/>
-        </w:rPr>
-        <w:t>flash</w:t>
       </w:r>
       <w:r>
         <w:rPr>
@@ -19188,7 +17337,6 @@
           <w:rFonts w:asciiTheme="majorHAnsi" w:hAnsiTheme="majorHAnsi" w:cstheme="majorHAnsi"/>
           <w:sz w:val="28"/>
           <w:szCs w:val="28"/>
-          <w:lang w:val="en-US"/>
         </w:rPr>
         <w:t>30</w:t>
       </w:r>
@@ -19198,23 +17346,7 @@
           <w:sz w:val="28"/>
           <w:szCs w:val="28"/>
         </w:rPr>
-        <w:t xml:space="preserve"> </w:t>
-      </w:r>
-      <w:r>
-        <w:rPr>
-          <w:rFonts w:asciiTheme="majorHAnsi" w:hAnsiTheme="majorHAnsi" w:cstheme="majorHAnsi"/>
-          <w:sz w:val="28"/>
-          <w:szCs w:val="28"/>
-        </w:rPr>
-        <w:t>Тело основного представления</w:t>
-      </w:r>
-      <w:r>
-        <w:rPr>
-          <w:rFonts w:asciiTheme="majorHAnsi" w:hAnsiTheme="majorHAnsi" w:cstheme="majorHAnsi"/>
-          <w:sz w:val="28"/>
-          <w:szCs w:val="28"/>
-        </w:rPr>
-        <w:t>.</w:t>
+        <w:t xml:space="preserve"> Тело основного представления.</w:t>
       </w:r>
     </w:p>
     <w:p>
@@ -19308,6 +17440,7 @@
           <w:rFonts w:asciiTheme="majorHAnsi" w:hAnsiTheme="majorHAnsi" w:cstheme="majorHAnsi"/>
           <w:sz w:val="28"/>
           <w:szCs w:val="28"/>
+          <w:lang w:val="en-US"/>
         </w:rPr>
       </w:pPr>
       <w:r>
@@ -19323,7 +17456,6 @@
           <w:rFonts w:asciiTheme="majorHAnsi" w:hAnsiTheme="majorHAnsi" w:cstheme="majorHAnsi"/>
           <w:sz w:val="28"/>
           <w:szCs w:val="28"/>
-          <w:lang w:val="en-US"/>
         </w:rPr>
         <w:t>3</w:t>
       </w:r>
@@ -19333,29 +17465,8 @@
           <w:sz w:val="28"/>
           <w:szCs w:val="28"/>
         </w:rPr>
-        <w:t>1 Подключение клиентских скриптов</w:t>
-      </w:r>
-      <w:r>
-        <w:rPr>
-          <w:rFonts w:asciiTheme="majorHAnsi" w:hAnsiTheme="majorHAnsi" w:cstheme="majorHAnsi"/>
-          <w:sz w:val="28"/>
-          <w:szCs w:val="28"/>
-        </w:rPr>
-        <w:t>.</w:t>
-      </w:r>
-    </w:p>
-    <w:p>
-      <w:pPr>
-        <w:pStyle w:val="afa"/>
-        <w:spacing w:line="360" w:lineRule="auto"/>
-        <w:ind w:left="1440" w:hanging="450"/>
-        <w:jc w:val="center"/>
-        <w:rPr>
-          <w:rFonts w:asciiTheme="majorHAnsi" w:hAnsiTheme="majorHAnsi" w:cstheme="majorHAnsi"/>
-          <w:sz w:val="28"/>
-          <w:szCs w:val="28"/>
-        </w:rPr>
-      </w:pPr>
+        <w:t>1 Подключение клиентских скриптов.</w:t>
+      </w:r>
     </w:p>
     <w:p>
       <w:pPr>
@@ -19400,9 +17511,25 @@
           <w:rFonts w:asciiTheme="majorHAnsi" w:hAnsiTheme="majorHAnsi" w:cstheme="majorHAnsi"/>
           <w:sz w:val="28"/>
           <w:szCs w:val="28"/>
+        </w:rPr>
+        <w:t>(</w:t>
+      </w:r>
+      <w:r>
+        <w:rPr>
+          <w:rFonts w:asciiTheme="majorHAnsi" w:hAnsiTheme="majorHAnsi" w:cstheme="majorHAnsi"/>
+          <w:sz w:val="28"/>
+          <w:szCs w:val="28"/>
           <w:lang w:val="en-US"/>
         </w:rPr>
-        <w:t>(header)</w:t>
+        <w:t>header</w:t>
+      </w:r>
+      <w:r>
+        <w:rPr>
+          <w:rFonts w:asciiTheme="majorHAnsi" w:hAnsiTheme="majorHAnsi" w:cstheme="majorHAnsi"/>
+          <w:sz w:val="28"/>
+          <w:szCs w:val="28"/>
+        </w:rPr>
+        <w:t>)</w:t>
       </w:r>
       <w:r>
         <w:rPr>
@@ -19531,31 +17658,7 @@
           <w:sz w:val="28"/>
           <w:szCs w:val="28"/>
         </w:rPr>
-        <w:t>32</w:t>
-      </w:r>
-      <w:r>
-        <w:rPr>
-          <w:rFonts w:asciiTheme="majorHAnsi" w:hAnsiTheme="majorHAnsi" w:cstheme="majorHAnsi"/>
-          <w:sz w:val="28"/>
-          <w:szCs w:val="28"/>
-        </w:rPr>
-        <w:t xml:space="preserve"> </w:t>
-      </w:r>
-      <w:r>
-        <w:rPr>
-          <w:rFonts w:asciiTheme="majorHAnsi" w:hAnsiTheme="majorHAnsi" w:cstheme="majorHAnsi"/>
-          <w:sz w:val="28"/>
-          <w:szCs w:val="28"/>
-        </w:rPr>
-        <w:t>Панель навигации</w:t>
-      </w:r>
-      <w:r>
-        <w:rPr>
-          <w:rFonts w:asciiTheme="majorHAnsi" w:hAnsiTheme="majorHAnsi" w:cstheme="majorHAnsi"/>
-          <w:sz w:val="28"/>
-          <w:szCs w:val="28"/>
-        </w:rPr>
-        <w:t>.</w:t>
+        <w:t>32 Панель навигации.</w:t>
       </w:r>
     </w:p>
     <w:p>
@@ -19690,23 +17793,7 @@
           <w:sz w:val="28"/>
           <w:szCs w:val="28"/>
         </w:rPr>
-        <w:t>32 Панель навигации</w:t>
-      </w:r>
-      <w:r>
-        <w:rPr>
-          <w:rFonts w:asciiTheme="majorHAnsi" w:hAnsiTheme="majorHAnsi" w:cstheme="majorHAnsi"/>
-          <w:sz w:val="28"/>
-          <w:szCs w:val="28"/>
-        </w:rPr>
-        <w:t xml:space="preserve"> для авторизованного пользователя</w:t>
-      </w:r>
-      <w:r>
-        <w:rPr>
-          <w:rFonts w:asciiTheme="majorHAnsi" w:hAnsiTheme="majorHAnsi" w:cstheme="majorHAnsi"/>
-          <w:sz w:val="28"/>
-          <w:szCs w:val="28"/>
-        </w:rPr>
-        <w:t>.</w:t>
+        <w:t>32 Панель навигации для авторизованного пользователя.</w:t>
       </w:r>
     </w:p>
     <w:p>
@@ -19824,15 +17911,7 @@
           <w:sz w:val="28"/>
           <w:szCs w:val="28"/>
         </w:rPr>
-        <w:t xml:space="preserve">Панель навигации для </w:t>
-      </w:r>
-      <w:r>
-        <w:rPr>
-          <w:rFonts w:asciiTheme="majorHAnsi" w:hAnsiTheme="majorHAnsi" w:cstheme="majorHAnsi"/>
-          <w:sz w:val="28"/>
-          <w:szCs w:val="28"/>
-        </w:rPr>
-        <w:t>администратора</w:t>
+        <w:t>Панель навигации для администратора</w:t>
       </w:r>
       <w:r>
         <w:rPr>
@@ -19866,7 +17945,6 @@
           <w:rFonts w:asciiTheme="majorHAnsi" w:hAnsiTheme="majorHAnsi" w:cstheme="majorHAnsi"/>
           <w:sz w:val="28"/>
           <w:szCs w:val="28"/>
-          <w:lang w:val="en-US"/>
         </w:rPr>
       </w:pPr>
       <w:r>
@@ -19900,7 +17978,6 @@
           <w:rFonts w:asciiTheme="majorHAnsi" w:hAnsiTheme="majorHAnsi" w:cstheme="majorHAnsi"/>
           <w:sz w:val="28"/>
           <w:szCs w:val="28"/>
-          <w:lang w:val="en-US"/>
         </w:rPr>
         <w:t>:</w:t>
       </w:r>
@@ -19923,15 +18000,7 @@
           <w:sz w:val="28"/>
           <w:szCs w:val="28"/>
         </w:rPr>
-        <w:t>Стандартный подвал с контактной информацией</w:t>
-      </w:r>
-      <w:r>
-        <w:rPr>
-          <w:rFonts w:asciiTheme="majorHAnsi" w:hAnsiTheme="majorHAnsi" w:cstheme="majorHAnsi"/>
-          <w:sz w:val="28"/>
-          <w:szCs w:val="28"/>
-        </w:rPr>
-        <w:t>:</w:t>
+        <w:t>Стандартный подвал с контактной информацией:</w:t>
       </w:r>
     </w:p>
     <w:p>
@@ -20013,39 +18082,7 @@
           <w:sz w:val="28"/>
           <w:szCs w:val="28"/>
         </w:rPr>
-        <w:t>3</w:t>
-      </w:r>
-      <w:r>
-        <w:rPr>
-          <w:rFonts w:asciiTheme="majorHAnsi" w:hAnsiTheme="majorHAnsi" w:cstheme="majorHAnsi"/>
-          <w:sz w:val="28"/>
-          <w:szCs w:val="28"/>
-        </w:rPr>
-        <w:t>4</w:t>
-      </w:r>
-      <w:r>
-        <w:rPr>
-          <w:rFonts w:asciiTheme="majorHAnsi" w:hAnsiTheme="majorHAnsi" w:cstheme="majorHAnsi"/>
-          <w:sz w:val="28"/>
-          <w:szCs w:val="28"/>
-        </w:rPr>
-        <w:t xml:space="preserve"> </w:t>
-      </w:r>
-      <w:r>
-        <w:rPr>
-          <w:rFonts w:asciiTheme="majorHAnsi" w:hAnsiTheme="majorHAnsi" w:cstheme="majorHAnsi"/>
-          <w:sz w:val="28"/>
-          <w:szCs w:val="28"/>
-        </w:rPr>
-        <w:t>Подвал</w:t>
-      </w:r>
-      <w:r>
-        <w:rPr>
-          <w:rFonts w:asciiTheme="majorHAnsi" w:hAnsiTheme="majorHAnsi" w:cstheme="majorHAnsi"/>
-          <w:sz w:val="28"/>
-          <w:szCs w:val="28"/>
-        </w:rPr>
-        <w:t>.</w:t>
+        <w:t>34 Подвал.</w:t>
       </w:r>
     </w:p>
     <w:p>
@@ -20163,23 +18200,7 @@
           <w:sz w:val="28"/>
           <w:szCs w:val="28"/>
         </w:rPr>
-        <w:t xml:space="preserve"> </w:t>
-      </w:r>
-      <w:r>
-        <w:rPr>
-          <w:rFonts w:asciiTheme="majorHAnsi" w:hAnsiTheme="majorHAnsi" w:cstheme="majorHAnsi"/>
-          <w:sz w:val="28"/>
-          <w:szCs w:val="28"/>
-        </w:rPr>
-        <w:t>Главная страница</w:t>
-      </w:r>
-      <w:r>
-        <w:rPr>
-          <w:rFonts w:asciiTheme="majorHAnsi" w:hAnsiTheme="majorHAnsi" w:cstheme="majorHAnsi"/>
-          <w:sz w:val="28"/>
-          <w:szCs w:val="28"/>
-        </w:rPr>
-        <w:t>.</w:t>
+        <w:t xml:space="preserve"> Главная страница.</w:t>
       </w:r>
     </w:p>
     <w:p>
@@ -20297,15 +18318,7 @@
           <w:sz w:val="28"/>
           <w:szCs w:val="28"/>
         </w:rPr>
-        <w:t xml:space="preserve"> Код для товаров со скидкой</w:t>
-      </w:r>
-      <w:r>
-        <w:rPr>
-          <w:rFonts w:asciiTheme="majorHAnsi" w:hAnsiTheme="majorHAnsi" w:cstheme="majorHAnsi"/>
-          <w:sz w:val="28"/>
-          <w:szCs w:val="28"/>
-        </w:rPr>
-        <w:t>.</w:t>
+        <w:t xml:space="preserve"> Код для товаров со скидкой.</w:t>
       </w:r>
     </w:p>
     <w:p>
@@ -20424,23 +18437,7 @@
           <w:sz w:val="28"/>
           <w:szCs w:val="28"/>
         </w:rPr>
-        <w:t xml:space="preserve"> </w:t>
-      </w:r>
-      <w:r>
-        <w:rPr>
-          <w:rFonts w:asciiTheme="majorHAnsi" w:hAnsiTheme="majorHAnsi" w:cstheme="majorHAnsi"/>
-          <w:sz w:val="28"/>
-          <w:szCs w:val="28"/>
-        </w:rPr>
-        <w:t>Товары м лучшими отзывами</w:t>
-      </w:r>
-      <w:r>
-        <w:rPr>
-          <w:rFonts w:asciiTheme="majorHAnsi" w:hAnsiTheme="majorHAnsi" w:cstheme="majorHAnsi"/>
-          <w:sz w:val="28"/>
-          <w:szCs w:val="28"/>
-        </w:rPr>
-        <w:t>.</w:t>
+        <w:t xml:space="preserve"> Товары м лучшими отзывами.</w:t>
       </w:r>
     </w:p>
     <w:p>
@@ -20542,23 +18539,7 @@
           <w:sz w:val="28"/>
           <w:szCs w:val="28"/>
         </w:rPr>
-        <w:t>3</w:t>
-      </w:r>
-      <w:r>
-        <w:rPr>
-          <w:rFonts w:asciiTheme="majorHAnsi" w:hAnsiTheme="majorHAnsi" w:cstheme="majorHAnsi"/>
-          <w:sz w:val="28"/>
-          <w:szCs w:val="28"/>
-        </w:rPr>
-        <w:t>8</w:t>
-      </w:r>
-      <w:r>
-        <w:rPr>
-          <w:rFonts w:asciiTheme="majorHAnsi" w:hAnsiTheme="majorHAnsi" w:cstheme="majorHAnsi"/>
-          <w:sz w:val="28"/>
-          <w:szCs w:val="28"/>
-        </w:rPr>
-        <w:t xml:space="preserve"> Товары м лучшими отзывами.</w:t>
+        <w:t>38 Товары м лучшими отзывами.</w:t>
       </w:r>
     </w:p>
     <w:p>
@@ -20579,25 +18560,7 @@
           <w:sz w:val="28"/>
           <w:szCs w:val="28"/>
         </w:rPr>
-        <w:t xml:space="preserve">Самая популярная страница </w:t>
-      </w:r>
-      <w:proofErr w:type="gramStart"/>
-      <w:r>
-        <w:rPr>
-          <w:rFonts w:asciiTheme="majorHAnsi" w:hAnsiTheme="majorHAnsi" w:cstheme="majorHAnsi"/>
-          <w:sz w:val="28"/>
-          <w:szCs w:val="28"/>
-        </w:rPr>
-        <w:t>интернет магазинов</w:t>
-      </w:r>
-      <w:proofErr w:type="gramEnd"/>
-      <w:r>
-        <w:rPr>
-          <w:rFonts w:asciiTheme="majorHAnsi" w:hAnsiTheme="majorHAnsi" w:cstheme="majorHAnsi"/>
-          <w:sz w:val="28"/>
-          <w:szCs w:val="28"/>
-        </w:rPr>
-        <w:t xml:space="preserve"> – </w:t>
+        <w:t xml:space="preserve">Самая популярная страница интернет магазинов – </w:t>
       </w:r>
       <w:r>
         <w:rPr>
@@ -20613,16 +18576,7 @@
           <w:sz w:val="28"/>
           <w:szCs w:val="28"/>
         </w:rPr>
-        <w:t xml:space="preserve">каталог, на этой странице располагается блок с </w:t>
-      </w:r>
-      <w:proofErr w:type="spellStart"/>
-      <w:r>
-        <w:rPr>
-          <w:rFonts w:asciiTheme="majorHAnsi" w:hAnsiTheme="majorHAnsi" w:cstheme="majorHAnsi"/>
-          <w:sz w:val="28"/>
-          <w:szCs w:val="28"/>
-        </w:rPr>
-        <w:t>сортировкой</w:t>
+        <w:t>каталог, на этой странице располагается блок с сортировкой</w:t>
       </w:r>
       <w:r>
         <w:rPr>
@@ -20632,7 +18586,6 @@
         </w:rPr>
         <w:t>,фильтрами</w:t>
       </w:r>
-      <w:proofErr w:type="spellEnd"/>
       <w:r>
         <w:rPr>
           <w:rFonts w:asciiTheme="majorHAnsi" w:hAnsiTheme="majorHAnsi" w:cstheme="majorHAnsi"/>
@@ -20749,39 +18702,7 @@
           <w:sz w:val="28"/>
           <w:szCs w:val="28"/>
         </w:rPr>
-        <w:t>3</w:t>
-      </w:r>
-      <w:r>
-        <w:rPr>
-          <w:rFonts w:asciiTheme="majorHAnsi" w:hAnsiTheme="majorHAnsi" w:cstheme="majorHAnsi"/>
-          <w:sz w:val="28"/>
-          <w:szCs w:val="28"/>
-        </w:rPr>
-        <w:t>9</w:t>
-      </w:r>
-      <w:r>
-        <w:rPr>
-          <w:rFonts w:asciiTheme="majorHAnsi" w:hAnsiTheme="majorHAnsi" w:cstheme="majorHAnsi"/>
-          <w:sz w:val="28"/>
-          <w:szCs w:val="28"/>
-        </w:rPr>
-        <w:t xml:space="preserve"> </w:t>
-      </w:r>
-      <w:r>
-        <w:rPr>
-          <w:rFonts w:asciiTheme="majorHAnsi" w:hAnsiTheme="majorHAnsi" w:cstheme="majorHAnsi"/>
-          <w:sz w:val="28"/>
-          <w:szCs w:val="28"/>
-        </w:rPr>
-        <w:t>Код боковой панели с фильтрами</w:t>
-      </w:r>
-      <w:r>
-        <w:rPr>
-          <w:rFonts w:asciiTheme="majorHAnsi" w:hAnsiTheme="majorHAnsi" w:cstheme="majorHAnsi"/>
-          <w:sz w:val="28"/>
-          <w:szCs w:val="28"/>
-        </w:rPr>
-        <w:t>.</w:t>
+        <w:t>39 Код боковой панели с фильтрами.</w:t>
       </w:r>
     </w:p>
     <w:p>
@@ -20876,15 +18797,7 @@
           <w:sz w:val="28"/>
           <w:szCs w:val="28"/>
         </w:rPr>
-        <w:t>40</w:t>
-      </w:r>
-      <w:r>
-        <w:rPr>
-          <w:rFonts w:asciiTheme="majorHAnsi" w:hAnsiTheme="majorHAnsi" w:cstheme="majorHAnsi"/>
-          <w:sz w:val="28"/>
-          <w:szCs w:val="28"/>
-        </w:rPr>
-        <w:t xml:space="preserve"> </w:t>
+        <w:t xml:space="preserve">40 </w:t>
       </w:r>
       <w:r>
         <w:rPr>
@@ -20900,15 +18813,7 @@
           <w:sz w:val="28"/>
           <w:szCs w:val="28"/>
         </w:rPr>
-        <w:t>сновной контент каталога</w:t>
-      </w:r>
-      <w:r>
-        <w:rPr>
-          <w:rFonts w:asciiTheme="majorHAnsi" w:hAnsiTheme="majorHAnsi" w:cstheme="majorHAnsi"/>
-          <w:sz w:val="28"/>
-          <w:szCs w:val="28"/>
-        </w:rPr>
-        <w:t>.</w:t>
+        <w:t>сновной контент каталога.</w:t>
       </w:r>
     </w:p>
     <w:p>
@@ -21008,23 +18913,7 @@
           <w:sz w:val="28"/>
           <w:szCs w:val="28"/>
         </w:rPr>
-        <w:t>4</w:t>
-      </w:r>
-      <w:r>
-        <w:rPr>
-          <w:rFonts w:asciiTheme="majorHAnsi" w:hAnsiTheme="majorHAnsi" w:cstheme="majorHAnsi"/>
-          <w:sz w:val="28"/>
-          <w:szCs w:val="28"/>
-        </w:rPr>
-        <w:t>1</w:t>
-      </w:r>
-      <w:r>
-        <w:rPr>
-          <w:rFonts w:asciiTheme="majorHAnsi" w:hAnsiTheme="majorHAnsi" w:cstheme="majorHAnsi"/>
-          <w:sz w:val="28"/>
-          <w:szCs w:val="28"/>
-        </w:rPr>
-        <w:t xml:space="preserve"> Основной контент каталога.</w:t>
+        <w:t>41 Основной контент каталога.</w:t>
       </w:r>
     </w:p>
     <w:p>
@@ -21172,31 +19061,7 @@
           <w:sz w:val="28"/>
           <w:szCs w:val="28"/>
         </w:rPr>
-        <w:t>42</w:t>
-      </w:r>
-      <w:r>
-        <w:rPr>
-          <w:rFonts w:asciiTheme="majorHAnsi" w:hAnsiTheme="majorHAnsi" w:cstheme="majorHAnsi"/>
-          <w:sz w:val="28"/>
-          <w:szCs w:val="28"/>
-        </w:rPr>
-        <w:t xml:space="preserve"> </w:t>
-      </w:r>
-      <w:r>
-        <w:rPr>
-          <w:rFonts w:asciiTheme="majorHAnsi" w:hAnsiTheme="majorHAnsi" w:cstheme="majorHAnsi"/>
-          <w:sz w:val="28"/>
-          <w:szCs w:val="28"/>
-        </w:rPr>
-        <w:t>Раздел отзывов</w:t>
-      </w:r>
-      <w:r>
-        <w:rPr>
-          <w:rFonts w:asciiTheme="majorHAnsi" w:hAnsiTheme="majorHAnsi" w:cstheme="majorHAnsi"/>
-          <w:sz w:val="28"/>
-          <w:szCs w:val="28"/>
-        </w:rPr>
-        <w:t>.</w:t>
+        <w:t>42 Раздел отзывов.</w:t>
       </w:r>
     </w:p>
     <w:p>
@@ -21299,31 +19164,7 @@
           <w:sz w:val="28"/>
           <w:szCs w:val="28"/>
         </w:rPr>
-        <w:t>43</w:t>
-      </w:r>
-      <w:r>
-        <w:rPr>
-          <w:rFonts w:asciiTheme="majorHAnsi" w:hAnsiTheme="majorHAnsi" w:cstheme="majorHAnsi"/>
-          <w:sz w:val="28"/>
-          <w:szCs w:val="28"/>
-        </w:rPr>
-        <w:t xml:space="preserve"> </w:t>
-      </w:r>
-      <w:r>
-        <w:rPr>
-          <w:rFonts w:asciiTheme="majorHAnsi" w:hAnsiTheme="majorHAnsi" w:cstheme="majorHAnsi"/>
-          <w:sz w:val="28"/>
-          <w:szCs w:val="28"/>
-        </w:rPr>
-        <w:t>Карточка товара</w:t>
-      </w:r>
-      <w:r>
-        <w:rPr>
-          <w:rFonts w:asciiTheme="majorHAnsi" w:hAnsiTheme="majorHAnsi" w:cstheme="majorHAnsi"/>
-          <w:sz w:val="28"/>
-          <w:szCs w:val="28"/>
-        </w:rPr>
-        <w:t>.</w:t>
+        <w:t>43 Карточка товара.</w:t>
       </w:r>
     </w:p>
     <w:p>
@@ -21425,39 +19266,7 @@
           <w:sz w:val="28"/>
           <w:szCs w:val="28"/>
         </w:rPr>
-        <w:t>4</w:t>
-      </w:r>
-      <w:r>
-        <w:rPr>
-          <w:rFonts w:asciiTheme="majorHAnsi" w:hAnsiTheme="majorHAnsi" w:cstheme="majorHAnsi"/>
-          <w:sz w:val="28"/>
-          <w:szCs w:val="28"/>
-        </w:rPr>
-        <w:t>4</w:t>
-      </w:r>
-      <w:r>
-        <w:rPr>
-          <w:rFonts w:asciiTheme="majorHAnsi" w:hAnsiTheme="majorHAnsi" w:cstheme="majorHAnsi"/>
-          <w:sz w:val="28"/>
-          <w:szCs w:val="28"/>
-        </w:rPr>
-        <w:t xml:space="preserve"> Карточка товара</w:t>
-      </w:r>
-      <w:r>
-        <w:rPr>
-          <w:rFonts w:asciiTheme="majorHAnsi" w:hAnsiTheme="majorHAnsi" w:cstheme="majorHAnsi"/>
-          <w:sz w:val="28"/>
-          <w:szCs w:val="28"/>
-        </w:rPr>
-        <w:t xml:space="preserve"> со скидкой</w:t>
-      </w:r>
-      <w:r>
-        <w:rPr>
-          <w:rFonts w:asciiTheme="majorHAnsi" w:hAnsiTheme="majorHAnsi" w:cstheme="majorHAnsi"/>
-          <w:sz w:val="28"/>
-          <w:szCs w:val="28"/>
-        </w:rPr>
-        <w:t>.</w:t>
+        <w:t>44 Карточка товара со скидкой.</w:t>
       </w:r>
     </w:p>
     <w:p>
@@ -21624,39 +19433,7 @@
           <w:sz w:val="28"/>
           <w:szCs w:val="28"/>
         </w:rPr>
-        <w:t>4</w:t>
-      </w:r>
-      <w:r>
-        <w:rPr>
-          <w:rFonts w:asciiTheme="majorHAnsi" w:hAnsiTheme="majorHAnsi" w:cstheme="majorHAnsi"/>
-          <w:sz w:val="28"/>
-          <w:szCs w:val="28"/>
-        </w:rPr>
-        <w:t>5</w:t>
-      </w:r>
-      <w:r>
-        <w:rPr>
-          <w:rFonts w:asciiTheme="majorHAnsi" w:hAnsiTheme="majorHAnsi" w:cstheme="majorHAnsi"/>
-          <w:sz w:val="28"/>
-          <w:szCs w:val="28"/>
-        </w:rPr>
-        <w:t xml:space="preserve"> </w:t>
-      </w:r>
-      <w:r>
-        <w:rPr>
-          <w:rFonts w:asciiTheme="majorHAnsi" w:hAnsiTheme="majorHAnsi" w:cstheme="majorHAnsi"/>
-          <w:sz w:val="28"/>
-          <w:szCs w:val="28"/>
-        </w:rPr>
-        <w:t>Страницы авторизации и регистрации</w:t>
-      </w:r>
-      <w:r>
-        <w:rPr>
-          <w:rFonts w:asciiTheme="majorHAnsi" w:hAnsiTheme="majorHAnsi" w:cstheme="majorHAnsi"/>
-          <w:sz w:val="28"/>
-          <w:szCs w:val="28"/>
-        </w:rPr>
-        <w:t>.</w:t>
+        <w:t>45 Страницы авторизации и регистрации.</w:t>
       </w:r>
     </w:p>
     <w:p>
@@ -21722,15 +19499,7 @@
           <w:sz w:val="28"/>
           <w:szCs w:val="28"/>
         </w:rPr>
-        <w:t>Страницы доступные только администраторам – «Добавление товара» и «Управление товарами</w:t>
-      </w:r>
-      <w:r>
-        <w:rPr>
-          <w:rFonts w:asciiTheme="majorHAnsi" w:hAnsiTheme="majorHAnsi" w:cstheme="majorHAnsi"/>
-          <w:sz w:val="28"/>
-          <w:szCs w:val="28"/>
-        </w:rPr>
-        <w:t>».</w:t>
+        <w:t>Страницы доступные только администраторам – «Добавление товара» и «Управление товарами».</w:t>
       </w:r>
     </w:p>
     <w:p>
@@ -21811,39 +19580,7 @@
           <w:sz w:val="28"/>
           <w:szCs w:val="28"/>
         </w:rPr>
-        <w:t>4</w:t>
-      </w:r>
-      <w:r>
-        <w:rPr>
-          <w:rFonts w:asciiTheme="majorHAnsi" w:hAnsiTheme="majorHAnsi" w:cstheme="majorHAnsi"/>
-          <w:sz w:val="28"/>
-          <w:szCs w:val="28"/>
-        </w:rPr>
-        <w:t>6</w:t>
-      </w:r>
-      <w:r>
-        <w:rPr>
-          <w:rFonts w:asciiTheme="majorHAnsi" w:hAnsiTheme="majorHAnsi" w:cstheme="majorHAnsi"/>
-          <w:sz w:val="28"/>
-          <w:szCs w:val="28"/>
-        </w:rPr>
-        <w:t xml:space="preserve"> </w:t>
-      </w:r>
-      <w:r>
-        <w:rPr>
-          <w:rFonts w:asciiTheme="majorHAnsi" w:hAnsiTheme="majorHAnsi" w:cstheme="majorHAnsi"/>
-          <w:sz w:val="28"/>
-          <w:szCs w:val="28"/>
-        </w:rPr>
-        <w:t>Страница управления товарами</w:t>
-      </w:r>
-      <w:r>
-        <w:rPr>
-          <w:rFonts w:asciiTheme="majorHAnsi" w:hAnsiTheme="majorHAnsi" w:cstheme="majorHAnsi"/>
-          <w:sz w:val="28"/>
-          <w:szCs w:val="28"/>
-        </w:rPr>
-        <w:t>.</w:t>
+        <w:t>46 Страница управления товарами.</w:t>
       </w:r>
     </w:p>
     <w:p>
@@ -21920,39 +19657,7 @@
           <w:sz w:val="28"/>
           <w:szCs w:val="28"/>
         </w:rPr>
-        <w:t>4</w:t>
-      </w:r>
-      <w:r>
-        <w:rPr>
-          <w:rFonts w:asciiTheme="majorHAnsi" w:hAnsiTheme="majorHAnsi" w:cstheme="majorHAnsi"/>
-          <w:sz w:val="28"/>
-          <w:szCs w:val="28"/>
-        </w:rPr>
-        <w:t>7</w:t>
-      </w:r>
-      <w:r>
-        <w:rPr>
-          <w:rFonts w:asciiTheme="majorHAnsi" w:hAnsiTheme="majorHAnsi" w:cstheme="majorHAnsi"/>
-          <w:sz w:val="28"/>
-          <w:szCs w:val="28"/>
-        </w:rPr>
-        <w:t xml:space="preserve"> Страницы </w:t>
-      </w:r>
-      <w:r>
-        <w:rPr>
-          <w:rFonts w:asciiTheme="majorHAnsi" w:hAnsiTheme="majorHAnsi" w:cstheme="majorHAnsi"/>
-          <w:sz w:val="28"/>
-          <w:szCs w:val="28"/>
-        </w:rPr>
-        <w:t>добавления товара</w:t>
-      </w:r>
-      <w:r>
-        <w:rPr>
-          <w:rFonts w:asciiTheme="majorHAnsi" w:hAnsiTheme="majorHAnsi" w:cstheme="majorHAnsi"/>
-          <w:sz w:val="28"/>
-          <w:szCs w:val="28"/>
-        </w:rPr>
-        <w:t>.</w:t>
+        <w:t>47 Страницы добавления товара.</w:t>
       </w:r>
     </w:p>
     <w:p>
@@ -22052,39 +19757,7 @@
           <w:sz w:val="28"/>
           <w:szCs w:val="28"/>
         </w:rPr>
-        <w:t>4</w:t>
-      </w:r>
-      <w:r>
-        <w:rPr>
-          <w:rFonts w:asciiTheme="majorHAnsi" w:hAnsiTheme="majorHAnsi" w:cstheme="majorHAnsi"/>
-          <w:sz w:val="28"/>
-          <w:szCs w:val="28"/>
-        </w:rPr>
-        <w:t>8</w:t>
-      </w:r>
-      <w:r>
-        <w:rPr>
-          <w:rFonts w:asciiTheme="majorHAnsi" w:hAnsiTheme="majorHAnsi" w:cstheme="majorHAnsi"/>
-          <w:sz w:val="28"/>
-          <w:szCs w:val="28"/>
-        </w:rPr>
-        <w:t xml:space="preserve"> </w:t>
-      </w:r>
-      <w:r>
-        <w:rPr>
-          <w:rFonts w:asciiTheme="majorHAnsi" w:hAnsiTheme="majorHAnsi" w:cstheme="majorHAnsi"/>
-          <w:sz w:val="28"/>
-          <w:szCs w:val="28"/>
-        </w:rPr>
-        <w:t>Корзина</w:t>
-      </w:r>
-      <w:r>
-        <w:rPr>
-          <w:rFonts w:asciiTheme="majorHAnsi" w:hAnsiTheme="majorHAnsi" w:cstheme="majorHAnsi"/>
-          <w:sz w:val="28"/>
-          <w:szCs w:val="28"/>
-        </w:rPr>
-        <w:t>.</w:t>
+        <w:t>48 Корзина.</w:t>
       </w:r>
     </w:p>
     <w:p>
@@ -22138,25 +19811,7 @@
           <w:sz w:val="28"/>
           <w:szCs w:val="28"/>
         </w:rPr>
-        <w:t xml:space="preserve">В ходе выполнения курсовой работы была разработана архитектура и реализовано </w:t>
-      </w:r>
-      <w:proofErr w:type="spellStart"/>
-      <w:r>
-        <w:rPr>
-          <w:rFonts w:asciiTheme="majorHAnsi" w:hAnsiTheme="majorHAnsi" w:cstheme="majorHAnsi"/>
-          <w:sz w:val="28"/>
-          <w:szCs w:val="28"/>
-        </w:rPr>
-        <w:t>web</w:t>
-      </w:r>
-      <w:proofErr w:type="spellEnd"/>
-      <w:r>
-        <w:rPr>
-          <w:rFonts w:asciiTheme="majorHAnsi" w:hAnsiTheme="majorHAnsi" w:cstheme="majorHAnsi"/>
-          <w:sz w:val="28"/>
-          <w:szCs w:val="28"/>
-        </w:rPr>
-        <w:t>-приложение для продажи спортивного инвентаря с полным циклом электронной коммерции. В процессе работы были решены следующие задачи:</w:t>
+        <w:t>В ходе выполнения курсовой работы была разработана архитектура и реализовано web-приложение для продажи спортивного инвентаря с полным циклом электронной коммерции. В процессе работы были решены следующие задачи:</w:t>
       </w:r>
     </w:p>
     <w:p>
@@ -22180,25 +19835,7 @@
           <w:sz w:val="28"/>
           <w:szCs w:val="28"/>
         </w:rPr>
-        <w:t>Анализ существующих решений — изучены современные платформы и технологии, применяемые в e-</w:t>
-      </w:r>
-      <w:proofErr w:type="spellStart"/>
-      <w:r>
-        <w:rPr>
-          <w:rFonts w:asciiTheme="majorHAnsi" w:hAnsiTheme="majorHAnsi" w:cstheme="majorHAnsi"/>
-          <w:sz w:val="28"/>
-          <w:szCs w:val="28"/>
-        </w:rPr>
-        <w:t>commerce</w:t>
-      </w:r>
-      <w:proofErr w:type="spellEnd"/>
-      <w:r>
-        <w:rPr>
-          <w:rFonts w:asciiTheme="majorHAnsi" w:hAnsiTheme="majorHAnsi" w:cstheme="majorHAnsi"/>
-          <w:sz w:val="28"/>
-          <w:szCs w:val="28"/>
-        </w:rPr>
-        <w:t>.</w:t>
+        <w:t>Анализ существующих решений — изучены современные платформы и технологии, применяемые в e-commerce.</w:t>
       </w:r>
     </w:p>
     <w:p>
@@ -22222,25 +19859,7 @@
           <w:sz w:val="28"/>
           <w:szCs w:val="28"/>
         </w:rPr>
-        <w:t xml:space="preserve">Проектирование системы — разработана ER-диаграмма базы данных, выбраны технологии (Node.js, Express.js, MySQL, EJS, </w:t>
-      </w:r>
-      <w:proofErr w:type="spellStart"/>
-      <w:r>
-        <w:rPr>
-          <w:rFonts w:asciiTheme="majorHAnsi" w:hAnsiTheme="majorHAnsi" w:cstheme="majorHAnsi"/>
-          <w:sz w:val="28"/>
-          <w:szCs w:val="28"/>
-        </w:rPr>
-        <w:t>Bootstrap</w:t>
-      </w:r>
-      <w:proofErr w:type="spellEnd"/>
-      <w:r>
-        <w:rPr>
-          <w:rFonts w:asciiTheme="majorHAnsi" w:hAnsiTheme="majorHAnsi" w:cstheme="majorHAnsi"/>
-          <w:sz w:val="28"/>
-          <w:szCs w:val="28"/>
-        </w:rPr>
-        <w:t xml:space="preserve"> 5).</w:t>
+        <w:t>Проектирование системы — разработана ER-диаграмма базы данных, выбраны технологии (Node.js, Express.js, MySQL, EJS, Bootstrap 5).</w:t>
       </w:r>
     </w:p>
     <w:p>
@@ -22560,27 +20179,8 @@
           <w:sz w:val="28"/>
           <w:szCs w:val="28"/>
         </w:rPr>
-        <w:t xml:space="preserve">Браун М. Изучаем MySQL и </w:t>
-      </w:r>
-      <w:proofErr w:type="spellStart"/>
-      <w:r>
-        <w:rPr>
-          <w:rFonts w:asciiTheme="majorHAnsi" w:hAnsiTheme="majorHAnsi" w:cstheme="majorHAnsi"/>
-          <w:sz w:val="28"/>
-          <w:szCs w:val="28"/>
-        </w:rPr>
-        <w:t>MariaDB</w:t>
-      </w:r>
-      <w:proofErr w:type="spellEnd"/>
-      <w:r>
-        <w:rPr>
-          <w:rFonts w:asciiTheme="majorHAnsi" w:hAnsiTheme="majorHAnsi" w:cstheme="majorHAnsi"/>
-          <w:sz w:val="28"/>
-          <w:szCs w:val="28"/>
-        </w:rPr>
-        <w:t xml:space="preserve"> / М. Браун. —</w:t>
-      </w:r>
-      <w:proofErr w:type="spellStart"/>
+        <w:t>Браун М. Изучаем MySQL и MariaDB / М. Браун. —</w:t>
+      </w:r>
       <w:r>
         <w:rPr>
           <w:rFonts w:asciiTheme="majorHAnsi" w:hAnsiTheme="majorHAnsi" w:cstheme="majorHAnsi"/>
@@ -22590,32 +20190,13 @@
         </w:rPr>
         <w:t>Sebastobol</w:t>
       </w:r>
-      <w:proofErr w:type="spellEnd"/>
-      <w:r>
-        <w:rPr>
-          <w:rFonts w:asciiTheme="majorHAnsi" w:hAnsiTheme="majorHAnsi" w:cstheme="majorHAnsi"/>
-          <w:sz w:val="28"/>
-          <w:szCs w:val="28"/>
-        </w:rPr>
-        <w:t xml:space="preserve">: </w:t>
-      </w:r>
-      <w:proofErr w:type="spellStart"/>
-      <w:r>
-        <w:rPr>
-          <w:rFonts w:asciiTheme="majorHAnsi" w:hAnsiTheme="majorHAnsi" w:cstheme="majorHAnsi"/>
-          <w:sz w:val="28"/>
-          <w:szCs w:val="28"/>
-        </w:rPr>
-        <w:t>O’Reilly</w:t>
-      </w:r>
-      <w:proofErr w:type="spellEnd"/>
-      <w:r>
-        <w:rPr>
-          <w:rFonts w:asciiTheme="majorHAnsi" w:hAnsiTheme="majorHAnsi" w:cstheme="majorHAnsi"/>
-          <w:sz w:val="28"/>
-          <w:szCs w:val="28"/>
-        </w:rPr>
-        <w:t xml:space="preserve"> Media, 2020. — 420 с.</w:t>
+      <w:r>
+        <w:rPr>
+          <w:rFonts w:asciiTheme="majorHAnsi" w:hAnsiTheme="majorHAnsi" w:cstheme="majorHAnsi"/>
+          <w:sz w:val="28"/>
+          <w:szCs w:val="28"/>
+        </w:rPr>
+        <w:t>: O’Reilly Media, 2020. — 420 с.</w:t>
       </w:r>
     </w:p>
     <w:p>
@@ -22684,25 +20265,7 @@
           <w:sz w:val="28"/>
           <w:szCs w:val="28"/>
         </w:rPr>
-        <w:t xml:space="preserve">Документация </w:t>
-      </w:r>
-      <w:proofErr w:type="spellStart"/>
-      <w:r>
-        <w:rPr>
-          <w:rFonts w:asciiTheme="majorHAnsi" w:hAnsiTheme="majorHAnsi" w:cstheme="majorHAnsi"/>
-          <w:sz w:val="28"/>
-          <w:szCs w:val="28"/>
-        </w:rPr>
-        <w:t>Bootstrap</w:t>
-      </w:r>
-      <w:proofErr w:type="spellEnd"/>
-      <w:r>
-        <w:rPr>
-          <w:rFonts w:asciiTheme="majorHAnsi" w:hAnsiTheme="majorHAnsi" w:cstheme="majorHAnsi"/>
-          <w:sz w:val="28"/>
-          <w:szCs w:val="28"/>
-        </w:rPr>
-        <w:t xml:space="preserve"> 5 [Электронный ресурс]. — Режим доступа: </w:t>
+        <w:t xml:space="preserve">Документация Bootstrap 5 [Электронный ресурс]. — Режим доступа: </w:t>
       </w:r>
       <w:hyperlink r:id="rId61" w:tgtFrame="_blank" w:history="1">
         <w:r>
@@ -22723,25 +20286,7 @@
           <w:sz w:val="28"/>
           <w:szCs w:val="28"/>
         </w:rPr>
-        <w:t xml:space="preserve">, свободный. — </w:t>
-      </w:r>
-      <w:proofErr w:type="spellStart"/>
-      <w:r>
-        <w:rPr>
-          <w:rFonts w:asciiTheme="majorHAnsi" w:hAnsiTheme="majorHAnsi" w:cstheme="majorHAnsi"/>
-          <w:sz w:val="28"/>
-          <w:szCs w:val="28"/>
-        </w:rPr>
-        <w:t>Загл</w:t>
-      </w:r>
-      <w:proofErr w:type="spellEnd"/>
-      <w:r>
-        <w:rPr>
-          <w:rFonts w:asciiTheme="majorHAnsi" w:hAnsiTheme="majorHAnsi" w:cstheme="majorHAnsi"/>
-          <w:sz w:val="28"/>
-          <w:szCs w:val="28"/>
-        </w:rPr>
-        <w:t>. с экрана.</w:t>
+        <w:t>, свободный. — Загл. с экрана.</w:t>
       </w:r>
     </w:p>
     <w:p>
@@ -22785,25 +20330,7 @@
           <w:sz w:val="28"/>
           <w:szCs w:val="28"/>
         </w:rPr>
-        <w:t xml:space="preserve">, свободный. — </w:t>
-      </w:r>
-      <w:proofErr w:type="spellStart"/>
-      <w:r>
-        <w:rPr>
-          <w:rFonts w:asciiTheme="majorHAnsi" w:hAnsiTheme="majorHAnsi" w:cstheme="majorHAnsi"/>
-          <w:sz w:val="28"/>
-          <w:szCs w:val="28"/>
-        </w:rPr>
-        <w:t>Загл</w:t>
-      </w:r>
-      <w:proofErr w:type="spellEnd"/>
-      <w:r>
-        <w:rPr>
-          <w:rFonts w:asciiTheme="majorHAnsi" w:hAnsiTheme="majorHAnsi" w:cstheme="majorHAnsi"/>
-          <w:sz w:val="28"/>
-          <w:szCs w:val="28"/>
-        </w:rPr>
-        <w:t>. с экрана.</w:t>
+        <w:t>, свободный. — Загл. с экрана.</w:t>
       </w:r>
     </w:p>
     <w:p>
@@ -22847,25 +20374,7 @@
           <w:sz w:val="28"/>
           <w:szCs w:val="28"/>
         </w:rPr>
-        <w:t xml:space="preserve">, свободный. — </w:t>
-      </w:r>
-      <w:proofErr w:type="spellStart"/>
-      <w:r>
-        <w:rPr>
-          <w:rFonts w:asciiTheme="majorHAnsi" w:hAnsiTheme="majorHAnsi" w:cstheme="majorHAnsi"/>
-          <w:sz w:val="28"/>
-          <w:szCs w:val="28"/>
-        </w:rPr>
-        <w:t>Загл</w:t>
-      </w:r>
-      <w:proofErr w:type="spellEnd"/>
-      <w:r>
-        <w:rPr>
-          <w:rFonts w:asciiTheme="majorHAnsi" w:hAnsiTheme="majorHAnsi" w:cstheme="majorHAnsi"/>
-          <w:sz w:val="28"/>
-          <w:szCs w:val="28"/>
-        </w:rPr>
-        <w:t>. с экрана.</w:t>
+        <w:t>, свободный. — Загл. с экрана.</w:t>
       </w:r>
     </w:p>
     <w:p>
@@ -22888,25 +20397,7 @@
           <w:sz w:val="28"/>
           <w:szCs w:val="28"/>
         </w:rPr>
-        <w:t xml:space="preserve">Документация MDN Web </w:t>
-      </w:r>
-      <w:proofErr w:type="spellStart"/>
-      <w:r>
-        <w:rPr>
-          <w:rFonts w:asciiTheme="majorHAnsi" w:hAnsiTheme="majorHAnsi" w:cstheme="majorHAnsi"/>
-          <w:sz w:val="28"/>
-          <w:szCs w:val="28"/>
-        </w:rPr>
-        <w:t>Docs</w:t>
-      </w:r>
-      <w:proofErr w:type="spellEnd"/>
-      <w:r>
-        <w:rPr>
-          <w:rFonts w:asciiTheme="majorHAnsi" w:hAnsiTheme="majorHAnsi" w:cstheme="majorHAnsi"/>
-          <w:sz w:val="28"/>
-          <w:szCs w:val="28"/>
-        </w:rPr>
-        <w:t xml:space="preserve"> [Электронный ресурс]. — Режим доступа: </w:t>
+        <w:t xml:space="preserve">Документация MDN Web Docs [Электронный ресурс]. — Режим доступа: </w:t>
       </w:r>
       <w:hyperlink r:id="rId64" w:tgtFrame="_blank" w:history="1">
         <w:r>
@@ -22927,25 +20418,7 @@
           <w:sz w:val="28"/>
           <w:szCs w:val="28"/>
         </w:rPr>
-        <w:t xml:space="preserve">, свободный. — </w:t>
-      </w:r>
-      <w:proofErr w:type="spellStart"/>
-      <w:r>
-        <w:rPr>
-          <w:rFonts w:asciiTheme="majorHAnsi" w:hAnsiTheme="majorHAnsi" w:cstheme="majorHAnsi"/>
-          <w:sz w:val="28"/>
-          <w:szCs w:val="28"/>
-        </w:rPr>
-        <w:t>Загл</w:t>
-      </w:r>
-      <w:proofErr w:type="spellEnd"/>
-      <w:r>
-        <w:rPr>
-          <w:rFonts w:asciiTheme="majorHAnsi" w:hAnsiTheme="majorHAnsi" w:cstheme="majorHAnsi"/>
-          <w:sz w:val="28"/>
-          <w:szCs w:val="28"/>
-        </w:rPr>
-        <w:t>. с экрана.</w:t>
+        <w:t>, свободный. — Загл. с экрана.</w:t>
       </w:r>
     </w:p>
     <w:p>
@@ -22989,25 +20462,7 @@
           <w:sz w:val="28"/>
           <w:szCs w:val="28"/>
         </w:rPr>
-        <w:t xml:space="preserve">, свободный. — </w:t>
-      </w:r>
-      <w:proofErr w:type="spellStart"/>
-      <w:r>
-        <w:rPr>
-          <w:rFonts w:asciiTheme="majorHAnsi" w:hAnsiTheme="majorHAnsi" w:cstheme="majorHAnsi"/>
-          <w:sz w:val="28"/>
-          <w:szCs w:val="28"/>
-        </w:rPr>
-        <w:t>Загл</w:t>
-      </w:r>
-      <w:proofErr w:type="spellEnd"/>
-      <w:r>
-        <w:rPr>
-          <w:rFonts w:asciiTheme="majorHAnsi" w:hAnsiTheme="majorHAnsi" w:cstheme="majorHAnsi"/>
-          <w:sz w:val="28"/>
-          <w:szCs w:val="28"/>
-        </w:rPr>
-        <w:t>. с экрана.</w:t>
+        <w:t>, свободный. — Загл. с экрана.</w:t>
       </w:r>
     </w:p>
     <w:p>
@@ -23051,25 +20506,7 @@
           <w:sz w:val="28"/>
           <w:szCs w:val="28"/>
         </w:rPr>
-        <w:t xml:space="preserve">, свободный. — </w:t>
-      </w:r>
-      <w:proofErr w:type="spellStart"/>
-      <w:r>
-        <w:rPr>
-          <w:rFonts w:asciiTheme="majorHAnsi" w:hAnsiTheme="majorHAnsi" w:cstheme="majorHAnsi"/>
-          <w:sz w:val="28"/>
-          <w:szCs w:val="28"/>
-        </w:rPr>
-        <w:t>Загл</w:t>
-      </w:r>
-      <w:proofErr w:type="spellEnd"/>
-      <w:r>
-        <w:rPr>
-          <w:rFonts w:asciiTheme="majorHAnsi" w:hAnsiTheme="majorHAnsi" w:cstheme="majorHAnsi"/>
-          <w:sz w:val="28"/>
-          <w:szCs w:val="28"/>
-        </w:rPr>
-        <w:t>. с экрана.</w:t>
+        <w:t>, свободный. — Загл. с экрана.</w:t>
       </w:r>
     </w:p>
     <w:p>
@@ -23092,25 +20529,7 @@
           <w:sz w:val="28"/>
           <w:szCs w:val="28"/>
         </w:rPr>
-        <w:t xml:space="preserve">Иванов А. А. Современные технологии </w:t>
-      </w:r>
-      <w:proofErr w:type="spellStart"/>
-      <w:r>
-        <w:rPr>
-          <w:rFonts w:asciiTheme="majorHAnsi" w:hAnsiTheme="majorHAnsi" w:cstheme="majorHAnsi"/>
-          <w:sz w:val="28"/>
-          <w:szCs w:val="28"/>
-        </w:rPr>
-        <w:t>фронтенд</w:t>
-      </w:r>
-      <w:proofErr w:type="spellEnd"/>
-      <w:r>
-        <w:rPr>
-          <w:rFonts w:asciiTheme="majorHAnsi" w:hAnsiTheme="majorHAnsi" w:cstheme="majorHAnsi"/>
-          <w:sz w:val="28"/>
-          <w:szCs w:val="28"/>
-        </w:rPr>
-        <w:t>-разработки / А. А. Иванов. — Санкт-Петербург: Питер, 2021. — 512 с.</w:t>
+        <w:t>Иванов А. А. Современные технологии фронтенд-разработки / А. А. Иванов. — Санкт-Петербург: Питер, 2021. — 512 с.</w:t>
       </w:r>
     </w:p>
     <w:p>
@@ -23133,25 +20552,7 @@
           <w:sz w:val="28"/>
           <w:szCs w:val="28"/>
         </w:rPr>
-        <w:t xml:space="preserve">Кумар А. Создание решений электронной коммерции на Node.js / А. Кумар. — Бирмингем: </w:t>
-      </w:r>
-      <w:proofErr w:type="spellStart"/>
-      <w:r>
-        <w:rPr>
-          <w:rFonts w:asciiTheme="majorHAnsi" w:hAnsiTheme="majorHAnsi" w:cstheme="majorHAnsi"/>
-          <w:sz w:val="28"/>
-          <w:szCs w:val="28"/>
-        </w:rPr>
-        <w:t>Packt</w:t>
-      </w:r>
-      <w:proofErr w:type="spellEnd"/>
-      <w:r>
-        <w:rPr>
-          <w:rFonts w:asciiTheme="majorHAnsi" w:hAnsiTheme="majorHAnsi" w:cstheme="majorHAnsi"/>
-          <w:sz w:val="28"/>
-          <w:szCs w:val="28"/>
-        </w:rPr>
-        <w:t xml:space="preserve"> Publishing, 2021. — 352 с.</w:t>
+        <w:t>Кумар А. Создание решений электронной коммерции на Node.js / А. Кумар. — Бирмингем: Packt Publishing, 2021. — 352 с.</w:t>
       </w:r>
     </w:p>
     <w:p>
@@ -23168,95 +20569,13 @@
           <w:szCs w:val="28"/>
         </w:rPr>
       </w:pPr>
-      <w:proofErr w:type="spellStart"/>
-      <w:r>
-        <w:rPr>
-          <w:rFonts w:asciiTheme="majorHAnsi" w:hAnsiTheme="majorHAnsi" w:cstheme="majorHAnsi"/>
-          <w:sz w:val="28"/>
-          <w:szCs w:val="28"/>
-        </w:rPr>
-        <w:t>Курниаван</w:t>
-      </w:r>
-      <w:proofErr w:type="spellEnd"/>
-      <w:r>
-        <w:rPr>
-          <w:rFonts w:asciiTheme="majorHAnsi" w:hAnsiTheme="majorHAnsi" w:cstheme="majorHAnsi"/>
-          <w:sz w:val="28"/>
-          <w:szCs w:val="28"/>
-        </w:rPr>
-        <w:t xml:space="preserve"> Б. Веб-разработка с </w:t>
-      </w:r>
-      <w:proofErr w:type="spellStart"/>
-      <w:r>
-        <w:rPr>
-          <w:rFonts w:asciiTheme="majorHAnsi" w:hAnsiTheme="majorHAnsi" w:cstheme="majorHAnsi"/>
-          <w:sz w:val="28"/>
-          <w:szCs w:val="28"/>
-        </w:rPr>
-        <w:t>Node</w:t>
-      </w:r>
-      <w:proofErr w:type="spellEnd"/>
-      <w:r>
-        <w:rPr>
-          <w:rFonts w:asciiTheme="majorHAnsi" w:hAnsiTheme="majorHAnsi" w:cstheme="majorHAnsi"/>
-          <w:sz w:val="28"/>
-          <w:szCs w:val="28"/>
-        </w:rPr>
-        <w:t xml:space="preserve"> и Express / Б. </w:t>
-      </w:r>
-      <w:proofErr w:type="spellStart"/>
-      <w:r>
-        <w:rPr>
-          <w:rFonts w:asciiTheme="majorHAnsi" w:hAnsiTheme="majorHAnsi" w:cstheme="majorHAnsi"/>
-          <w:sz w:val="28"/>
-          <w:szCs w:val="28"/>
-        </w:rPr>
-        <w:t>Курниаван</w:t>
-      </w:r>
-      <w:proofErr w:type="spellEnd"/>
-      <w:r>
-        <w:rPr>
-          <w:rFonts w:asciiTheme="majorHAnsi" w:hAnsiTheme="majorHAnsi" w:cstheme="majorHAnsi"/>
-          <w:sz w:val="28"/>
-          <w:szCs w:val="28"/>
-        </w:rPr>
-        <w:t xml:space="preserve">. — 2-е изд. — </w:t>
-      </w:r>
-      <w:proofErr w:type="spellStart"/>
-      <w:r>
-        <w:rPr>
-          <w:rFonts w:asciiTheme="majorHAnsi" w:hAnsiTheme="majorHAnsi" w:cstheme="majorHAnsi"/>
-          <w:sz w:val="28"/>
-          <w:szCs w:val="28"/>
-        </w:rPr>
-        <w:t>Себастополь</w:t>
-      </w:r>
-      <w:proofErr w:type="spellEnd"/>
-      <w:r>
-        <w:rPr>
-          <w:rFonts w:asciiTheme="majorHAnsi" w:hAnsiTheme="majorHAnsi" w:cstheme="majorHAnsi"/>
-          <w:sz w:val="28"/>
-          <w:szCs w:val="28"/>
-        </w:rPr>
-        <w:t xml:space="preserve">: </w:t>
-      </w:r>
-      <w:proofErr w:type="spellStart"/>
-      <w:r>
-        <w:rPr>
-          <w:rFonts w:asciiTheme="majorHAnsi" w:hAnsiTheme="majorHAnsi" w:cstheme="majorHAnsi"/>
-          <w:sz w:val="28"/>
-          <w:szCs w:val="28"/>
-        </w:rPr>
-        <w:t>O’Reilly</w:t>
-      </w:r>
-      <w:proofErr w:type="spellEnd"/>
-      <w:r>
-        <w:rPr>
-          <w:rFonts w:asciiTheme="majorHAnsi" w:hAnsiTheme="majorHAnsi" w:cstheme="majorHAnsi"/>
-          <w:sz w:val="28"/>
-          <w:szCs w:val="28"/>
-        </w:rPr>
-        <w:t xml:space="preserve"> Media, 2020. — 360 с.</w:t>
+      <w:r>
+        <w:rPr>
+          <w:rFonts w:asciiTheme="majorHAnsi" w:hAnsiTheme="majorHAnsi" w:cstheme="majorHAnsi"/>
+          <w:sz w:val="28"/>
+          <w:szCs w:val="28"/>
+        </w:rPr>
+        <w:t>Курниаван Б. Веб-разработка с Node и Express / Б. Курниаван. — 2-е изд. — Себастополь: O’Reilly Media, 2020. — 360 с.</w:t>
       </w:r>
     </w:p>
     <w:p>
@@ -23303,61 +20622,7 @@
           <w:szCs w:val="28"/>
         </w:rPr>
         <w:lastRenderedPageBreak/>
-        <w:t xml:space="preserve">Нильсен Я. Мобильная юзабилити / Я. Нильсен, Р. </w:t>
-      </w:r>
-      <w:proofErr w:type="spellStart"/>
-      <w:r>
-        <w:rPr>
-          <w:rFonts w:asciiTheme="majorHAnsi" w:hAnsiTheme="majorHAnsi" w:cstheme="majorHAnsi"/>
-          <w:sz w:val="28"/>
-          <w:szCs w:val="28"/>
-        </w:rPr>
-        <w:t>Будиу</w:t>
-      </w:r>
-      <w:proofErr w:type="spellEnd"/>
-      <w:r>
-        <w:rPr>
-          <w:rFonts w:asciiTheme="majorHAnsi" w:hAnsiTheme="majorHAnsi" w:cstheme="majorHAnsi"/>
-          <w:sz w:val="28"/>
-          <w:szCs w:val="28"/>
-        </w:rPr>
-        <w:t xml:space="preserve">. — 2-е изд. — </w:t>
-      </w:r>
-      <w:proofErr w:type="spellStart"/>
-      <w:r>
-        <w:rPr>
-          <w:rFonts w:asciiTheme="majorHAnsi" w:hAnsiTheme="majorHAnsi" w:cstheme="majorHAnsi"/>
-          <w:sz w:val="28"/>
-          <w:szCs w:val="28"/>
-        </w:rPr>
-        <w:t>Фремонт</w:t>
-      </w:r>
-      <w:proofErr w:type="spellEnd"/>
-      <w:r>
-        <w:rPr>
-          <w:rFonts w:asciiTheme="majorHAnsi" w:hAnsiTheme="majorHAnsi" w:cstheme="majorHAnsi"/>
-          <w:sz w:val="28"/>
-          <w:szCs w:val="28"/>
-        </w:rPr>
-        <w:t xml:space="preserve">: Nielsen </w:t>
-      </w:r>
-      <w:proofErr w:type="spellStart"/>
-      <w:r>
-        <w:rPr>
-          <w:rFonts w:asciiTheme="majorHAnsi" w:hAnsiTheme="majorHAnsi" w:cstheme="majorHAnsi"/>
-          <w:sz w:val="28"/>
-          <w:szCs w:val="28"/>
-        </w:rPr>
-        <w:t>Norman</w:t>
-      </w:r>
-      <w:proofErr w:type="spellEnd"/>
-      <w:r>
-        <w:rPr>
-          <w:rFonts w:asciiTheme="majorHAnsi" w:hAnsiTheme="majorHAnsi" w:cstheme="majorHAnsi"/>
-          <w:sz w:val="28"/>
-          <w:szCs w:val="28"/>
-        </w:rPr>
-        <w:t xml:space="preserve"> Group, 2020. — 248 с.</w:t>
+        <w:t>Нильсен Я. Мобильная юзабилити / Я. Нильсен, Р. Будиу. — 2-е изд. — Фремонт: Nielsen Norman Group, 2020. — 248 с.</w:t>
       </w:r>
     </w:p>
     <w:p>
@@ -23397,41 +20662,13 @@
           <w:szCs w:val="28"/>
         </w:rPr>
       </w:pPr>
-      <w:proofErr w:type="spellStart"/>
-      <w:r>
-        <w:rPr>
-          <w:rFonts w:asciiTheme="majorHAnsi" w:hAnsiTheme="majorHAnsi" w:cstheme="majorHAnsi"/>
-          <w:sz w:val="28"/>
-          <w:szCs w:val="28"/>
-        </w:rPr>
-        <w:t>Столлингс</w:t>
-      </w:r>
-      <w:proofErr w:type="spellEnd"/>
-      <w:r>
-        <w:rPr>
-          <w:rFonts w:asciiTheme="majorHAnsi" w:hAnsiTheme="majorHAnsi" w:cstheme="majorHAnsi"/>
-          <w:sz w:val="28"/>
-          <w:szCs w:val="28"/>
-        </w:rPr>
-        <w:t xml:space="preserve"> В. Современные операционные системы / В. </w:t>
-      </w:r>
-      <w:proofErr w:type="spellStart"/>
-      <w:r>
-        <w:rPr>
-          <w:rFonts w:asciiTheme="majorHAnsi" w:hAnsiTheme="majorHAnsi" w:cstheme="majorHAnsi"/>
-          <w:sz w:val="28"/>
-          <w:szCs w:val="28"/>
-        </w:rPr>
-        <w:t>Столлингс</w:t>
-      </w:r>
-      <w:proofErr w:type="spellEnd"/>
-      <w:r>
-        <w:rPr>
-          <w:rFonts w:asciiTheme="majorHAnsi" w:hAnsiTheme="majorHAnsi" w:cstheme="majorHAnsi"/>
-          <w:sz w:val="28"/>
-          <w:szCs w:val="28"/>
-        </w:rPr>
-        <w:t>. — Москва: Вильямс, 2020. — 1120 с.</w:t>
+      <w:r>
+        <w:rPr>
+          <w:rFonts w:asciiTheme="majorHAnsi" w:hAnsiTheme="majorHAnsi" w:cstheme="majorHAnsi"/>
+          <w:sz w:val="28"/>
+          <w:szCs w:val="28"/>
+        </w:rPr>
+        <w:t>Столлингс В. Современные операционные системы / В. Столлингс. — Москва: Вильямс, 2020. — 1120 с.</w:t>
       </w:r>
     </w:p>
     <w:p>
@@ -23471,95 +20708,13 @@
           <w:szCs w:val="28"/>
         </w:rPr>
       </w:pPr>
-      <w:proofErr w:type="spellStart"/>
-      <w:r>
-        <w:rPr>
-          <w:rFonts w:asciiTheme="majorHAnsi" w:hAnsiTheme="majorHAnsi" w:cstheme="majorHAnsi"/>
-          <w:sz w:val="28"/>
-          <w:szCs w:val="28"/>
-        </w:rPr>
-        <w:t>Фрейман</w:t>
-      </w:r>
-      <w:proofErr w:type="spellEnd"/>
-      <w:r>
-        <w:rPr>
-          <w:rFonts w:asciiTheme="majorHAnsi" w:hAnsiTheme="majorHAnsi" w:cstheme="majorHAnsi"/>
-          <w:sz w:val="28"/>
-          <w:szCs w:val="28"/>
-        </w:rPr>
-        <w:t xml:space="preserve"> Э. Head First: HTML и CSS / Э. </w:t>
-      </w:r>
-      <w:proofErr w:type="spellStart"/>
-      <w:r>
-        <w:rPr>
-          <w:rFonts w:asciiTheme="majorHAnsi" w:hAnsiTheme="majorHAnsi" w:cstheme="majorHAnsi"/>
-          <w:sz w:val="28"/>
-          <w:szCs w:val="28"/>
-        </w:rPr>
-        <w:t>Фрейман</w:t>
-      </w:r>
-      <w:proofErr w:type="spellEnd"/>
-      <w:r>
-        <w:rPr>
-          <w:rFonts w:asciiTheme="majorHAnsi" w:hAnsiTheme="majorHAnsi" w:cstheme="majorHAnsi"/>
-          <w:sz w:val="28"/>
-          <w:szCs w:val="28"/>
-        </w:rPr>
-        <w:t xml:space="preserve">, Э. </w:t>
-      </w:r>
-      <w:proofErr w:type="spellStart"/>
-      <w:r>
-        <w:rPr>
-          <w:rFonts w:asciiTheme="majorHAnsi" w:hAnsiTheme="majorHAnsi" w:cstheme="majorHAnsi"/>
-          <w:sz w:val="28"/>
-          <w:szCs w:val="28"/>
-        </w:rPr>
-        <w:t>Робсон</w:t>
-      </w:r>
-      <w:proofErr w:type="spellEnd"/>
-      <w:r>
-        <w:rPr>
-          <w:rFonts w:asciiTheme="majorHAnsi" w:hAnsiTheme="majorHAnsi" w:cstheme="majorHAnsi"/>
-          <w:sz w:val="28"/>
-          <w:szCs w:val="28"/>
-        </w:rPr>
-        <w:t xml:space="preserve">. — 2-е изд. — </w:t>
-      </w:r>
-      <w:proofErr w:type="spellStart"/>
-      <w:r>
-        <w:rPr>
-          <w:rFonts w:asciiTheme="majorHAnsi" w:hAnsiTheme="majorHAnsi" w:cstheme="majorHAnsi"/>
-          <w:sz w:val="28"/>
-          <w:szCs w:val="28"/>
-        </w:rPr>
-        <w:t>Себастополь</w:t>
-      </w:r>
-      <w:proofErr w:type="spellEnd"/>
-      <w:r>
-        <w:rPr>
-          <w:rFonts w:asciiTheme="majorHAnsi" w:hAnsiTheme="majorHAnsi" w:cstheme="majorHAnsi"/>
-          <w:sz w:val="28"/>
-          <w:szCs w:val="28"/>
-        </w:rPr>
-        <w:t xml:space="preserve">: </w:t>
-      </w:r>
-      <w:proofErr w:type="spellStart"/>
-      <w:r>
-        <w:rPr>
-          <w:rFonts w:asciiTheme="majorHAnsi" w:hAnsiTheme="majorHAnsi" w:cstheme="majorHAnsi"/>
-          <w:sz w:val="28"/>
-          <w:szCs w:val="28"/>
-        </w:rPr>
-        <w:t>O’Reilly</w:t>
-      </w:r>
-      <w:proofErr w:type="spellEnd"/>
-      <w:r>
-        <w:rPr>
-          <w:rFonts w:asciiTheme="majorHAnsi" w:hAnsiTheme="majorHAnsi" w:cstheme="majorHAnsi"/>
-          <w:sz w:val="28"/>
-          <w:szCs w:val="28"/>
-        </w:rPr>
-        <w:t xml:space="preserve"> Media, 2020. — 700 с.</w:t>
+      <w:r>
+        <w:rPr>
+          <w:rFonts w:asciiTheme="majorHAnsi" w:hAnsiTheme="majorHAnsi" w:cstheme="majorHAnsi"/>
+          <w:sz w:val="28"/>
+          <w:szCs w:val="28"/>
+        </w:rPr>
+        <w:t>Фрейман Э. Head First: HTML и CSS / Э. Фрейман, Э. Робсон. — 2-е изд. — Себастополь: O’Reilly Media, 2020. — 700 с.</w:t>
       </w:r>
     </w:p>
     <w:p>
@@ -23576,23 +20731,13 @@
           <w:szCs w:val="28"/>
         </w:rPr>
       </w:pPr>
-      <w:proofErr w:type="spellStart"/>
-      <w:r>
-        <w:rPr>
-          <w:rFonts w:asciiTheme="majorHAnsi" w:hAnsiTheme="majorHAnsi" w:cstheme="majorHAnsi"/>
-          <w:sz w:val="28"/>
-          <w:szCs w:val="28"/>
-        </w:rPr>
-        <w:t>Shopify</w:t>
-      </w:r>
-      <w:proofErr w:type="spellEnd"/>
-      <w:r>
-        <w:rPr>
-          <w:rFonts w:asciiTheme="majorHAnsi" w:hAnsiTheme="majorHAnsi" w:cstheme="majorHAnsi"/>
-          <w:sz w:val="28"/>
-          <w:szCs w:val="28"/>
-        </w:rPr>
-        <w:t xml:space="preserve">. Отчёт о лучших практиках UX в электронной коммерции, 2024 г. [Электронный ресурс]. — Режим доступа: </w:t>
+      <w:r>
+        <w:rPr>
+          <w:rFonts w:asciiTheme="majorHAnsi" w:hAnsiTheme="majorHAnsi" w:cstheme="majorHAnsi"/>
+          <w:sz w:val="28"/>
+          <w:szCs w:val="28"/>
+        </w:rPr>
+        <w:t xml:space="preserve">Shopify. Отчёт о лучших практиках UX в электронной коммерции, 2024 г. [Электронный ресурс]. — Режим доступа: </w:t>
       </w:r>
       <w:hyperlink r:id="rId67" w:tgtFrame="_blank" w:history="1">
         <w:r>
@@ -23613,25 +20758,7 @@
           <w:sz w:val="28"/>
           <w:szCs w:val="28"/>
         </w:rPr>
-        <w:t xml:space="preserve">, свободный. — </w:t>
-      </w:r>
-      <w:proofErr w:type="spellStart"/>
-      <w:r>
-        <w:rPr>
-          <w:rFonts w:asciiTheme="majorHAnsi" w:hAnsiTheme="majorHAnsi" w:cstheme="majorHAnsi"/>
-          <w:sz w:val="28"/>
-          <w:szCs w:val="28"/>
-        </w:rPr>
-        <w:t>Загл</w:t>
-      </w:r>
-      <w:proofErr w:type="spellEnd"/>
-      <w:r>
-        <w:rPr>
-          <w:rFonts w:asciiTheme="majorHAnsi" w:hAnsiTheme="majorHAnsi" w:cstheme="majorHAnsi"/>
-          <w:sz w:val="28"/>
-          <w:szCs w:val="28"/>
-        </w:rPr>
-        <w:t>. с экрана.</w:t>
+        <w:t>, свободный. — Загл. с экрана.</w:t>
       </w:r>
     </w:p>
     <w:p>
@@ -23649,23 +20776,13 @@
           <w:szCs w:val="28"/>
         </w:rPr>
       </w:pPr>
-      <w:proofErr w:type="spellStart"/>
-      <w:r>
-        <w:rPr>
-          <w:rFonts w:asciiTheme="majorHAnsi" w:hAnsiTheme="majorHAnsi" w:cstheme="majorHAnsi"/>
-          <w:sz w:val="28"/>
-          <w:szCs w:val="28"/>
-        </w:rPr>
-        <w:t>Postman</w:t>
-      </w:r>
-      <w:proofErr w:type="spellEnd"/>
-      <w:r>
-        <w:rPr>
-          <w:rFonts w:asciiTheme="majorHAnsi" w:hAnsiTheme="majorHAnsi" w:cstheme="majorHAnsi"/>
-          <w:sz w:val="28"/>
-          <w:szCs w:val="28"/>
-        </w:rPr>
-        <w:t>. Документация по тестированию API [Электронный ресурс]. — Режим доступа: </w:t>
+      <w:r>
+        <w:rPr>
+          <w:rFonts w:asciiTheme="majorHAnsi" w:hAnsiTheme="majorHAnsi" w:cstheme="majorHAnsi"/>
+          <w:sz w:val="28"/>
+          <w:szCs w:val="28"/>
+        </w:rPr>
+        <w:t>Postman. Документация по тестированию API [Электронный ресурс]. — Режим доступа: </w:t>
       </w:r>
       <w:hyperlink r:id="rId68" w:tgtFrame="_blank" w:history="1">
         <w:r>
@@ -23686,25 +20803,7 @@
           <w:sz w:val="28"/>
           <w:szCs w:val="28"/>
         </w:rPr>
-        <w:t xml:space="preserve">, свободный. — </w:t>
-      </w:r>
-      <w:proofErr w:type="spellStart"/>
-      <w:r>
-        <w:rPr>
-          <w:rFonts w:asciiTheme="majorHAnsi" w:hAnsiTheme="majorHAnsi" w:cstheme="majorHAnsi"/>
-          <w:sz w:val="28"/>
-          <w:szCs w:val="28"/>
-        </w:rPr>
-        <w:t>Загл</w:t>
-      </w:r>
-      <w:proofErr w:type="spellEnd"/>
-      <w:r>
-        <w:rPr>
-          <w:rFonts w:asciiTheme="majorHAnsi" w:hAnsiTheme="majorHAnsi" w:cstheme="majorHAnsi"/>
-          <w:sz w:val="28"/>
-          <w:szCs w:val="28"/>
-        </w:rPr>
-        <w:t>. с экрана.</w:t>
+        <w:t>, свободный. — Загл. с экрана.</w:t>
       </w:r>
     </w:p>
     <w:p>
@@ -24540,23 +21639,13 @@
                                                     <w:u w:val="single"/>
                                                   </w:rPr>
                                                 </w:pPr>
-                                                <w:proofErr w:type="spellStart"/>
                                                 <w:r>
                                                   <w:rPr>
                                                     <w:sz w:val="16"/>
                                                     <w:szCs w:val="16"/>
                                                     <w:u w:val="single"/>
                                                   </w:rPr>
-                                                  <w:t>Лит</w:t>
-                                                </w:r>
-                                                <w:proofErr w:type="spellEnd"/>
-                                                <w:r>
-                                                  <w:rPr>
-                                                    <w:sz w:val="16"/>
-                                                    <w:szCs w:val="16"/>
-                                                    <w:u w:val="single"/>
-                                                  </w:rPr>
-                                                  <w:t>.</w:t>
+                                                  <w:t>Лит.</w:t>
                                                 </w:r>
                                               </w:p>
                                             </w:txbxContent>
@@ -24769,7 +21858,6 @@
                                                           </w:rPr>
                                                           <w:t xml:space="preserve"> </w:t>
                                                         </w:r>
-                                                        <w:proofErr w:type="spellStart"/>
                                                         <w:r>
                                                           <w:rPr>
                                                             <w:i w:val="0"/>
@@ -24778,7 +21866,6 @@
                                                           </w:rPr>
                                                           <w:t>Разраб</w:t>
                                                         </w:r>
-                                                        <w:proofErr w:type="spellEnd"/>
                                                         <w:r>
                                                           <w:rPr>
                                                             <w:i w:val="0"/>
@@ -24922,23 +22009,13 @@
                                                             <w:szCs w:val="16"/>
                                                           </w:rPr>
                                                         </w:pPr>
-                                                        <w:proofErr w:type="spellStart"/>
                                                         <w:r>
                                                           <w:rPr>
                                                             <w:i w:val="0"/>
                                                             <w:sz w:val="16"/>
                                                             <w:szCs w:val="16"/>
                                                           </w:rPr>
-                                                          <w:t>Изм</w:t>
-                                                        </w:r>
-                                                        <w:proofErr w:type="spellEnd"/>
-                                                        <w:r>
-                                                          <w:rPr>
-                                                            <w:i w:val="0"/>
-                                                            <w:sz w:val="16"/>
-                                                            <w:szCs w:val="16"/>
-                                                          </w:rPr>
-                                                          <w:t>.</w:t>
+                                                          <w:t>Изм.</w:t>
                                                         </w:r>
                                                       </w:p>
                                                     </w:txbxContent>
@@ -24990,7 +22067,6 @@
                                                               <w:lang w:val="ru-RU"/>
                                                             </w:rPr>
                                                           </w:pPr>
-                                                          <w:proofErr w:type="spellStart"/>
                                                           <w:r>
                                                             <w:rPr>
                                                               <w:i w:val="0"/>
@@ -25000,7 +22076,6 @@
                                                             </w:rPr>
                                                             <w:t>Кол.уч</w:t>
                                                           </w:r>
-                                                          <w:proofErr w:type="spellEnd"/>
                                                         </w:p>
                                                       </w:txbxContent>
                                                     </wps:txbx>
@@ -25107,7 +22182,6 @@
                                                                   <w:szCs w:val="16"/>
                                                                 </w:rPr>
                                                               </w:pPr>
-                                                              <w:proofErr w:type="spellStart"/>
                                                               <w:r>
                                                                 <w:rPr>
                                                                   <w:i w:val="0"/>
@@ -25116,7 +22190,6 @@
                                                                 </w:rPr>
                                                                 <w:t>Подпись</w:t>
                                                               </w:r>
-                                                              <w:proofErr w:type="spellEnd"/>
                                                             </w:p>
                                                           </w:txbxContent>
                                                         </wps:txbx>
@@ -25587,7 +22660,6 @@
                                                                             <w:szCs w:val="20"/>
                                                                           </w:rPr>
                                                                         </w:pPr>
-                                                                        <w:proofErr w:type="spellStart"/>
                                                                         <w:r>
                                                                           <w:rPr>
                                                                             <w:rFonts w:asciiTheme="majorHAnsi" w:hAnsiTheme="majorHAnsi" w:cstheme="majorHAnsi"/>
@@ -25596,7 +22668,6 @@
                                                                           </w:rPr>
                                                                           <w:t>Шенин</w:t>
                                                                         </w:r>
-                                                                        <w:proofErr w:type="spellEnd"/>
                                                                         <w:r>
                                                                           <w:rPr>
                                                                             <w:rFonts w:asciiTheme="majorHAnsi" w:hAnsiTheme="majorHAnsi" w:cstheme="majorHAnsi"/>
@@ -25847,7 +22918,6 @@
                                                                           </w:rPr>
                                                                           <w:t xml:space="preserve"> </w:t>
                                                                         </w:r>
-                                                                        <w:proofErr w:type="spellStart"/>
                                                                         <w:r>
                                                                           <w:rPr>
                                                                             <w:i w:val="0"/>
@@ -25857,7 +22927,6 @@
                                                                           </w:rPr>
                                                                           <w:t>Н.контр</w:t>
                                                                         </w:r>
-                                                                        <w:proofErr w:type="spellEnd"/>
                                                                       </w:p>
                                                                     </w:txbxContent>
                                                                   </wps:txbx>
@@ -26045,7 +23114,6 @@
                                                                         </w:rPr>
                                                                         <w:t>-</w:t>
                                                                       </w:r>
-                                                                      <w:proofErr w:type="spellStart"/>
                                                                       <w:r>
                                                                         <w:rPr>
                                                                           <w:rFonts w:asciiTheme="majorHAnsi" w:hAnsiTheme="majorHAnsi" w:cstheme="majorHAnsi"/>
@@ -26054,31 +23122,8 @@
                                                                           <w:sz w:val="24"/>
                                                                           <w:szCs w:val="24"/>
                                                                         </w:rPr>
-                                                                        <w:t>приложение</w:t>
+                                                                        <w:t>приложение для продажи спортивного инвентаря</w:t>
                                                                       </w:r>
-                                                                      <w:proofErr w:type="spellEnd"/>
-                                                                      <w:r>
-                                                                        <w:rPr>
-                                                                          <w:rFonts w:asciiTheme="majorHAnsi" w:hAnsiTheme="majorHAnsi" w:cstheme="majorHAnsi"/>
-                                                                          <w:i w:val="0"/>
-                                                                          <w:iCs/>
-                                                                          <w:sz w:val="24"/>
-                                                                          <w:szCs w:val="24"/>
-                                                                        </w:rPr>
-                                                                        <w:t xml:space="preserve"> для продажи спортивного </w:t>
-                                                                      </w:r>
-                                                                      <w:proofErr w:type="spellStart"/>
-                                                                      <w:r>
-                                                                        <w:rPr>
-                                                                          <w:rFonts w:asciiTheme="majorHAnsi" w:hAnsiTheme="majorHAnsi" w:cstheme="majorHAnsi"/>
-                                                                          <w:i w:val="0"/>
-                                                                          <w:iCs/>
-                                                                          <w:sz w:val="24"/>
-                                                                          <w:szCs w:val="24"/>
-                                                                        </w:rPr>
-                                                                        <w:t>инвентаря</w:t>
-                                                                      </w:r>
-                                                                      <w:proofErr w:type="spellEnd"/>
                                                                       <w:r>
                                                                         <w:rPr>
                                                                           <w:rFonts w:asciiTheme="majorHAnsi" w:hAnsiTheme="majorHAnsi" w:cstheme="majorHAnsi"/>
@@ -27725,7 +24770,6 @@
                                                     <w:sz w:val="18"/>
                                                   </w:rPr>
                                                 </w:pPr>
-                                                <w:proofErr w:type="spellStart"/>
                                                 <w:r>
                                                   <w:rPr>
                                                     <w:i w:val="0"/>
@@ -27734,7 +24778,6 @@
                                                   </w:rPr>
                                                   <w:t>Изм</w:t>
                                                 </w:r>
-                                                <w:proofErr w:type="spellEnd"/>
                                                 <w:r>
                                                   <w:rPr>
                                                     <w:sz w:val="18"/>
@@ -27791,7 +24834,6 @@
                                                       <w:lang w:val="ru-RU"/>
                                                     </w:rPr>
                                                   </w:pPr>
-                                                  <w:proofErr w:type="spellStart"/>
                                                   <w:r>
                                                     <w:rPr>
                                                       <w:i w:val="0"/>
@@ -27801,7 +24843,6 @@
                                                     </w:rPr>
                                                     <w:t>Кол.уч</w:t>
                                                   </w:r>
-                                                  <w:proofErr w:type="spellEnd"/>
                                                 </w:p>
                                               </w:txbxContent>
                                             </wps:txbx>
@@ -27868,25 +24909,7 @@
                                                           <w:sz w:val="16"/>
                                                           <w:szCs w:val="16"/>
                                                         </w:rPr>
-                                                        <w:t xml:space="preserve">№ </w:t>
-                                                      </w:r>
-                                                      <w:proofErr w:type="spellStart"/>
-                                                      <w:r>
-                                                        <w:rPr>
-                                                          <w:i w:val="0"/>
-                                                          <w:sz w:val="16"/>
-                                                          <w:szCs w:val="16"/>
-                                                        </w:rPr>
-                                                        <w:t>докум</w:t>
-                                                      </w:r>
-                                                      <w:proofErr w:type="spellEnd"/>
-                                                      <w:r>
-                                                        <w:rPr>
-                                                          <w:i w:val="0"/>
-                                                          <w:sz w:val="16"/>
-                                                          <w:szCs w:val="16"/>
-                                                        </w:rPr>
-                                                        <w:t>.</w:t>
+                                                        <w:t>№ докум.</w:t>
                                                       </w:r>
                                                     </w:p>
                                                   </w:txbxContent>
